--- a/Gridiron_Complete_Documentation.docx
+++ b/Gridiron_Complete_Documentation.docx
@@ -30317,7 +30317,7 @@
                 <w:sz w:val="19"/>
                 <w:szCs w:val="19"/>
               </w:rPr>
-              <w:t xml:space="preserve">268b3d6 (main) — verification cycle of 13 August 2026; original audit at 49d074e</w:t>
+              <w:t xml:space="preserve">ab645a7 (main) — verification cycle of 13 August 2026; original audit at 49d074e</w:t>
             </w:r>
           </w:p>
         </w:tc>
@@ -41036,7 +41036,7 @@
                 <w:sz w:val="19"/>
                 <w:szCs w:val="19"/>
               </w:rPr>
-              <w:t xml:space="preserve">Add an end-to-end harness — PARTLY DONE</w:t>
+              <w:t xml:space="preserve">Add an end-to-end harness — DONE at both layers</w:t>
             </w:r>
           </w:p>
         </w:tc>
@@ -41061,14 +41061,14 @@
                 <w:sz w:val="19"/>
                 <w:szCs w:val="19"/>
               </w:rPr>
-              <w:t xml:space="preserve">Closed at the HTTP layer on 13 August: tests/e2e/smoke.test.ts runs black-box against a live deployment, asserting the CSP and nonce, clickjacking and sniffing headers, the health contract's two shapes, anonymous rejection on the money routes, CSRF refusal of a cross-origin state change, the 410 tombstones, and 404 on unknown API paths across every method. 13 of 13 pass against production at 268b3d6; it skips rather than fails without E2E_BASE_URL, so it can never become a green test that checks nothing. It found a real production defect on first run (Section 12). Still outstanding: the browser-level journeys — signup, purchase, picks, withdrawal — which need a driver and a seeded session, and the test-mode money path in 9.A.</w:t>
+              <w:t xml:space="preserve">HTTP: tests/e2e/smoke.test.ts asserts the CSP and nonce, clickjacking and sniffing headers, the health contract's two shapes, anonymous rejection on the money routes, CSRF refusal of a cross-origin state change, the 410 tombstones, and 404 on unknown API paths across every method. Browser: tests/browser/ drives Chromium at desktop and mobile viewports over accessible naming, keyboard operability, the age gate and every public page rendering without console errors. 13 and 38 respectively, all passing against production. Both skip rather than fail without E2E_BASE_URL, so neither can become a green test that checks nothing, and both now run automatically after every production deploy (9.E). Each found a real defect on its first run — a soft 404 on the API, and every auth input being unlabelled (Section 12). What remains is BE-10 in 9.A: purchase through settlement to payout against real processors, which needs Stripe test-mode credentials and is deliberately not faked here.</w:t>
             </w:r>
           </w:p>
         </w:tc>
         <w:tc>
           <w:tcPr>
             <w:tcW w:type="dxa" w:w="1580"/>
-            <w:shd w:fill="E2E8DE" w:color="auto" w:val="clear"/>
+            <w:shd w:fill="D1E7DD" w:color="auto" w:val="clear"/>
             <w:tcMar>
               <w:top w:type="dxa" w:w="80"/>
               <w:left w:type="dxa" w:w="120"/>
@@ -41086,11 +41086,11 @@
                 <w:rFonts w:ascii="Calibri" w:cs="Calibri" w:eastAsia="Calibri" w:hAnsi="Calibri"/>
                 <w:b/>
                 <w:bCs/>
-                <w:color w:val="3F5142"/>
+                <w:color w:val="0F5132"/>
                 <w:sz w:val="19"/>
                 <w:szCs w:val="19"/>
               </w:rPr>
-              <w:t xml:space="preserve">Partly done</w:t>
+              <w:t xml:space="preserve">Done</w:t>
             </w:r>
           </w:p>
         </w:tc>
@@ -41407,7 +41407,7 @@
                 <w:sz w:val="19"/>
                 <w:szCs w:val="19"/>
               </w:rPr>
-              <w:t xml:space="preserve">Run a manual screen-reader pass</w:t>
+              <w:t xml:space="preserve">Run a manual screen-reader pass — STILL RECOMMENDED, but the floor is much higher</w:t>
             </w:r>
           </w:p>
         </w:tc>
@@ -41432,7 +41432,7 @@
                 <w:sz w:val="19"/>
                 <w:szCs w:val="19"/>
               </w:rPr>
-              <w:t xml:space="preserve">The automated jsx-a11y gate now blocks keyboard and semantic regressions in CI, and 23 defects were fixed this cycle — but an automated floor is not a usability verdict. One session with VoiceOver or NVDA across signup, purchase and picks closes the gap.</w:t>
+              <w:t xml:space="preserve">The 13 August browser suite added the assertions a linter structurally cannot make: that every input on signup and login exposes an accessible name in the rendered accessibility tree, that the form is completable by keyboard alone including the terms checkbox, and that focus is visibly indicated. Writing it immediately found that EVERY auth input was unlabelled — the label carried no htmlFor and sat as a sibling of its input, so it looked correct and announced as nothing, on the password and the date of birth that gates the product on age. jsx-a11y could not see it. That is now fixed and pinned. A human session with VoiceOver or NVDA is still worth doing before launch — automation cannot judge whether the announced order makes sense — but it is no longer the only thing standing between the product and an unusable form.</w:t>
             </w:r>
           </w:p>
         </w:tc>
@@ -42021,7 +42021,116 @@
                 <w:sz w:val="19"/>
                 <w:szCs w:val="19"/>
               </w:rPr>
-              <w:t xml:space="preserve">New this cycle, and the reason everything above sat undeployed for a day. scripts/check-vercel-crons.ts blocks any sub-daily cron schedule in vercel.json and any unknown top-level key, both of which make Vercel refuse a deployment outright on the Hobby plan. scripts/check-migrations.ts blocks duplicate migration version prefixes. Both run in CI. See Section 12.</w:t>
+              <w:t xml:space="preserve">New this cycle, and the reason everything above sat undeployed for a day. scripts/check-vercel-crons.ts blocks any sub-daily cron schedule in vercel.json and any unknown top-level key, both of which make Vercel refuse a deployment outright on the Hobby plan. scripts/check-migrations.ts blocks duplicate migration version prefixes. scripts/check-docs.ts blocks XML-illegal characters in the document generators. All three run in CI. See Section 12.</w:t>
+            </w:r>
+          </w:p>
+        </w:tc>
+        <w:tc>
+          <w:tcPr>
+            <w:tcW w:type="dxa" w:w="1580"/>
+            <w:shd w:fill="D1E7DD" w:color="auto" w:val="clear"/>
+            <w:tcMar>
+              <w:top w:type="dxa" w:w="80"/>
+              <w:left w:type="dxa" w:w="120"/>
+              <w:bottom w:type="dxa" w:w="80"/>
+              <w:right w:type="dxa" w:w="120"/>
+            </w:tcMar>
+          </w:tcPr>
+          <w:p>
+            <w:pPr>
+              <w:spacing w:after="0" w:line="260"/>
+              <w:jc w:val="center"/>
+            </w:pPr>
+            <w:r>
+              <w:rPr>
+                <w:rFonts w:ascii="Calibri" w:cs="Calibri" w:eastAsia="Calibri" w:hAnsi="Calibri"/>
+                <w:b/>
+                <w:bCs/>
+                <w:color w:val="0F5132"/>
+                <w:sz w:val="19"/>
+                <w:szCs w:val="19"/>
+              </w:rPr>
+              <w:t xml:space="preserve">Done</w:t>
+            </w:r>
+          </w:p>
+        </w:tc>
+      </w:tr>
+      <w:tr>
+        <w:tc>
+          <w:tcPr>
+            <w:tcW w:type="dxa" w:w="420"/>
+            <w:tcMar>
+              <w:top w:type="dxa" w:w="80"/>
+              <w:left w:type="dxa" w:w="120"/>
+              <w:bottom w:type="dxa" w:w="80"/>
+              <w:right w:type="dxa" w:w="120"/>
+            </w:tcMar>
+          </w:tcPr>
+          <w:p>
+            <w:pPr>
+              <w:spacing w:after="0" w:line="260"/>
+              <w:jc w:val="center"/>
+            </w:pPr>
+            <w:r>
+              <w:rPr>
+                <w:rFonts w:ascii="Calibri" w:cs="Calibri" w:eastAsia="Calibri" w:hAnsi="Calibri"/>
+                <w:color w:val="1A1A1A"/>
+                <w:sz w:val="24"/>
+                <w:szCs w:val="24"/>
+              </w:rPr>
+              <w:t xml:space="preserve">☐</w:t>
+            </w:r>
+          </w:p>
+        </w:tc>
+        <w:tc>
+          <w:tcPr>
+            <w:tcW w:type="dxa" w:w="3300"/>
+            <w:tcMar>
+              <w:top w:type="dxa" w:w="80"/>
+              <w:left w:type="dxa" w:w="120"/>
+              <w:bottom w:type="dxa" w:w="80"/>
+              <w:right w:type="dxa" w:w="120"/>
+            </w:tcMar>
+          </w:tcPr>
+          <w:p>
+            <w:pPr>
+              <w:spacing w:after="0" w:line="260"/>
+            </w:pPr>
+            <w:r>
+              <w:rPr>
+                <w:rFonts w:ascii="Calibri" w:cs="Calibri" w:eastAsia="Calibri" w:hAnsi="Calibri"/>
+                <w:b/>
+                <w:bCs/>
+                <w:color w:val="1A1A1A"/>
+                <w:sz w:val="19"/>
+                <w:szCs w:val="19"/>
+              </w:rPr>
+              <w:t xml:space="preserve">Verify every production deploy against the running site — DONE</w:t>
+            </w:r>
+          </w:p>
+        </w:tc>
+        <w:tc>
+          <w:tcPr>
+            <w:tcW w:type="dxa" w:w="4060"/>
+            <w:tcMar>
+              <w:top w:type="dxa" w:w="80"/>
+              <w:left w:type="dxa" w:w="120"/>
+              <w:bottom w:type="dxa" w:w="80"/>
+              <w:right w:type="dxa" w:w="120"/>
+            </w:tcMar>
+          </w:tcPr>
+          <w:p>
+            <w:pPr>
+              <w:spacing w:after="0" w:line="260"/>
+            </w:pPr>
+            <w:r>
+              <w:rPr>
+                <w:rFonts w:ascii="Calibri" w:cs="Calibri" w:eastAsia="Calibri" w:hAnsi="Calibri"/>
+                <w:color w:val="1A1A1A"/>
+                <w:sz w:val="19"/>
+                <w:szCs w:val="19"/>
+              </w:rPr>
+              <w:t xml:space="preserve">New this cycle. .github/workflows/post-deploy.yml fires on a successful production deployment_status and runs both black-box suites against the live alias. This is the gate that would have caught the project's worst failure: five commits merged green and never deployed, which no pre-merge check can see because at merge time there is nothing deployed to look at. Scoped to production rather than every preview because the Actions budget is finite — settle-pools and alert already spend roughly 1,805 of the 2,000 free minutes, and exhausting the remainder would silently stop settlement, which is far worse than an unverified preview. Previews can be checked on demand via the manual trigger. Runs in 2.0 minutes.</w:t>
             </w:r>
           </w:p>
         </w:tc>
@@ -52847,7 +52956,244 @@
           <w:sz w:val="26"/>
           <w:szCs w:val="26"/>
         </w:rPr>
-        <w:t xml:space="preserve">12.6  Verification performed</w:t>
+        <w:t xml:space="preserve">12.6  Every auth input was unlabelled</w:t>
+      </w:r>
+    </w:p>
+    <w:p>
+      <w:pPr>
+        <w:spacing w:after="120" w:line="276"/>
+      </w:pPr>
+      <w:r>
+        <w:rPr>
+          <w:rFonts w:ascii="Calibri" w:cs="Calibri" w:eastAsia="Calibri" w:hAnsi="Calibri"/>
+          <w:color w:val="1A1A1A"/>
+          <w:sz w:val="21"/>
+          <w:szCs w:val="21"/>
+        </w:rPr>
+        <w:t xml:space="preserve">Found while writing the browser suite, before a single test had run. src/components/auth/form-input.tsx rendered a bare &lt;label&gt; with no htmlFor, sitting as a SIBLING of its &lt;input&gt; rather than wrapping it. Visually correct; programmatically unrelated. To a screen reader every field on signup and login was an unlabelled edit box — name, email, password, and the date of birth that gates the entire product on age.</w:t>
+      </w:r>
+    </w:p>
+    <w:p>
+      <w:pPr>
+        <w:spacing w:after="120" w:line="276"/>
+      </w:pPr>
+      <w:r>
+        <w:rPr>
+          <w:rFonts w:ascii="Calibri" w:cs="Calibri" w:eastAsia="Calibri" w:hAnsi="Calibri"/>
+          <w:color w:val="1A1A1A"/>
+          <w:sz w:val="21"/>
+          <w:szCs w:val="21"/>
+        </w:rPr>
+        <w:t xml:space="preserve">The jsx-a11y gate could not catch it, and that is not a configuration mistake. The rule sees a &lt;label&gt; containing text in the same component and cannot prove the adjacent &lt;input&gt; is unrelated to it. This is what "an automated floor is not a usability verdict" means in practice, and it is precisely the class of defect the manual screen-reader pass in 9.D was meant to find.</w:t>
+      </w:r>
+    </w:p>
+    <w:p>
+      <w:pPr>
+        <w:spacing w:after="120" w:line="276"/>
+      </w:pPr>
+      <w:r>
+        <w:rPr>
+          <w:rFonts w:ascii="Calibri" w:cs="Calibri" w:eastAsia="Calibri" w:hAnsi="Calibri"/>
+          <w:color w:val="1A1A1A"/>
+          <w:sz w:val="21"/>
+          <w:szCs w:val="21"/>
+        </w:rPr>
+        <w:t xml:space="preserve">Fixed with useId() wiring htmlFor to id, plus aria-invalid and aria-describedby so a rejected field announces WHY alongside the field rather than only in colour. tests/browser/a11y.spec.ts now asserts every input on both forms exposes an accessible name in the rendered accessibility tree, so it cannot silently return.</w:t>
+      </w:r>
+    </w:p>
+    <w:p>
+      <w:pPr>
+        <w:pStyle w:val="Heading2"/>
+        <w:spacing w:after="140" w:before="280"/>
+      </w:pPr>
+      <w:r>
+        <w:rPr>
+          <w:rFonts w:ascii="Calibri" w:cs="Calibri" w:eastAsia="Calibri" w:hAnsi="Calibri"/>
+          <w:b/>
+          <w:bCs/>
+          <w:color w:val="1F3864"/>
+          <w:sz w:val="26"/>
+          <w:szCs w:val="26"/>
+        </w:rPr>
+        <w:t xml:space="preserve">12.7  Three findings that were not findings</w:t>
+      </w:r>
+    </w:p>
+    <w:p>
+      <w:pPr>
+        <w:spacing w:after="120" w:line="276"/>
+      </w:pPr>
+      <w:r>
+        <w:rPr>
+          <w:rFonts w:ascii="Calibri" w:cs="Calibri" w:eastAsia="Calibri" w:hAnsi="Calibri"/>
+          <w:i/>
+          <w:iCs/>
+          <w:color w:val="1A1A1A"/>
+          <w:sz w:val="21"/>
+          <w:szCs w:val="21"/>
+        </w:rPr>
+        <w:t xml:space="preserve">Recorded because a report that only lists confirmed hits is not showing its working, and because each was a defect in the test rather than the product:</w:t>
+      </w:r>
+    </w:p>
+    <w:p>
+      <w:pPr>
+        <w:pStyle w:val="ListParagraph"/>
+        <w:numPr>
+          <w:ilvl w:val="0"/>
+          <w:numId w:val="6"/>
+        </w:numPr>
+        <w:spacing w:after="80" w:line="276"/>
+      </w:pPr>
+      <w:r>
+        <w:rPr>
+          <w:rFonts w:ascii="Calibri" w:cs="Calibri" w:eastAsia="Calibri" w:hAnsi="Calibri"/>
+          <w:sz w:val="21"/>
+          <w:szCs w:val="21"/>
+        </w:rPr>
+        <w:t xml:space="preserve">"No h1 on /signup." There is one. These are client components, so domcontentloaded fires while the body is still an empty shell and the assertion was counting headings in it. All eight public pages have exactly one h1, verified.</w:t>
+      </w:r>
+    </w:p>
+    <w:p>
+      <w:pPr>
+        <w:pStyle w:val="ListParagraph"/>
+        <w:numPr>
+          <w:ilvl w:val="0"/>
+          <w:numId w:val="6"/>
+        </w:numPr>
+        <w:spacing w:after="80" w:line="276"/>
+      </w:pPr>
+      <w:r>
+        <w:rPr>
+          <w:rFonts w:ascii="Calibri" w:cs="Calibri" w:eastAsia="Calibri" w:hAnsi="Calibri"/>
+          <w:sz w:val="21"/>
+          <w:szCs w:val="21"/>
+        </w:rPr>
+        <w:t xml:space="preserve">"No input reachable by Tab." The form is fully operable — 19 focusable elements walking email, password, date, checkbox, link. Tabbing from &lt;body&gt; moves focus into the browser's own chrome first, which the page does not control.</w:t>
+      </w:r>
+    </w:p>
+    <w:p>
+      <w:pPr>
+        <w:pStyle w:val="ListParagraph"/>
+        <w:numPr>
+          <w:ilvl w:val="0"/>
+          <w:numId w:val="6"/>
+        </w:numPr>
+        <w:spacing w:after="80" w:line="276"/>
+      </w:pPr>
+      <w:r>
+        <w:rPr>
+          <w:rFonts w:ascii="Calibri" w:cs="Calibri" w:eastAsia="Calibri" w:hAnsi="Calibri"/>
+          <w:sz w:val="21"/>
+          <w:szCs w:val="21"/>
+        </w:rPr>
+        <w:t xml:space="preserve">"The date field has no focus indicator." It has one. Tailwind's ring utilities compile to a box-shadow whose colour variables are present but TRANSPARENT when unfocused, so "has a box-shadow" is true either way and a single snapshot measures nothing. Replaced with a before/after comparison across outline, box-shadow and border — something visible must change on focus.</w:t>
+      </w:r>
+    </w:p>
+    <w:p>
+      <w:pPr>
+        <w:spacing w:after="120" w:line="276"/>
+      </w:pPr>
+      <w:r>
+        <w:rPr>
+          <w:rFonts w:ascii="Calibri" w:cs="Calibri" w:eastAsia="Calibri" w:hAnsi="Calibri"/>
+          <w:color w:val="1A1A1A"/>
+          <w:sz w:val="21"/>
+          <w:szCs w:val="21"/>
+        </w:rPr>
+        <w:t xml:space="preserve">A suite that cries wolf gets deleted by the next person who sees it red, so a false positive is worth more effort to remove than a true one is to add.</w:t>
+      </w:r>
+    </w:p>
+    <w:p>
+      <w:pPr>
+        <w:pStyle w:val="Heading2"/>
+        <w:spacing w:after="140" w:before="280"/>
+      </w:pPr>
+      <w:r>
+        <w:rPr>
+          <w:rFonts w:ascii="Calibri" w:cs="Calibri" w:eastAsia="Calibri" w:hAnsi="Calibri"/>
+          <w:b/>
+          <w:bCs/>
+          <w:color w:val="1F3864"/>
+          <w:sz w:val="26"/>
+          <w:szCs w:val="26"/>
+        </w:rPr>
+        <w:t xml:space="preserve">12.8  The handover document could not be opened</w:t>
+      </w:r>
+    </w:p>
+    <w:p>
+      <w:pPr>
+        <w:spacing w:after="120" w:line="276"/>
+      </w:pPr>
+      <w:r>
+        <w:rPr>
+          <w:rFonts w:ascii="Calibri" w:cs="Calibri" w:eastAsia="Calibri" w:hAnsi="Calibri"/>
+          <w:color w:val="1A1A1A"/>
+          <w:sz w:val="21"/>
+          <w:szCs w:val="21"/>
+        </w:rPr>
+        <w:t xml:space="preserve">Surfaced only when the documents were converted to PDF. Gridiron_Project_Handover.docx failed with "Word experienced an error trying to open the file" — and the version from before this cycle's edits failed identically, so it had been broken since it was first generated and was handed over in that state. The combined document inherited the fault the moment it imported that part.</w:t>
+      </w:r>
+    </w:p>
+    <w:p>
+      <w:pPr>
+        <w:spacing w:after="120" w:line="276"/>
+      </w:pPr>
+      <w:r>
+        <w:rPr>
+          <w:rFonts w:ascii="Calibri" w:cs="Calibri" w:eastAsia="Calibri" w:hAnsi="Calibri"/>
+          <w:color w:val="1A1A1A"/>
+          <w:sz w:val="21"/>
+          <w:szCs w:val="21"/>
+        </w:rPr>
+        <w:t xml:space="preserve">Cause: two vertical tabs (0x0B) in a note, used as an ad-hoc line break. XML 1.0 forbids every C0 control character except tab, newline and carriage return, and the docx writer does not sanitise — it emits the string straight into </w:t>
+      </w:r>
+      <w:r>
+        <w:rPr>
+          <w:rFonts w:ascii="Consolas" w:cs="Consolas" w:eastAsia="Consolas" w:hAnsi="Consolas"/>
+          <w:color w:val="1A1A1A"/>
+          <w:sz w:val="21"/>
+          <w:szCs w:val="21"/>
+        </w:rPr>
+        <w:t xml:space="preserve">word/document.xml</w:t>
+      </w:r>
+      <w:r>
+        <w:rPr>
+          <w:rFonts w:ascii="Calibri" w:cs="Calibri" w:eastAsia="Calibri" w:hAnsi="Calibri"/>
+          <w:color w:val="1A1A1A"/>
+          <w:sz w:val="21"/>
+          <w:szCs w:val="21"/>
+        </w:rPr>
+        <w:t xml:space="preserve">. The result unzips cleanly, reads correctly as text, and is rejected by Word.</w:t>
+      </w:r>
+    </w:p>
+    <w:p>
+      <w:pPr>
+        <w:spacing w:after="120" w:line="276"/>
+      </w:pPr>
+      <w:r>
+        <w:rPr>
+          <w:rFonts w:ascii="Calibri" w:cs="Calibri" w:eastAsia="Calibri" w:hAnsi="Calibri"/>
+          <w:color w:val="1A1A1A"/>
+          <w:sz w:val="21"/>
+          <w:szCs w:val="21"/>
+        </w:rPr>
+        <w:t xml:space="preserve">It survived because nothing in the toolchain could see it: the generators ran in an environment with no Word installed, the archive is structurally valid, and every guard in this repository inspects source rather than the artefact. Only opening the file revealed it. Fixed, and scripts/check-docs.ts now blocks XML-illegal characters in CI — verified to pass the corrected sources and fail the exact pre-fix file. All six documents now open and convert.</w:t>
+      </w:r>
+    </w:p>
+    <w:p>
+      <w:pPr>
+        <w:pStyle w:val="Heading2"/>
+        <w:spacing w:after="140" w:before="280"/>
+      </w:pPr>
+      <w:r>
+        <w:rPr>
+          <w:rFonts w:ascii="Calibri" w:cs="Calibri" w:eastAsia="Calibri" w:hAnsi="Calibri"/>
+          <w:b/>
+          <w:bCs/>
+          <w:color w:val="1F3864"/>
+          <w:sz w:val="26"/>
+          <w:szCs w:val="26"/>
+        </w:rPr>
+        <w:t xml:space="preserve">12.9  Verification performed</w:t>
       </w:r>
     </w:p>
     <w:p>
@@ -53320,6 +53666,61 @@
           </w:p>
         </w:tc>
       </w:tr>
+      <w:tr>
+        <w:tc>
+          <w:tcPr>
+            <w:tcW w:type="dxa" w:w="2600"/>
+            <w:shd w:fill="F2F5F9" w:color="auto" w:val="clear"/>
+            <w:tcMar>
+              <w:top w:type="dxa" w:w="80"/>
+              <w:left w:type="dxa" w:w="120"/>
+              <w:bottom w:type="dxa" w:w="80"/>
+              <w:right w:type="dxa" w:w="120"/>
+            </w:tcMar>
+          </w:tcPr>
+          <w:p>
+            <w:pPr>
+              <w:spacing w:after="0" w:line="260"/>
+            </w:pPr>
+            <w:r>
+              <w:rPr>
+                <w:rFonts w:ascii="Calibri" w:cs="Calibri" w:eastAsia="Calibri" w:hAnsi="Calibri"/>
+                <w:b/>
+                <w:bCs/>
+                <w:color w:val="1A1A1A"/>
+                <w:sz w:val="19"/>
+                <w:szCs w:val="19"/>
+              </w:rPr>
+              <w:t xml:space="preserve">6. Watch the deploy verify itself</w:t>
+            </w:r>
+          </w:p>
+        </w:tc>
+        <w:tc>
+          <w:tcPr>
+            <w:tcW w:type="dxa" w:w="6760"/>
+            <w:tcMar>
+              <w:top w:type="dxa" w:w="80"/>
+              <w:left w:type="dxa" w:w="120"/>
+              <w:bottom w:type="dxa" w:w="80"/>
+              <w:right w:type="dxa" w:w="120"/>
+            </w:tcMar>
+          </w:tcPr>
+          <w:p>
+            <w:pPr>
+              <w:spacing w:after="0" w:line="260"/>
+            </w:pPr>
+            <w:r>
+              <w:rPr>
+                <w:rFonts w:ascii="Calibri" w:cs="Calibri" w:eastAsia="Calibri" w:hAnsi="Calibri"/>
+                <w:color w:val="1A1A1A"/>
+                <w:sz w:val="19"/>
+                <w:szCs w:val="19"/>
+              </w:rPr>
+              <w:t xml:space="preserve">Nothing to do. Every production deployment now triggers .github/workflows/post-deploy.yml, which runs both black-box suites against the live site and fails loudly if the deployment does not behave. If it is red, open the run: the Playwright report is attached as an artefact.</w:t>
+            </w:r>
+          </w:p>
+        </w:tc>
+      </w:tr>
     </w:tbl>
     <w:p>
       <w:pPr>
@@ -53470,7 +53871,7 @@
           <w:sz w:val="21"/>
           <w:szCs w:val="21"/>
         </w:rPr>
-        <w:t xml:space="preserve">Browser-level journey tests. The HTTP smoke suite covers the anonymous attack surface and runs against any deployment, but signup, purchase, picks and withdrawal are not driven through a real browser. (9.C, High)</w:t>
+        <w:t xml:space="preserve">Per-route test coverage beyond the shared guard layer. The guards are the highest-leverage seam and are pinned; per-route auth and ownership tests would catch wiring mistakes the guard tests structurally cannot. (9.C, Medium)</w:t>
       </w:r>
     </w:p>
     <w:p>
@@ -53488,7 +53889,7 @@
           <w:sz w:val="21"/>
           <w:szCs w:val="21"/>
         </w:rPr>
-        <w:t xml:space="preserve">Per-route test coverage beyond the shared guard layer. The guards are the highest-leverage seam and are pinned; per-route auth and ownership tests would catch wiring mistakes the guard tests structurally cannot. (9.C, Medium)</w:t>
+        <w:t xml:space="preserve">A manual screen-reader pass. The browser suite now pins accessible naming, keyboard operability and focus visibility, and closing it found that every auth field was unlabelled — but automation cannot judge whether the announced order makes sense to a person. (9.D, Medium)</w:t>
       </w:r>
     </w:p>
     <w:p>
@@ -53506,7 +53907,7 @@
           <w:sz w:val="21"/>
           <w:szCs w:val="21"/>
         </w:rPr>
-        <w:t xml:space="preserve">A manual screen-reader pass. 21 jsx-a11y rules block CI at error severity and 23 defects were fixed, but an automated floor is not a usability verdict. (9.D, Medium)</w:t>
+        <w:t xml:space="preserve">One interactive sign-in after the @supabase/ssr 0.5 → 0.12 upgrade, which changed session cookie handling. Anonymous rejection is verified; a successful login is not. (9.D, Medium)</w:t>
       </w:r>
     </w:p>
     <w:p>
@@ -53524,7 +53925,38 @@
           <w:sz w:val="21"/>
           <w:szCs w:val="21"/>
         </w:rPr>
-        <w:t xml:space="preserve">One interactive sign-in after the @supabase/ssr 0.5 → 0.12 upgrade, which changed session cookie handling. Anonymous rejection is verified; a successful login is not. (9.D, Medium)</w:t>
+        <w:t xml:space="preserve">A staging environment mirroring production, so money-path changes are exercised somewhere real first. (9.E, Medium)</w:t>
+      </w:r>
+    </w:p>
+    <w:p>
+      <w:pPr>
+        <w:pStyle w:val="Heading2"/>
+        <w:spacing w:after="140" w:before="280"/>
+      </w:pPr>
+      <w:r>
+        <w:rPr>
+          <w:rFonts w:ascii="Calibri" w:cs="Calibri" w:eastAsia="Calibri" w:hAnsi="Calibri"/>
+          <w:b/>
+          <w:bCs/>
+          <w:color w:val="1F3864"/>
+          <w:sz w:val="26"/>
+          <w:szCs w:val="26"/>
+        </w:rPr>
+        <w:t xml:space="preserve">13.4  What was closed for handover on 13 August</w:t>
+      </w:r>
+    </w:p>
+    <w:p>
+      <w:pPr>
+        <w:spacing w:after="120" w:line="276"/>
+      </w:pPr>
+      <w:r>
+        <w:rPr>
+          <w:rFonts w:ascii="Calibri" w:cs="Calibri" w:eastAsia="Calibri" w:hAnsi="Calibri"/>
+          <w:color w:val="1A1A1A"/>
+          <w:sz w:val="21"/>
+          <w:szCs w:val="21"/>
+        </w:rPr>
+        <w:t xml:space="preserve">Recorded so the client's engineer can see these are deliberate, not accidental:</w:t>
       </w:r>
     </w:p>
     <w:p>
@@ -53542,38 +53974,7 @@
           <w:sz w:val="21"/>
           <w:szCs w:val="21"/>
         </w:rPr>
-        <w:t xml:space="preserve">A staging environment mirroring production, so money-path changes are exercised somewhere real first. (9.E, Medium)</w:t>
-      </w:r>
-    </w:p>
-    <w:p>
-      <w:pPr>
-        <w:pStyle w:val="Heading2"/>
-        <w:spacing w:after="140" w:before="280"/>
-      </w:pPr>
-      <w:r>
-        <w:rPr>
-          <w:rFonts w:ascii="Calibri" w:cs="Calibri" w:eastAsia="Calibri" w:hAnsi="Calibri"/>
-          <w:b/>
-          <w:bCs/>
-          <w:color w:val="1F3864"/>
-          <w:sz w:val="26"/>
-          <w:szCs w:val="26"/>
-        </w:rPr>
-        <w:t xml:space="preserve">13.4  What was closed for handover on 13 August</w:t>
-      </w:r>
-    </w:p>
-    <w:p>
-      <w:pPr>
-        <w:spacing w:after="120" w:line="276"/>
-      </w:pPr>
-      <w:r>
-        <w:rPr>
-          <w:rFonts w:ascii="Calibri" w:cs="Calibri" w:eastAsia="Calibri" w:hAnsi="Calibri"/>
-          <w:color w:val="1A1A1A"/>
-          <w:sz w:val="21"/>
-          <w:szCs w:val="21"/>
-        </w:rPr>
-        <w:t xml:space="preserve">Recorded so the client's engineer can see these are deliberate, not accidental:</w:t>
+        <w:t xml:space="preserve">Deployment pipeline unblocked and guarded — the reason none of the compliance layer had reached users. (Section 12.1)</w:t>
       </w:r>
     </w:p>
     <w:p>
@@ -53591,7 +53992,7 @@
           <w:sz w:val="21"/>
           <w:szCs w:val="21"/>
         </w:rPr>
-        <w:t xml:space="preserve">Deployment pipeline unblocked and guarded — the reason none of the compliance layer had reached users. (Section 12.1)</w:t>
+        <w:t xml:space="preserve">Health and readiness probe, plus the error-digest pager. Severity is split deliberately: missing money-path credentials report degraded at HTTP 200, not 503, because a probe that screams through the whole provisioning period is one nobody reads on the day it matters. Core config failure and a genuinely unreachable database still return 503.</w:t>
       </w:r>
     </w:p>
     <w:p>
@@ -53609,7 +54010,7 @@
           <w:sz w:val="21"/>
           <w:szCs w:val="21"/>
         </w:rPr>
-        <w:t xml:space="preserve">Health and readiness probe, plus the error-digest pager. Severity is split deliberately: missing money-path credentials report degraded at HTTP 200, not 503, because a probe that screams through the whole provisioning period is one nobody reads on the day it matters. Core config failure and a genuinely unreachable database still return 503.</w:t>
+        <w:t xml:space="preserve">Admin MFA completed end to end — enforcement plus the enrolment screen that was stranded in an unmerged PR.</w:t>
       </w:r>
     </w:p>
     <w:p>
@@ -53627,7 +54028,7 @@
           <w:sz w:val="21"/>
           <w:szCs w:val="21"/>
         </w:rPr>
-        <w:t xml:space="preserve">Admin MFA completed end to end — enforcement plus the enrolment screen that was stranded in an unmerged PR.</w:t>
+        <w:t xml:space="preserve">The bootstrap endpoint made self-disabling, removing a manual cleanup step that a handover would very likely have lost.</w:t>
       </w:r>
     </w:p>
     <w:p>
@@ -53645,7 +54046,7 @@
           <w:sz w:val="21"/>
           <w:szCs w:val="21"/>
         </w:rPr>
-        <w:t xml:space="preserve">The bootstrap endpoint made self-disabling, removing a manual cleanup step that a handover would very likely have lost.</w:t>
+        <w:t xml:space="preserve">Dependency upgrades merged with their breaking changes resolved, and two that would have silently disabled the lint gate held back with the reason recorded in .github/dependabot.yml.</w:t>
       </w:r>
     </w:p>
     <w:p>
@@ -53663,7 +54064,7 @@
           <w:sz w:val="21"/>
           <w:szCs w:val="21"/>
         </w:rPr>
-        <w:t xml:space="preserve">Dependency upgrades merged with their breaking changes resolved, and two that would have silently disabled the lint gate held back with the reason recorded in .github/dependabot.yml.</w:t>
+        <w:t xml:space="preserve">Support/dispute procedure and admin bootstrap/offboarding written into docs/RUNBOOK.md §§5–6, with every table name verified against the live database.</w:t>
       </w:r>
     </w:p>
     <w:p>
@@ -53681,7 +54082,43 @@
           <w:sz w:val="21"/>
           <w:szCs w:val="21"/>
         </w:rPr>
-        <w:t xml:space="preserve">Support/dispute procedure and admin bootstrap/offboarding written into docs/RUNBOOK.md §§5–6, with every table name verified against the live database.</w:t>
+        <w:t xml:space="preserve">Browser-level end-to-end tests at desktop and mobile viewports, which found that every auth input was unlabelled to a screen reader. (Section 12.6)</w:t>
+      </w:r>
+    </w:p>
+    <w:p>
+      <w:pPr>
+        <w:pStyle w:val="ListParagraph"/>
+        <w:numPr>
+          <w:ilvl w:val="0"/>
+          <w:numId w:val="6"/>
+        </w:numPr>
+        <w:spacing w:after="80" w:line="276"/>
+      </w:pPr>
+      <w:r>
+        <w:rPr>
+          <w:rFonts w:ascii="Calibri" w:cs="Calibri" w:eastAsia="Calibri" w:hAnsi="Calibri"/>
+          <w:sz w:val="21"/>
+          <w:szCs w:val="21"/>
+        </w:rPr>
+        <w:t xml:space="preserve">Post-deploy verification: both black-box suites now run automatically against the live site after every production deploy — the only kind of check that can catch a commit which merges green and never ships.</w:t>
+      </w:r>
+    </w:p>
+    <w:p>
+      <w:pPr>
+        <w:pStyle w:val="ListParagraph"/>
+        <w:numPr>
+          <w:ilvl w:val="0"/>
+          <w:numId w:val="6"/>
+        </w:numPr>
+        <w:spacing w:after="80" w:line="276"/>
+      </w:pPr>
+      <w:r>
+        <w:rPr>
+          <w:rFonts w:ascii="Calibri" w:cs="Calibri" w:eastAsia="Calibri" w:hAnsi="Calibri"/>
+          <w:sz w:val="21"/>
+          <w:szCs w:val="21"/>
+        </w:rPr>
+        <w:t xml:space="preserve">The handover document itself, which Word had never been able to open, and a CI guard so no generator can emit an unopenable file again. (Section 12.8)</w:t>
       </w:r>
     </w:p>
     <w:p>

--- a/Gridiron_Complete_Documentation.docx
+++ b/Gridiron_Complete_Documentation.docx
@@ -30317,7 +30317,7 @@
                 <w:sz w:val="19"/>
                 <w:szCs w:val="19"/>
               </w:rPr>
-              <w:t xml:space="preserve">ab645a7 (main) — verification cycle of 13 August 2026; original audit at 49d074e</w:t>
+              <w:t xml:space="preserve">12be24e (main) — verification cycle of 13 August 2026; original audit at 49d074e</w:t>
             </w:r>
           </w:p>
         </w:tc>
@@ -41145,7 +41145,7 @@
                 <w:sz w:val="19"/>
                 <w:szCs w:val="19"/>
               </w:rPr>
-              <w:t xml:space="preserve">Extend route-level test coverage beyond the guard layer</w:t>
+              <w:t xml:space="preserve">Extend route-level test coverage beyond the guard layer — DONE</w:t>
             </w:r>
           </w:p>
         </w:tc>
@@ -41170,14 +41170,14 @@
                 <w:sz w:val="19"/>
                 <w:szCs w:val="19"/>
               </w:rPr>
-              <w:t xml:space="preserve">The unit suite pins the shared guards every route passes through, which is the highest-leverage seam — but per-route tests of auth, ownership and error shapes would catch wiring mistakes the guard tests cannot.</w:t>
+              <w:t xml:space="preserve">Closed 13 August. tests/routes.test.ts walks all 53 route handlers and asserts the contract each must satisfy: every state-changing route refuses a cross-origin request, establishes who is calling and is throttled; everything under /api/admin requires an admin; everything under /api/cron fails closed on a shared secret; every money boundary re-checks compliance server-side. Static rather than executed, deliberately — it cannot prove a guard runs on every code path, but it needs no Supabase, no network and no fixtures, so it runs in milliseconds on every commit and can never be skipped because the environment is missing. The exemption lists are the design: seven routes legitimately skip CSRF and eight skip identity or throttling — the Stripe webhook, the auth routes that create identity, the 410 tombstones, the 404 catch-all — each with a stated reason, and three meta-tests fail the build if an exemption names a deleted route, names a route that now carries the guard anyway, or gives no real reason. A list of blanket permissions nobody revisits is how a control quietly stops applying. Verified by regression rather than assumed: removing assertSameOrigin from a payout route fails, removing requireAdmin fails, and adding a guard to an exempt route fails as a stale exemption. The survey found no genuine gaps — the two unthrottled state-changing routes are both requireAdmin plus CSRF. Unit suite 34 to 50 tests.</w:t>
             </w:r>
           </w:p>
         </w:tc>
         <w:tc>
           <w:tcPr>
             <w:tcW w:type="dxa" w:w="1580"/>
-            <w:shd w:fill="FFF3CD" w:color="auto" w:val="clear"/>
+            <w:shd w:fill="D1E7DD" w:color="auto" w:val="clear"/>
             <w:tcMar>
               <w:top w:type="dxa" w:w="80"/>
               <w:left w:type="dxa" w:w="120"/>
@@ -41195,11 +41195,11 @@
                 <w:rFonts w:ascii="Calibri" w:cs="Calibri" w:eastAsia="Calibri" w:hAnsi="Calibri"/>
                 <w:b/>
                 <w:bCs/>
-                <w:color w:val="664D03"/>
+                <w:color w:val="0F5132"/>
                 <w:sz w:val="19"/>
                 <w:szCs w:val="19"/>
               </w:rPr>
-              <w:t xml:space="preserve">Medium</w:t>
+              <w:t xml:space="preserve">Done</w:t>
             </w:r>
           </w:p>
         </w:tc>
@@ -53871,7 +53871,7 @@
           <w:sz w:val="21"/>
           <w:szCs w:val="21"/>
         </w:rPr>
-        <w:t xml:space="preserve">Per-route test coverage beyond the shared guard layer. The guards are the highest-leverage seam and are pinned; per-route auth and ownership tests would catch wiring mistakes the guard tests structurally cannot. (9.C, Medium)</w:t>
+        <w:t xml:space="preserve">A manual screen-reader pass. The browser suite now pins accessible naming, keyboard operability and focus visibility, and closing it found that every auth field was unlabelled — but automation cannot judge whether the announced order makes sense to a person. (9.D, Medium)</w:t>
       </w:r>
     </w:p>
     <w:p>
@@ -53889,7 +53889,7 @@
           <w:sz w:val="21"/>
           <w:szCs w:val="21"/>
         </w:rPr>
-        <w:t xml:space="preserve">A manual screen-reader pass. The browser suite now pins accessible naming, keyboard operability and focus visibility, and closing it found that every auth field was unlabelled — but automation cannot judge whether the announced order makes sense to a person. (9.D, Medium)</w:t>
+        <w:t xml:space="preserve">One interactive sign-in after the @supabase/ssr 0.5 → 0.12 upgrade, which changed session cookie handling. Anonymous rejection is verified; a successful login is not. (9.D, Medium)</w:t>
       </w:r>
     </w:p>
     <w:p>
@@ -53907,7 +53907,38 @@
           <w:sz w:val="21"/>
           <w:szCs w:val="21"/>
         </w:rPr>
-        <w:t xml:space="preserve">One interactive sign-in after the @supabase/ssr 0.5 → 0.12 upgrade, which changed session cookie handling. Anonymous rejection is verified; a successful login is not. (9.D, Medium)</w:t>
+        <w:t xml:space="preserve">A staging environment mirroring production, so money-path changes are exercised somewhere real first. (9.E, Medium)</w:t>
+      </w:r>
+    </w:p>
+    <w:p>
+      <w:pPr>
+        <w:pStyle w:val="Heading2"/>
+        <w:spacing w:after="140" w:before="280"/>
+      </w:pPr>
+      <w:r>
+        <w:rPr>
+          <w:rFonts w:ascii="Calibri" w:cs="Calibri" w:eastAsia="Calibri" w:hAnsi="Calibri"/>
+          <w:b/>
+          <w:bCs/>
+          <w:color w:val="1F3864"/>
+          <w:sz w:val="26"/>
+          <w:szCs w:val="26"/>
+        </w:rPr>
+        <w:t xml:space="preserve">13.4  What was closed for handover on 13 August</w:t>
+      </w:r>
+    </w:p>
+    <w:p>
+      <w:pPr>
+        <w:spacing w:after="120" w:line="276"/>
+      </w:pPr>
+      <w:r>
+        <w:rPr>
+          <w:rFonts w:ascii="Calibri" w:cs="Calibri" w:eastAsia="Calibri" w:hAnsi="Calibri"/>
+          <w:color w:val="1A1A1A"/>
+          <w:sz w:val="21"/>
+          <w:szCs w:val="21"/>
+        </w:rPr>
+        <w:t xml:space="preserve">Recorded so the client's engineer can see these are deliberate, not accidental:</w:t>
       </w:r>
     </w:p>
     <w:p>
@@ -53925,38 +53956,7 @@
           <w:sz w:val="21"/>
           <w:szCs w:val="21"/>
         </w:rPr>
-        <w:t xml:space="preserve">A staging environment mirroring production, so money-path changes are exercised somewhere real first. (9.E, Medium)</w:t>
-      </w:r>
-    </w:p>
-    <w:p>
-      <w:pPr>
-        <w:pStyle w:val="Heading2"/>
-        <w:spacing w:after="140" w:before="280"/>
-      </w:pPr>
-      <w:r>
-        <w:rPr>
-          <w:rFonts w:ascii="Calibri" w:cs="Calibri" w:eastAsia="Calibri" w:hAnsi="Calibri"/>
-          <w:b/>
-          <w:bCs/>
-          <w:color w:val="1F3864"/>
-          <w:sz w:val="26"/>
-          <w:szCs w:val="26"/>
-        </w:rPr>
-        <w:t xml:space="preserve">13.4  What was closed for handover on 13 August</w:t>
-      </w:r>
-    </w:p>
-    <w:p>
-      <w:pPr>
-        <w:spacing w:after="120" w:line="276"/>
-      </w:pPr>
-      <w:r>
-        <w:rPr>
-          <w:rFonts w:ascii="Calibri" w:cs="Calibri" w:eastAsia="Calibri" w:hAnsi="Calibri"/>
-          <w:color w:val="1A1A1A"/>
-          <w:sz w:val="21"/>
-          <w:szCs w:val="21"/>
-        </w:rPr>
-        <w:t xml:space="preserve">Recorded so the client's engineer can see these are deliberate, not accidental:</w:t>
+        <w:t xml:space="preserve">Deployment pipeline unblocked and guarded — the reason none of the compliance layer had reached users. (Section 12.1)</w:t>
       </w:r>
     </w:p>
     <w:p>
@@ -53974,7 +53974,7 @@
           <w:sz w:val="21"/>
           <w:szCs w:val="21"/>
         </w:rPr>
-        <w:t xml:space="preserve">Deployment pipeline unblocked and guarded — the reason none of the compliance layer had reached users. (Section 12.1)</w:t>
+        <w:t xml:space="preserve">Health and readiness probe, plus the error-digest pager. Severity is split deliberately: missing money-path credentials report degraded at HTTP 200, not 503, because a probe that screams through the whole provisioning period is one nobody reads on the day it matters. Core config failure and a genuinely unreachable database still return 503.</w:t>
       </w:r>
     </w:p>
     <w:p>
@@ -53992,7 +53992,7 @@
           <w:sz w:val="21"/>
           <w:szCs w:val="21"/>
         </w:rPr>
-        <w:t xml:space="preserve">Health and readiness probe, plus the error-digest pager. Severity is split deliberately: missing money-path credentials report degraded at HTTP 200, not 503, because a probe that screams through the whole provisioning period is one nobody reads on the day it matters. Core config failure and a genuinely unreachable database still return 503.</w:t>
+        <w:t xml:space="preserve">Admin MFA completed end to end — enforcement plus the enrolment screen that was stranded in an unmerged PR.</w:t>
       </w:r>
     </w:p>
     <w:p>
@@ -54010,7 +54010,7 @@
           <w:sz w:val="21"/>
           <w:szCs w:val="21"/>
         </w:rPr>
-        <w:t xml:space="preserve">Admin MFA completed end to end — enforcement plus the enrolment screen that was stranded in an unmerged PR.</w:t>
+        <w:t xml:space="preserve">The bootstrap endpoint made self-disabling, removing a manual cleanup step that a handover would very likely have lost.</w:t>
       </w:r>
     </w:p>
     <w:p>
@@ -54028,7 +54028,7 @@
           <w:sz w:val="21"/>
           <w:szCs w:val="21"/>
         </w:rPr>
-        <w:t xml:space="preserve">The bootstrap endpoint made self-disabling, removing a manual cleanup step that a handover would very likely have lost.</w:t>
+        <w:t xml:space="preserve">Dependency upgrades merged with their breaking changes resolved, and two that would have silently disabled the lint gate held back with the reason recorded in .github/dependabot.yml.</w:t>
       </w:r>
     </w:p>
     <w:p>
@@ -54046,7 +54046,7 @@
           <w:sz w:val="21"/>
           <w:szCs w:val="21"/>
         </w:rPr>
-        <w:t xml:space="preserve">Dependency upgrades merged with their breaking changes resolved, and two that would have silently disabled the lint gate held back with the reason recorded in .github/dependabot.yml.</w:t>
+        <w:t xml:space="preserve">Support/dispute procedure and admin bootstrap/offboarding written into docs/RUNBOOK.md §§5–6, with every table name verified against the live database.</w:t>
       </w:r>
     </w:p>
     <w:p>
@@ -54064,7 +54064,7 @@
           <w:sz w:val="21"/>
           <w:szCs w:val="21"/>
         </w:rPr>
-        <w:t xml:space="preserve">Support/dispute procedure and admin bootstrap/offboarding written into docs/RUNBOOK.md §§5–6, with every table name verified against the live database.</w:t>
+        <w:t xml:space="preserve">Browser-level end-to-end tests at desktop and mobile viewports, which found that every auth input was unlabelled to a screen reader. (Section 12.6)</w:t>
       </w:r>
     </w:p>
     <w:p>
@@ -54082,7 +54082,7 @@
           <w:sz w:val="21"/>
           <w:szCs w:val="21"/>
         </w:rPr>
-        <w:t xml:space="preserve">Browser-level end-to-end tests at desktop and mobile viewports, which found that every auth input was unlabelled to a screen reader. (Section 12.6)</w:t>
+        <w:t xml:space="preserve">Post-deploy verification: both black-box suites now run automatically against the live site after every production deploy — the only kind of check that can catch a commit which merges green and never ships.</w:t>
       </w:r>
     </w:p>
     <w:p>
@@ -54100,7 +54100,7 @@
           <w:sz w:val="21"/>
           <w:szCs w:val="21"/>
         </w:rPr>
-        <w:t xml:space="preserve">Post-deploy verification: both black-box suites now run automatically against the live site after every production deploy — the only kind of check that can catch a commit which merges green and never ships.</w:t>
+        <w:t xml:space="preserve">The handover document itself, which Word had never been able to open, and a CI guard so no generator can emit an unopenable file again. (Section 12.8)</w:t>
       </w:r>
     </w:p>
     <w:p>
@@ -54118,7 +54118,7 @@
           <w:sz w:val="21"/>
           <w:szCs w:val="21"/>
         </w:rPr>
-        <w:t xml:space="preserve">The handover document itself, which Word had never been able to open, and a CI guard so no generator can emit an unopenable file again. (Section 12.8)</w:t>
+        <w:t xml:space="preserve">Per-route guard conformance across all 53 handlers, with exemption lists that fail the build when they go stale rather than quietly outliving their reasons.</w:t>
       </w:r>
     </w:p>
     <w:p>

--- a/Gridiron_Complete_Documentation.docx
+++ b/Gridiron_Complete_Documentation.docx
@@ -30317,7 +30317,7 @@
                 <w:sz w:val="19"/>
                 <w:szCs w:val="19"/>
               </w:rPr>
-              <w:t xml:space="preserve">12be24e (main) — verification cycle of 13 August 2026; original audit at 49d074e</w:t>
+              <w:t xml:space="preserve">e4d1344 (main) — verification cycle of 13 August 2026; original audit at 49d074e</w:t>
             </w:r>
           </w:p>
         </w:tc>
@@ -41625,7 +41625,7 @@
                 <w:sz w:val="19"/>
                 <w:szCs w:val="19"/>
               </w:rPr>
-              <w:t xml:space="preserve">Recover static generation for public pages (optional)</w:t>
+              <w:t xml:space="preserve">Recover static generation for public pages — EVALUATED AND DECLINED</w:t>
             </w:r>
           </w:p>
         </w:tc>
@@ -41650,14 +41650,14 @@
                 <w:sz w:val="19"/>
                 <w:szCs w:val="19"/>
               </w:rPr>
-              <w:t xml:space="preserve">force-dynamic is global for the CSP nonce — an accepted trade this cycle. If marketing SEO becomes a priority, serve public pages a nonce-free CSP and scope force-dynamic to authenticated routes.</w:t>
+              <w:t xml:space="preserve">Investigated on 13 August and deliberately not done; the reasoning is recorded at the force-dynamic line in src/app/layout.tsx so it is not silently reversed. Two things were measured rather than assumed. First, lifting force-dynamic does not affect only marketing: EVERY route becomes static, including /login, /signup, /account/security, /admin/*, /dashboard and /my-games/withdrawals. Second, and decisive: even scoped to the six marketing pages, a static page cannot carry a per-request nonce, so its CSP would need 'unsafe-inline' in script-src — and because CSRF here is ORIGIN-based, an injected script on a same-origin page runs WITH the app's origin. It could call /api/me/payout-request with a signed-in visitor's cookies and pass the Origin check. Weakening script-src on /terms would therefore weaken the money routes for any signed-in user who reads the terms, in exchange for faster TTFB on six content pages Vercel already serves from the edge. If marketing SEO becomes a real priority, the correct fix is a separate origin for those pages so an XSS there cannot inherit the app origin — not a weaker policy on this one. This entry is closed as a decision, not as work.</w:t>
             </w:r>
           </w:p>
         </w:tc>
         <w:tc>
           <w:tcPr>
             <w:tcW w:type="dxa" w:w="1580"/>
-            <w:shd w:fill="E2E8DE" w:color="auto" w:val="clear"/>
+            <w:shd w:fill="D1E7DD" w:color="auto" w:val="clear"/>
             <w:tcMar>
               <w:top w:type="dxa" w:w="80"/>
               <w:left w:type="dxa" w:w="120"/>
@@ -41675,11 +41675,11 @@
                 <w:rFonts w:ascii="Calibri" w:cs="Calibri" w:eastAsia="Calibri" w:hAnsi="Calibri"/>
                 <w:b/>
                 <w:bCs/>
-                <w:color w:val="3F5142"/>
+                <w:color w:val="0F5132"/>
                 <w:sz w:val="19"/>
                 <w:szCs w:val="19"/>
               </w:rPr>
-              <w:t xml:space="preserve">Low</w:t>
+              <w:t xml:space="preserve">Done</w:t>
             </w:r>
           </w:p>
         </w:tc>

--- a/Gridiron_Complete_Documentation.docx
+++ b/Gridiron_Complete_Documentation.docx
@@ -30317,7 +30317,7 @@
                 <w:sz w:val="19"/>
                 <w:szCs w:val="19"/>
               </w:rPr>
-              <w:t xml:space="preserve">e4d1344 (main) — verification cycle of 13 August 2026; original audit at 49d074e</w:t>
+              <w:t xml:space="preserve">0b7a89a (main) — verification and provisioning cycle of 13–14 August 2026; original audit at 49d074e</w:t>
             </w:r>
           </w:p>
         </w:tc>
@@ -30427,7 +30427,7 @@
                 <w:sz w:val="19"/>
                 <w:szCs w:val="19"/>
               </w:rPr>
-              <w:t xml:space="preserve">sports-pool (Vercel) — deploy READY on 268b3d6, verified live</w:t>
+              <w:t xml:space="preserve">Deployed and verified live; 14 HTTP and 44 browser assertions pass against it, re-run automatically after every production deploy</w:t>
             </w:r>
           </w:p>
         </w:tc>
@@ -30592,7 +30592,7 @@
                 <w:sz w:val="19"/>
                 <w:szCs w:val="19"/>
               </w:rPr>
-              <w:t xml:space="preserve">Ready for handover. The 13 August verification found the audited remediation had NEVER REACHED PRODUCTION — a sub-daily Vercel cron on the Hobby plan made Vercel refuse to create deployments, so five commits including the whole compliance layer silently never shipped while CI stayed green. That is fixed, guarded against recurrence, and production is verified live. Every remaining Critical and High item is now either a production credential, a legal opinion, or a processor approval; nothing outstanding is application code. Section 13 states what the client must do — wire the real keys, redeploy, watch /api/health go green, and run the money path once in test mode.</w:t>
+              <w:t xml:space="preserve">Ready for handover, and materially further along than at the start of this cycle. The 13 August verification found the audited remediation had NEVER REACHED PRODUCTION — a sub-daily Vercel cron made Vercel refuse to create deployments, so five commits including the whole compliance layer silently never shipped while CI stayed green. That is fixed and guarded. Since then the developer has provisioned and verified every money-path credential except PayPal: the service-role key that had left settlement and Stripe fulfilment dead for eight days, the Stripe webhook that was rejecting every delivery, distributed rate limiting, and the shared secret that had left settlement's fast cadence and the error pager silently skipping. Three items remain — PayPal credentials, the test-mode money-path run, and a legal opinion on jurisdictions. Nothing outstanding is application code. See Section 13.</w:t>
             </w:r>
           </w:p>
         </w:tc>
@@ -39531,7 +39531,7 @@
                 <w:sz w:val="19"/>
                 <w:szCs w:val="19"/>
               </w:rPr>
-              <w:t xml:space="preserve">Provision Upstash Redis and set both env vars</w:t>
+              <w:t xml:space="preserve">Provision Upstash Redis and set both env vars — DONE</w:t>
             </w:r>
           </w:p>
         </w:tc>
@@ -39556,7 +39556,116 @@
                 <w:sz w:val="19"/>
                 <w:szCs w:val="19"/>
               </w:rPr>
-              <w:t xml:space="preserve">UPSTASH_REDIS_REST_URL and UPSTASH_REDIS_REST_TOKEN are unset in production, so every throttle — including the sign-in limit protecting accounts with balances — degrades to a per-instance in-memory window that serverless scatters across processes. The limiter code path is ready and unit-tested; this is the last two-minute fix with a disproportionate payoff. (OPS-3)</w:t>
+              <w:t xml:space="preserve">Closed 13 August and verified from outside: 13 consecutive requests to a rate-limited route returned exactly 10 allowed then 429, matching the authSignin limit of 10 per 5 minutes. A per-instance in-memory store scatters across serverless processes and rarely lands on the boundary exactly, so hitting it precisely is the signature of a single shared counter. Every throttle — including the sign-in limit protecting accounts with balances — is now distributed. (OPS-3)</w:t>
+            </w:r>
+          </w:p>
+        </w:tc>
+        <w:tc>
+          <w:tcPr>
+            <w:tcW w:type="dxa" w:w="1580"/>
+            <w:shd w:fill="D1E7DD" w:color="auto" w:val="clear"/>
+            <w:tcMar>
+              <w:top w:type="dxa" w:w="80"/>
+              <w:left w:type="dxa" w:w="120"/>
+              <w:bottom w:type="dxa" w:w="80"/>
+              <w:right w:type="dxa" w:w="120"/>
+            </w:tcMar>
+          </w:tcPr>
+          <w:p>
+            <w:pPr>
+              <w:spacing w:after="0" w:line="260"/>
+              <w:jc w:val="center"/>
+            </w:pPr>
+            <w:r>
+              <w:rPr>
+                <w:rFonts w:ascii="Calibri" w:cs="Calibri" w:eastAsia="Calibri" w:hAnsi="Calibri"/>
+                <w:b/>
+                <w:bCs/>
+                <w:color w:val="0F5132"/>
+                <w:sz w:val="19"/>
+                <w:szCs w:val="19"/>
+              </w:rPr>
+              <w:t xml:space="preserve">Done</w:t>
+            </w:r>
+          </w:p>
+        </w:tc>
+      </w:tr>
+      <w:tr>
+        <w:tc>
+          <w:tcPr>
+            <w:tcW w:type="dxa" w:w="420"/>
+            <w:tcMar>
+              <w:top w:type="dxa" w:w="80"/>
+              <w:left w:type="dxa" w:w="120"/>
+              <w:bottom w:type="dxa" w:w="80"/>
+              <w:right w:type="dxa" w:w="120"/>
+            </w:tcMar>
+          </w:tcPr>
+          <w:p>
+            <w:pPr>
+              <w:spacing w:after="0" w:line="260"/>
+              <w:jc w:val="center"/>
+            </w:pPr>
+            <w:r>
+              <w:rPr>
+                <w:rFonts w:ascii="Calibri" w:cs="Calibri" w:eastAsia="Calibri" w:hAnsi="Calibri"/>
+                <w:color w:val="1A1A1A"/>
+                <w:sz w:val="24"/>
+                <w:szCs w:val="24"/>
+              </w:rPr>
+              <w:t xml:space="preserve">☐</w:t>
+            </w:r>
+          </w:p>
+        </w:tc>
+        <w:tc>
+          <w:tcPr>
+            <w:tcW w:type="dxa" w:w="3300"/>
+            <w:tcMar>
+              <w:top w:type="dxa" w:w="80"/>
+              <w:left w:type="dxa" w:w="120"/>
+              <w:bottom w:type="dxa" w:w="80"/>
+              <w:right w:type="dxa" w:w="120"/>
+            </w:tcMar>
+          </w:tcPr>
+          <w:p>
+            <w:pPr>
+              <w:spacing w:after="0" w:line="260"/>
+            </w:pPr>
+            <w:r>
+              <w:rPr>
+                <w:rFonts w:ascii="Calibri" w:cs="Calibri" w:eastAsia="Calibri" w:hAnsi="Calibri"/>
+                <w:b/>
+                <w:bCs/>
+                <w:color w:val="1A1A1A"/>
+                <w:sz w:val="19"/>
+                <w:szCs w:val="19"/>
+              </w:rPr>
+              <w:t xml:space="preserve">Execute the money path end to end in Stripe test mode</w:t>
+            </w:r>
+          </w:p>
+        </w:tc>
+        <w:tc>
+          <w:tcPr>
+            <w:tcW w:type="dxa" w:w="4060"/>
+            <w:tcMar>
+              <w:top w:type="dxa" w:w="80"/>
+              <w:left w:type="dxa" w:w="120"/>
+              <w:bottom w:type="dxa" w:w="80"/>
+              <w:right w:type="dxa" w:w="120"/>
+            </w:tcMar>
+          </w:tcPr>
+          <w:p>
+            <w:pPr>
+              <w:spacing w:after="0" w:line="260"/>
+            </w:pPr>
+            <w:r>
+              <w:rPr>
+                <w:rFonts w:ascii="Calibri" w:cs="Calibri" w:eastAsia="Calibri" w:hAnsi="Calibri"/>
+                <w:color w:val="1A1A1A"/>
+                <w:sz w:val="19"/>
+                <w:szCs w:val="19"/>
+              </w:rPr>
+              <w:t xml:space="preserve">Purchase → webhook → card issued → picks → settlement → balance credit → PayPal payout. This chain has never been run whole. Include a deliberately duplicated webhook delivery to prove idempotency under real conditions rather than by inspection. (BE-10)</w:t>
             </w:r>
           </w:p>
         </w:tc>
@@ -39640,7 +39749,7 @@
                 <w:sz w:val="19"/>
                 <w:szCs w:val="19"/>
               </w:rPr>
-              <w:t xml:space="preserve">Execute the money path end to end in Stripe test mode</w:t>
+              <w:t xml:space="preserve">Verify the Stripe webhook endpoint and secret in the live dashboard — DONE</w:t>
             </w:r>
           </w:p>
         </w:tc>
@@ -39665,7 +39774,116 @@
                 <w:sz w:val="19"/>
                 <w:szCs w:val="19"/>
               </w:rPr>
-              <w:t xml:space="preserve">Purchase → webhook → card issued → picks → settlement → balance credit → PayPal payout. This chain has never been run whole. Include a deliberately duplicated webhook delivery to prove idempotency under real conditions rather than by inspection. (BE-10)</w:t>
+              <w:t xml:space="preserve">Closed 13 August. An endpoint was registered against /api/stripe/webhook subscribed to checkout.session.completed only, and STRIPE_WEBHOOK_SECRET set on Vercel. Verified from outside without credentials: an unsigned POST now answers 400 Missing stripe-signature where it previously answered 503 Webhook not configured. That 503 meant every real delivery was rejected — a player could be charged and receive nothing. This was the single most consequential gap in the product and it is closed.</w:t>
+            </w:r>
+          </w:p>
+        </w:tc>
+        <w:tc>
+          <w:tcPr>
+            <w:tcW w:type="dxa" w:w="1580"/>
+            <w:shd w:fill="D1E7DD" w:color="auto" w:val="clear"/>
+            <w:tcMar>
+              <w:top w:type="dxa" w:w="80"/>
+              <w:left w:type="dxa" w:w="120"/>
+              <w:bottom w:type="dxa" w:w="80"/>
+              <w:right w:type="dxa" w:w="120"/>
+            </w:tcMar>
+          </w:tcPr>
+          <w:p>
+            <w:pPr>
+              <w:spacing w:after="0" w:line="260"/>
+              <w:jc w:val="center"/>
+            </w:pPr>
+            <w:r>
+              <w:rPr>
+                <w:rFonts w:ascii="Calibri" w:cs="Calibri" w:eastAsia="Calibri" w:hAnsi="Calibri"/>
+                <w:b/>
+                <w:bCs/>
+                <w:color w:val="0F5132"/>
+                <w:sz w:val="19"/>
+                <w:szCs w:val="19"/>
+              </w:rPr>
+              <w:t xml:space="preserve">Done</w:t>
+            </w:r>
+          </w:p>
+        </w:tc>
+      </w:tr>
+      <w:tr>
+        <w:tc>
+          <w:tcPr>
+            <w:tcW w:type="dxa" w:w="420"/>
+            <w:tcMar>
+              <w:top w:type="dxa" w:w="80"/>
+              <w:left w:type="dxa" w:w="120"/>
+              <w:bottom w:type="dxa" w:w="80"/>
+              <w:right w:type="dxa" w:w="120"/>
+            </w:tcMar>
+          </w:tcPr>
+          <w:p>
+            <w:pPr>
+              <w:spacing w:after="0" w:line="260"/>
+              <w:jc w:val="center"/>
+            </w:pPr>
+            <w:r>
+              <w:rPr>
+                <w:rFonts w:ascii="Calibri" w:cs="Calibri" w:eastAsia="Calibri" w:hAnsi="Calibri"/>
+                <w:color w:val="1A1A1A"/>
+                <w:sz w:val="24"/>
+                <w:szCs w:val="24"/>
+              </w:rPr>
+              <w:t xml:space="preserve">☐</w:t>
+            </w:r>
+          </w:p>
+        </w:tc>
+        <w:tc>
+          <w:tcPr>
+            <w:tcW w:type="dxa" w:w="3300"/>
+            <w:tcMar>
+              <w:top w:type="dxa" w:w="80"/>
+              <w:left w:type="dxa" w:w="120"/>
+              <w:bottom w:type="dxa" w:w="80"/>
+              <w:right w:type="dxa" w:w="120"/>
+            </w:tcMar>
+          </w:tcPr>
+          <w:p>
+            <w:pPr>
+              <w:spacing w:after="0" w:line="260"/>
+            </w:pPr>
+            <w:r>
+              <w:rPr>
+                <w:rFonts w:ascii="Calibri" w:cs="Calibri" w:eastAsia="Calibri" w:hAnsi="Calibri"/>
+                <w:b/>
+                <w:bCs/>
+                <w:color w:val="1A1A1A"/>
+                <w:sz w:val="19"/>
+                <w:szCs w:val="19"/>
+              </w:rPr>
+              <w:t xml:space="preserve">Confirm PAYPAL_MODE is live and credentials are production</w:t>
+            </w:r>
+          </w:p>
+        </w:tc>
+        <w:tc>
+          <w:tcPr>
+            <w:tcW w:type="dxa" w:w="4060"/>
+            <w:tcMar>
+              <w:top w:type="dxa" w:w="80"/>
+              <w:left w:type="dxa" w:w="120"/>
+              <w:bottom w:type="dxa" w:w="80"/>
+              <w:right w:type="dxa" w:w="120"/>
+            </w:tcMar>
+          </w:tcPr>
+          <w:p>
+            <w:pPr>
+              <w:spacing w:after="0" w:line="260"/>
+            </w:pPr>
+            <w:r>
+              <w:rPr>
+                <w:rFonts w:ascii="Calibri" w:cs="Calibri" w:eastAsia="Calibri" w:hAnsi="Calibri"/>
+                <w:color w:val="1A1A1A"/>
+                <w:sz w:val="19"/>
+                <w:szCs w:val="19"/>
+              </w:rPr>
+              <w:t xml:space="preserve">The code refuses to fail open to sandbox, so a misconfiguration blocks payouts rather than faking them — but it must be set correctly before the first withdrawal request arrives.</w:t>
             </w:r>
           </w:p>
         </w:tc>
@@ -39749,7 +39967,7 @@
                 <w:sz w:val="19"/>
                 <w:szCs w:val="19"/>
               </w:rPr>
-              <w:t xml:space="preserve">Verify the Stripe webhook endpoint and secret in the live dashboard</w:t>
+              <w:t xml:space="preserve">Set SUPABASE_SERVICE_ROLE_KEY in the Vercel production environment — DONE</w:t>
             </w:r>
           </w:p>
         </w:tc>
@@ -39774,14 +39992,14 @@
                 <w:sz w:val="19"/>
                 <w:szCs w:val="19"/>
               </w:rPr>
-              <w:t xml:space="preserve">STRIPE_WEBHOOK_SECRET must match the live endpoint. If the webhook is misconfigured a user is charged and receives no card — the exact failure the fulfilment code is written to prevent, and the exact mismatch the new reconcile cron will flag the morning after.</w:t>
+              <w:t xml:space="preserve">Closed 13 August, having been unset since 5 August. While it was missing, every service-role path was dead in production: settlement could not complete and the Stripe webhook could not fulfil a purchase, yet the public site served normally — which is exactly why eight days passed unnoticed. The health probe added the same day reported it within a minute of going live.</w:t>
             </w:r>
           </w:p>
         </w:tc>
         <w:tc>
           <w:tcPr>
             <w:tcW w:type="dxa" w:w="1580"/>
-            <w:shd w:fill="F8D7DA" w:color="auto" w:val="clear"/>
+            <w:shd w:fill="D1E7DD" w:color="auto" w:val="clear"/>
             <w:tcMar>
               <w:top w:type="dxa" w:w="80"/>
               <w:left w:type="dxa" w:w="120"/>
@@ -39799,229 +40017,11 @@
                 <w:rFonts w:ascii="Calibri" w:cs="Calibri" w:eastAsia="Calibri" w:hAnsi="Calibri"/>
                 <w:b/>
                 <w:bCs/>
-                <w:color w:val="842029"/>
+                <w:color w:val="0F5132"/>
                 <w:sz w:val="19"/>
                 <w:szCs w:val="19"/>
               </w:rPr>
-              <w:t xml:space="preserve">Critical</w:t>
-            </w:r>
-          </w:p>
-        </w:tc>
-      </w:tr>
-      <w:tr>
-        <w:tc>
-          <w:tcPr>
-            <w:tcW w:type="dxa" w:w="420"/>
-            <w:tcMar>
-              <w:top w:type="dxa" w:w="80"/>
-              <w:left w:type="dxa" w:w="120"/>
-              <w:bottom w:type="dxa" w:w="80"/>
-              <w:right w:type="dxa" w:w="120"/>
-            </w:tcMar>
-          </w:tcPr>
-          <w:p>
-            <w:pPr>
-              <w:spacing w:after="0" w:line="260"/>
-              <w:jc w:val="center"/>
-            </w:pPr>
-            <w:r>
-              <w:rPr>
-                <w:rFonts w:ascii="Calibri" w:cs="Calibri" w:eastAsia="Calibri" w:hAnsi="Calibri"/>
-                <w:color w:val="1A1A1A"/>
-                <w:sz w:val="24"/>
-                <w:szCs w:val="24"/>
-              </w:rPr>
-              <w:t xml:space="preserve">☐</w:t>
-            </w:r>
-          </w:p>
-        </w:tc>
-        <w:tc>
-          <w:tcPr>
-            <w:tcW w:type="dxa" w:w="3300"/>
-            <w:tcMar>
-              <w:top w:type="dxa" w:w="80"/>
-              <w:left w:type="dxa" w:w="120"/>
-              <w:bottom w:type="dxa" w:w="80"/>
-              <w:right w:type="dxa" w:w="120"/>
-            </w:tcMar>
-          </w:tcPr>
-          <w:p>
-            <w:pPr>
-              <w:spacing w:after="0" w:line="260"/>
-            </w:pPr>
-            <w:r>
-              <w:rPr>
-                <w:rFonts w:ascii="Calibri" w:cs="Calibri" w:eastAsia="Calibri" w:hAnsi="Calibri"/>
-                <w:b/>
-                <w:bCs/>
-                <w:color w:val="1A1A1A"/>
-                <w:sz w:val="19"/>
-                <w:szCs w:val="19"/>
-              </w:rPr>
-              <w:t xml:space="preserve">Confirm PAYPAL_MODE is live and credentials are production</w:t>
-            </w:r>
-          </w:p>
-        </w:tc>
-        <w:tc>
-          <w:tcPr>
-            <w:tcW w:type="dxa" w:w="4060"/>
-            <w:tcMar>
-              <w:top w:type="dxa" w:w="80"/>
-              <w:left w:type="dxa" w:w="120"/>
-              <w:bottom w:type="dxa" w:w="80"/>
-              <w:right w:type="dxa" w:w="120"/>
-            </w:tcMar>
-          </w:tcPr>
-          <w:p>
-            <w:pPr>
-              <w:spacing w:after="0" w:line="260"/>
-            </w:pPr>
-            <w:r>
-              <w:rPr>
-                <w:rFonts w:ascii="Calibri" w:cs="Calibri" w:eastAsia="Calibri" w:hAnsi="Calibri"/>
-                <w:color w:val="1A1A1A"/>
-                <w:sz w:val="19"/>
-                <w:szCs w:val="19"/>
-              </w:rPr>
-              <w:t xml:space="preserve">The code refuses to fail open to sandbox, so a misconfiguration blocks payouts rather than faking them — but it must be set correctly before the first withdrawal request arrives.</w:t>
-            </w:r>
-          </w:p>
-        </w:tc>
-        <w:tc>
-          <w:tcPr>
-            <w:tcW w:type="dxa" w:w="1580"/>
-            <w:shd w:fill="F8D7DA" w:color="auto" w:val="clear"/>
-            <w:tcMar>
-              <w:top w:type="dxa" w:w="80"/>
-              <w:left w:type="dxa" w:w="120"/>
-              <w:bottom w:type="dxa" w:w="80"/>
-              <w:right w:type="dxa" w:w="120"/>
-            </w:tcMar>
-          </w:tcPr>
-          <w:p>
-            <w:pPr>
-              <w:spacing w:after="0" w:line="260"/>
-              <w:jc w:val="center"/>
-            </w:pPr>
-            <w:r>
-              <w:rPr>
-                <w:rFonts w:ascii="Calibri" w:cs="Calibri" w:eastAsia="Calibri" w:hAnsi="Calibri"/>
-                <w:b/>
-                <w:bCs/>
-                <w:color w:val="842029"/>
-                <w:sz w:val="19"/>
-                <w:szCs w:val="19"/>
-              </w:rPr>
-              <w:t xml:space="preserve">Critical</w:t>
-            </w:r>
-          </w:p>
-        </w:tc>
-      </w:tr>
-      <w:tr>
-        <w:tc>
-          <w:tcPr>
-            <w:tcW w:type="dxa" w:w="420"/>
-            <w:tcMar>
-              <w:top w:type="dxa" w:w="80"/>
-              <w:left w:type="dxa" w:w="120"/>
-              <w:bottom w:type="dxa" w:w="80"/>
-              <w:right w:type="dxa" w:w="120"/>
-            </w:tcMar>
-          </w:tcPr>
-          <w:p>
-            <w:pPr>
-              <w:spacing w:after="0" w:line="260"/>
-              <w:jc w:val="center"/>
-            </w:pPr>
-            <w:r>
-              <w:rPr>
-                <w:rFonts w:ascii="Calibri" w:cs="Calibri" w:eastAsia="Calibri" w:hAnsi="Calibri"/>
-                <w:color w:val="1A1A1A"/>
-                <w:sz w:val="24"/>
-                <w:szCs w:val="24"/>
-              </w:rPr>
-              <w:t xml:space="preserve">☐</w:t>
-            </w:r>
-          </w:p>
-        </w:tc>
-        <w:tc>
-          <w:tcPr>
-            <w:tcW w:type="dxa" w:w="3300"/>
-            <w:tcMar>
-              <w:top w:type="dxa" w:w="80"/>
-              <w:left w:type="dxa" w:w="120"/>
-              <w:bottom w:type="dxa" w:w="80"/>
-              <w:right w:type="dxa" w:w="120"/>
-            </w:tcMar>
-          </w:tcPr>
-          <w:p>
-            <w:pPr>
-              <w:spacing w:after="0" w:line="260"/>
-            </w:pPr>
-            <w:r>
-              <w:rPr>
-                <w:rFonts w:ascii="Calibri" w:cs="Calibri" w:eastAsia="Calibri" w:hAnsi="Calibri"/>
-                <w:b/>
-                <w:bCs/>
-                <w:color w:val="1A1A1A"/>
-                <w:sz w:val="19"/>
-                <w:szCs w:val="19"/>
-              </w:rPr>
-              <w:t xml:space="preserve">Set SUPABASE_SERVICE_ROLE_KEY in the Vercel production environment — NEW, BLOCKING</w:t>
-            </w:r>
-          </w:p>
-        </w:tc>
-        <w:tc>
-          <w:tcPr>
-            <w:tcW w:type="dxa" w:w="4060"/>
-            <w:tcMar>
-              <w:top w:type="dxa" w:w="80"/>
-              <w:left w:type="dxa" w:w="120"/>
-              <w:bottom w:type="dxa" w:w="80"/>
-              <w:right w:type="dxa" w:w="120"/>
-            </w:tcMar>
-          </w:tcPr>
-          <w:p>
-            <w:pPr>
-              <w:spacing w:after="0" w:line="260"/>
-            </w:pPr>
-            <w:r>
-              <w:rPr>
-                <w:rFonts w:ascii="Calibri" w:cs="Calibri" w:eastAsia="Calibri" w:hAnsi="Calibri"/>
-                <w:color w:val="1A1A1A"/>
-                <w:sz w:val="19"/>
-                <w:szCs w:val="19"/>
-              </w:rPr>
-              <w:t xml:space="preserve">Unset in production. Vercel's own runtime errors carry '[cron/settle] fatal: Missing SUPABASE_SERVICE_ROLE_KEY' first seen 5 August and recurring to 12 August, and the health probe added on 13 August reported config and database down within a minute of going live. Every service-role path is therefore dead in production: pool settlement never completes, and the Stripe webhook cannot fulfil a purchase — a user can be charged and receive nothing. The site serves normally, which is exactly why this went unnoticed for eight days. Confirm with: curl -H "Authorization: Bearer $CRON_SECRET" https://sports-pool.vercel.app/api/health</w:t>
-            </w:r>
-          </w:p>
-        </w:tc>
-        <w:tc>
-          <w:tcPr>
-            <w:tcW w:type="dxa" w:w="1580"/>
-            <w:shd w:fill="F8D7DA" w:color="auto" w:val="clear"/>
-            <w:tcMar>
-              <w:top w:type="dxa" w:w="80"/>
-              <w:left w:type="dxa" w:w="120"/>
-              <w:bottom w:type="dxa" w:w="80"/>
-              <w:right w:type="dxa" w:w="120"/>
-            </w:tcMar>
-          </w:tcPr>
-          <w:p>
-            <w:pPr>
-              <w:spacing w:after="0" w:line="260"/>
-              <w:jc w:val="center"/>
-            </w:pPr>
-            <w:r>
-              <w:rPr>
-                <w:rFonts w:ascii="Calibri" w:cs="Calibri" w:eastAsia="Calibri" w:hAnsi="Calibri"/>
-                <w:b/>
-                <w:bCs/>
-                <w:color w:val="842029"/>
-                <w:sz w:val="19"/>
-                <w:szCs w:val="19"/>
-              </w:rPr>
-              <w:t xml:space="preserve">Critical</w:t>
+              <w:t xml:space="preserve">Done</w:t>
             </w:r>
           </w:p>
         </w:tc>
@@ -53193,7 +53193,7 @@
           <w:sz w:val="26"/>
           <w:szCs w:val="26"/>
         </w:rPr>
-        <w:t xml:space="preserve">12.9  Verification performed</w:t>
+        <w:t xml:space="preserve">12.9  Signup rejected submissions silently</w:t>
       </w:r>
     </w:p>
     <w:p>
@@ -53207,7 +53207,21 @@
           <w:sz w:val="21"/>
           <w:szCs w:val="21"/>
         </w:rPr>
-        <w:t xml:space="preserve">Every claim in this section was checked against a live system rather than inferred from the repository:</w:t>
+        <w:t xml:space="preserve">Raised from a screenshot of the live form rather than found by a test. Two defects in one screen. The password field could not be revealed, so it was typed blind against rules the user could not check. And validation errors rendered only as small red text beneath each field — on a phone the failing field is usually scrolled out of view when the submit button is pressed, so the button appeared to do nothing.</w:t>
+      </w:r>
+    </w:p>
+    <w:p>
+      <w:pPr>
+        <w:spacing w:after="120" w:line="276"/>
+      </w:pPr>
+      <w:r>
+        <w:rPr>
+          <w:rFonts w:ascii="Calibri" w:cs="Calibri" w:eastAsia="Calibri" w:hAnsi="Calibri"/>
+          <w:color w:val="1A1A1A"/>
+          <w:sz w:val="21"/>
+          <w:szCs w:val="21"/>
+        </w:rPr>
+        <w:t xml:space="preserve">"Nothing happened" is the worst available feedback: the user cannot distinguish a rejected form from a broken site, and the usual next move is to press again, or leave. The cause was precise — react-hook-form's handleSubmit takes a second callback that fires when the schema rejects, and none was passed.</w:t>
       </w:r>
     </w:p>
     <w:p>
@@ -53225,7 +53239,7 @@
           <w:sz w:val="21"/>
           <w:szCs w:val="21"/>
         </w:rPr>
-        <w:t xml:space="preserve">Live Supabase, queried directly: object existence for the allegedly-skipped migrations, the migration ledger, and RPC grants.</w:t>
+        <w:t xml:space="preserve">A reveal toggle on the shared FormInput, defaulting on for password fields so login gets it too. A real button rather than a div with an onClick: keyboard reachable, cannot submit the form, and carries aria-pressed so the state is announced rather than conveyed by an icon.</w:t>
       </w:r>
     </w:p>
     <w:p>
@@ -53243,7 +53257,7 @@
           <w:sz w:val="21"/>
           <w:szCs w:val="21"/>
         </w:rPr>
-        <w:t xml:space="preserve">Live Vercel API: deployment records per commit, deployment states, and runtime error groups with first/last-seen timestamps.</w:t>
+        <w:t xml:space="preserve">A modal listing every problem in form order with human labels. Built on Radix Dialog for focus trapping, Escape and focus restoration. A dialog rather than a toast deliberately — a toast auto-dismisses, is announced politely and can be missed, none of which suits "your account was not created". Server rejections route through it too, so an email already taken surfaces where the user is looking.</w:t>
       </w:r>
     </w:p>
     <w:p>
@@ -53261,7 +53275,38 @@
           <w:sz w:val="21"/>
           <w:szCs w:val="21"/>
         </w:rPr>
-        <w:t xml:space="preserve">Running production over HTTP: 13 of 13 smoke assertions pass at 268b3d6 — CSP with nonce and no unsafe-inline, frame-ancestors none, nosniff, the health contract's two shapes, anonymous rejection on four money routes, cross-origin CSRF refusal, both 410 tombstones, and 404 on unknown API paths across five methods.</w:t>
+        <w:t xml:space="preserve">The inline messages stay. They are right for saying what is wrong with a field once you are looking at it; the dialog does the thing they cannot, which is get attention at the moment the button was pressed.</w:t>
+      </w:r>
+    </w:p>
+    <w:p>
+      <w:pPr>
+        <w:pStyle w:val="Heading2"/>
+        <w:spacing w:after="140" w:before="280"/>
+      </w:pPr>
+      <w:r>
+        <w:rPr>
+          <w:rFonts w:ascii="Calibri" w:cs="Calibri" w:eastAsia="Calibri" w:hAnsi="Calibri"/>
+          <w:b/>
+          <w:bCs/>
+          <w:color w:val="1F3864"/>
+          <w:sz w:val="26"/>
+          <w:szCs w:val="26"/>
+        </w:rPr>
+        <w:t xml:space="preserve">12.10  Provisioning completed and verified</w:t>
+      </w:r>
+    </w:p>
+    <w:p>
+      <w:pPr>
+        <w:spacing w:after="120" w:line="276"/>
+      </w:pPr>
+      <w:r>
+        <w:rPr>
+          <w:rFonts w:ascii="Calibri" w:cs="Calibri" w:eastAsia="Calibri" w:hAnsi="Calibri"/>
+          <w:color w:val="1A1A1A"/>
+          <w:sz w:val="21"/>
+          <w:szCs w:val="21"/>
+        </w:rPr>
+        <w:t xml:space="preserve">The credentials the earlier sections describe as outstanding were set during this cycle and verified from OUTSIDE the system, without the developer ever handling a secret value. The method matters as much as the result: behaviour proves configuration, so nothing had to be pasted into a chat, a file or a log.</w:t>
       </w:r>
     </w:p>
     <w:p>
@@ -53279,6 +53324,163 @@
           <w:sz w:val="21"/>
           <w:szCs w:val="21"/>
         </w:rPr>
+        <w:t xml:space="preserve">Stripe webhook — an unsigned POST moved from 503 "Webhook not configured" to 400 "Missing stripe-signature". The 503 meant every real delivery was rejected: a player could be charged and receive nothing.</w:t>
+      </w:r>
+    </w:p>
+    <w:p>
+      <w:pPr>
+        <w:pStyle w:val="ListParagraph"/>
+        <w:numPr>
+          <w:ilvl w:val="0"/>
+          <w:numId w:val="6"/>
+        </w:numPr>
+        <w:spacing w:after="80" w:line="276"/>
+      </w:pPr>
+      <w:r>
+        <w:rPr>
+          <w:rFonts w:ascii="Calibri" w:cs="Calibri" w:eastAsia="Calibri" w:hAnsi="Calibri"/>
+          <w:sz w:val="21"/>
+          <w:szCs w:val="21"/>
+        </w:rPr>
+        <w:t xml:space="preserve">Upstash — 13 consecutive requests to a rate-limited route returned exactly 10 allowed then three 429s, matching the configured limit of 10 per 5 minutes. A per-instance store scatters across serverless processes and rarely lands on the boundary exactly; hitting it precisely is the signature of a single shared counter.</w:t>
+      </w:r>
+    </w:p>
+    <w:p>
+      <w:pPr>
+        <w:pStyle w:val="ListParagraph"/>
+        <w:numPr>
+          <w:ilvl w:val="0"/>
+          <w:numId w:val="6"/>
+        </w:numPr>
+        <w:spacing w:after="80" w:line="276"/>
+      </w:pPr>
+      <w:r>
+        <w:rPr>
+          <w:rFonts w:ascii="Calibri" w:cs="Calibri" w:eastAsia="Calibri" w:hAnsi="Calibri"/>
+          <w:sz w:val="21"/>
+          <w:szCs w:val="21"/>
+        </w:rPr>
+        <w:t xml:space="preserve">CRON_SECRET in GitHub Actions — verified by inspecting workflow STEPS rather than the green tick. Trigger settlement and Poll error digest both moved from skipped to success. Before this, both workflows reported success while doing nothing.</w:t>
+      </w:r>
+    </w:p>
+    <w:p>
+      <w:pPr>
+        <w:pStyle w:val="ListParagraph"/>
+        <w:numPr>
+          <w:ilvl w:val="0"/>
+          <w:numId w:val="6"/>
+        </w:numPr>
+        <w:spacing w:after="80" w:line="276"/>
+      </w:pPr>
+      <w:r>
+        <w:rPr>
+          <w:rFonts w:ascii="Calibri" w:cs="Calibri" w:eastAsia="Calibri" w:hAnsi="Calibri"/>
+          <w:sz w:val="21"/>
+          <w:szCs w:val="21"/>
+        </w:rPr>
+        <w:t xml:space="preserve">Settlement was triggered manually only after confirming every relevant table held zero rows, so a money-path workflow was never run speculatively against live data.</w:t>
+      </w:r>
+    </w:p>
+    <w:p>
+      <w:pPr>
+        <w:pStyle w:val="Heading2"/>
+        <w:spacing w:after="140" w:before="280"/>
+      </w:pPr>
+      <w:r>
+        <w:rPr>
+          <w:rFonts w:ascii="Calibri" w:cs="Calibri" w:eastAsia="Calibri" w:hAnsi="Calibri"/>
+          <w:b/>
+          <w:bCs/>
+          <w:color w:val="1F3864"/>
+          <w:sz w:val="26"/>
+          <w:szCs w:val="26"/>
+        </w:rPr>
+        <w:t xml:space="preserve">12.11  Verification performed</w:t>
+      </w:r>
+    </w:p>
+    <w:p>
+      <w:pPr>
+        <w:spacing w:after="120" w:line="276"/>
+      </w:pPr>
+      <w:r>
+        <w:rPr>
+          <w:rFonts w:ascii="Calibri" w:cs="Calibri" w:eastAsia="Calibri" w:hAnsi="Calibri"/>
+          <w:color w:val="1A1A1A"/>
+          <w:sz w:val="21"/>
+          <w:szCs w:val="21"/>
+        </w:rPr>
+        <w:t xml:space="preserve">Every claim in this section was checked against a live system rather than inferred from the repository:</w:t>
+      </w:r>
+    </w:p>
+    <w:p>
+      <w:pPr>
+        <w:pStyle w:val="ListParagraph"/>
+        <w:numPr>
+          <w:ilvl w:val="0"/>
+          <w:numId w:val="6"/>
+        </w:numPr>
+        <w:spacing w:after="80" w:line="276"/>
+      </w:pPr>
+      <w:r>
+        <w:rPr>
+          <w:rFonts w:ascii="Calibri" w:cs="Calibri" w:eastAsia="Calibri" w:hAnsi="Calibri"/>
+          <w:sz w:val="21"/>
+          <w:szCs w:val="21"/>
+        </w:rPr>
+        <w:t xml:space="preserve">Live Supabase, queried directly: object existence for the allegedly-skipped migrations, the migration ledger, and RPC grants.</w:t>
+      </w:r>
+    </w:p>
+    <w:p>
+      <w:pPr>
+        <w:pStyle w:val="ListParagraph"/>
+        <w:numPr>
+          <w:ilvl w:val="0"/>
+          <w:numId w:val="6"/>
+        </w:numPr>
+        <w:spacing w:after="80" w:line="276"/>
+      </w:pPr>
+      <w:r>
+        <w:rPr>
+          <w:rFonts w:ascii="Calibri" w:cs="Calibri" w:eastAsia="Calibri" w:hAnsi="Calibri"/>
+          <w:sz w:val="21"/>
+          <w:szCs w:val="21"/>
+        </w:rPr>
+        <w:t xml:space="preserve">Live Vercel API: deployment records per commit, deployment states, and runtime error groups with first/last-seen timestamps.</w:t>
+      </w:r>
+    </w:p>
+    <w:p>
+      <w:pPr>
+        <w:pStyle w:val="ListParagraph"/>
+        <w:numPr>
+          <w:ilvl w:val="0"/>
+          <w:numId w:val="6"/>
+        </w:numPr>
+        <w:spacing w:after="80" w:line="276"/>
+      </w:pPr>
+      <w:r>
+        <w:rPr>
+          <w:rFonts w:ascii="Calibri" w:cs="Calibri" w:eastAsia="Calibri" w:hAnsi="Calibri"/>
+          <w:sz w:val="21"/>
+          <w:szCs w:val="21"/>
+        </w:rPr>
+        <w:t xml:space="preserve">Running production over HTTP: 13 of 13 smoke assertions pass at 268b3d6 — CSP with nonce and no unsafe-inline, frame-ancestors none, nosniff, the health contract's two shapes, anonymous rejection on four money routes, cross-origin CSRF refusal, both 410 tombstones, and 404 on unknown API paths across five methods.</w:t>
+      </w:r>
+    </w:p>
+    <w:p>
+      <w:pPr>
+        <w:pStyle w:val="ListParagraph"/>
+        <w:numPr>
+          <w:ilvl w:val="0"/>
+          <w:numId w:val="6"/>
+        </w:numPr>
+        <w:spacing w:after="80" w:line="276"/>
+      </w:pPr>
+      <w:r>
+        <w:rPr>
+          <w:rFonts w:ascii="Calibri" w:cs="Calibri" w:eastAsia="Calibri" w:hAnsi="Calibri"/>
+          <w:sz w:val="21"/>
+          <w:szCs w:val="21"/>
+        </w:rPr>
         <w:t xml:space="preserve">Local gate on every commit: typecheck, migration guard, cron guard, 34 unit tests, the 243-combination settlement sweep, lint, and next build.</w:t>
       </w:r>
     </w:p>
@@ -53368,11 +53570,33 @@
       <w:r>
         <w:rPr>
           <w:rFonts w:ascii="Calibri" w:cs="Calibri" w:eastAsia="Calibri" w:hAnsi="Calibri"/>
+          <w:b/>
+          <w:bCs/>
           <w:color w:val="1A1A1A"/>
           <w:sz w:val="21"/>
           <w:szCs w:val="21"/>
         </w:rPr>
-        <w:t xml:space="preserve">This is the whole technical handover. Nothing here needs an engineer.</w:t>
+        <w:t xml:space="preserve">Most of this list is already closed. </w:t>
+      </w:r>
+      <w:r>
+        <w:rPr>
+          <w:rFonts w:ascii="Calibri" w:cs="Calibri" w:eastAsia="Calibri" w:hAnsi="Calibri"/>
+          <w:color w:val="1A1A1A"/>
+          <w:sz w:val="21"/>
+          <w:szCs w:val="21"/>
+        </w:rPr>
+        <w:t xml:space="preserve">Between 13 and 14 August the following were provisioned and independently verified from outside the system: the Supabase service-role key, the Stripe secret and publishable keys, the Stripe webhook endpoint and its signing secret, CRON_SECRET in both Vercel and GitHub Actions, and Upstash Redis. Settlement's 30-minute cadence and the error-digest pager were confirmed actually running rather than silently skipping. </w:t>
+      </w:r>
+      <w:r>
+        <w:rPr>
+          <w:rFonts w:ascii="Calibri" w:cs="Calibri" w:eastAsia="Calibri" w:hAnsi="Calibri"/>
+          <w:b/>
+          <w:bCs/>
+          <w:color w:val="1A1A1A"/>
+          <w:sz w:val="21"/>
+          <w:szCs w:val="21"/>
+        </w:rPr>
+        <w:t xml:space="preserve">Three items remain: PayPal credentials, the test-mode money-path run, and PITR.</w:t>
       </w:r>
     </w:p>
     <w:tbl>
@@ -53416,7 +53640,7 @@
                 <w:sz w:val="19"/>
                 <w:szCs w:val="19"/>
               </w:rPr>
-              <w:t xml:space="preserve">1. Wire the real keys</w:t>
+              <w:t xml:space="preserve">1. Wire the real keys — DONE except PayPal</w:t>
             </w:r>
           </w:p>
         </w:tc>
@@ -53441,7 +53665,7 @@
                 <w:sz w:val="19"/>
                 <w:szCs w:val="19"/>
               </w:rPr>
-              <w:t xml:space="preserve">Set the production credentials on Vercel: SUPABASE_SERVICE_ROLE_KEY, STRIPE_SECRET_KEY, NEXT_PUBLIC_STRIPE_PUBLISHABLE_KEY, STRIPE_WEBHOOK_SECRET, PAYPAL_MODE=live plus PayPal client id/secret, CRON_SECRET, and the two Upstash variables. docs/RUNBOOK.md §3 is the table, with where each value comes from and what breaks without it.</w:t>
+              <w:t xml:space="preserve">Set and verified on Vercel: SUPABASE_SERVICE_ROLE_KEY, STRIPE_SECRET_KEY, NEXT_PUBLIC_STRIPE_PUBLISHABLE_KEY, STRIPE_WEBHOOK_SECRET, CRON_SECRET, and both Upstash variables. OUTSTANDING: PAYPAL_MODE=live plus the PayPal client id and secret. Withdrawals cannot send until those are set — the code refuses to fail open to sandbox, so the failure is a blocked payout rather than a fake one. docs/RUNBOOK.md §3 is the table.</w:t>
             </w:r>
           </w:p>
         </w:tc>
@@ -53471,7 +53695,7 @@
                 <w:sz w:val="19"/>
                 <w:szCs w:val="19"/>
               </w:rPr>
-              <w:t xml:space="preserve">2. Redeploy</w:t>
+              <w:t xml:space="preserve">2. Redeploy — DONE</w:t>
             </w:r>
           </w:p>
         </w:tc>
@@ -53496,7 +53720,7 @@
                 <w:sz w:val="19"/>
                 <w:szCs w:val="19"/>
               </w:rPr>
-              <w:t xml:space="preserve">Vercel snapshots environment variables into a deployment. Adding a variable changes nothing until a new build exists. This step is missed constantly — it is the reason the service-role key appeared not to work on 13 August.</w:t>
+              <w:t xml:space="preserve">Vercel snapshots environment variables into a deployment, so adding one changes nothing until a new build exists. This step is missed constantly; it is why the service-role key appeared not to work at first. Repeat it after setting the PayPal values.</w:t>
             </w:r>
           </w:p>
         </w:tc>
@@ -53526,7 +53750,7 @@
                 <w:sz w:val="19"/>
                 <w:szCs w:val="19"/>
               </w:rPr>
-              <w:t xml:space="preserve">3. Mirror CRON_SECRET into GitHub</w:t>
+              <w:t xml:space="preserve">3. Mirror CRON_SECRET into GitHub — DONE</w:t>
             </w:r>
           </w:p>
         </w:tc>
@@ -53551,7 +53775,7 @@
                 <w:sz w:val="19"/>
                 <w:szCs w:val="19"/>
               </w:rPr>
-              <w:t xml:space="preserve">The same value must also exist as a GitHub Actions secret. Without it settle-pools.yml and alert.yml SKIP and still report success — a green workflow doing nothing.</w:t>
+              <w:t xml:space="preserve">Verified by running both workflows and inspecting the STEPS rather than the green tick: Trigger settlement and Poll error digest both report success where they previously reported skipped. Settlement's 30-minute cadence and the error pager are live.</w:t>
             </w:r>
           </w:p>
         </w:tc>
@@ -53606,7 +53830,7 @@
                 <w:sz w:val="19"/>
                 <w:szCs w:val="19"/>
               </w:rPr>
-              <w:t xml:space="preserve">curl -H "Authorization: Bearer $CRON_SECRET" https://&lt;domain&gt;/api/health — returns a component-by-component breakdown naming every unset variable and what it costs. Work the list until status reads "ok". This is the readiness test; it needs no engineer to interpret.</w:t>
+              <w:t xml:space="preserve">curl -H "Authorization: Bearer $CRON_SECRET" https://&lt;domain&gt;/api/health returns a component-by-component breakdown naming every unset variable and what it costs. It currently reads "degraded" for exactly one reason: payouts are disabled pending PayPal. It will read "ok" once that is set.</w:t>
             </w:r>
           </w:p>
         </w:tc>
@@ -53636,7 +53860,7 @@
                 <w:sz w:val="19"/>
                 <w:szCs w:val="19"/>
               </w:rPr>
-              <w:t xml:space="preserve">5. Run the money path in test mode</w:t>
+              <w:t xml:space="preserve">5. Run the money path in test mode — OUTSTANDING</w:t>
             </w:r>
           </w:p>
         </w:tc>
@@ -53661,7 +53885,7 @@
                 <w:sz w:val="19"/>
                 <w:szCs w:val="19"/>
               </w:rPr>
-              <w:t xml:space="preserve">Purchase → webhook → card → picks → settlement → balance credit → payout, including a deliberately duplicated webhook delivery to prove idempotency under real conditions. This is BE-10 and it is the one item that genuinely cannot be closed without live processor credentials.</w:t>
+              <w:t xml:space="preserve">Purchase → webhook → card → picks → settlement → balance credit → payout, including a deliberately duplicated webhook delivery to prove idempotency under real conditions. This is BE-10. Stripe test-mode keys are free and self-serve, so it does NOT require the live account — but it must be run against a throwaway database, because it writes cards, transactions and payout rows that a live scheduler would now pick up. scripts/verify-money-path.ts asserts the resulting state.</w:t>
             </w:r>
           </w:p>
         </w:tc>
@@ -53691,7 +53915,7 @@
                 <w:sz w:val="19"/>
                 <w:szCs w:val="19"/>
               </w:rPr>
-              <w:t xml:space="preserve">6. Watch the deploy verify itself</w:t>
+              <w:t xml:space="preserve">6. Watch the deploy verify itself — DONE</w:t>
             </w:r>
           </w:p>
         </w:tc>
@@ -53716,7 +53940,7 @@
                 <w:sz w:val="19"/>
                 <w:szCs w:val="19"/>
               </w:rPr>
-              <w:t xml:space="preserve">Nothing to do. Every production deployment now triggers .github/workflows/post-deploy.yml, which runs both black-box suites against the live site and fails loudly if the deployment does not behave. If it is red, open the run: the Playwright report is attached as an artefact.</w:t>
+              <w:t xml:space="preserve">Nothing to do. Every production deployment triggers .github/workflows/post-deploy.yml, which runs both black-box suites against the live site and fails loudly if the deployment misbehaves. If it is red, open the run — the Playwright report is attached as an artefact.</w:t>
             </w:r>
           </w:p>
         </w:tc>
@@ -54119,6 +54343,60 @@
           <w:szCs w:val="21"/>
         </w:rPr>
         <w:t xml:space="preserve">Per-route guard conformance across all 53 handlers, with exemption lists that fail the build when they go stale rather than quietly outliving their reasons.</w:t>
+      </w:r>
+    </w:p>
+    <w:p>
+      <w:pPr>
+        <w:pStyle w:val="ListParagraph"/>
+        <w:numPr>
+          <w:ilvl w:val="0"/>
+          <w:numId w:val="6"/>
+        </w:numPr>
+        <w:spacing w:after="80" w:line="276"/>
+      </w:pPr>
+      <w:r>
+        <w:rPr>
+          <w:rFonts w:ascii="Calibri" w:cs="Calibri" w:eastAsia="Calibri" w:hAnsi="Calibri"/>
+          <w:sz w:val="21"/>
+          <w:szCs w:val="21"/>
+        </w:rPr>
+        <w:t xml:space="preserve">Every money-path credential except PayPal provisioned and verified from outside the system, including the two that were actively breaking production: the service-role key and the Stripe webhook secret.</w:t>
+      </w:r>
+    </w:p>
+    <w:p>
+      <w:pPr>
+        <w:pStyle w:val="ListParagraph"/>
+        <w:numPr>
+          <w:ilvl w:val="0"/>
+          <w:numId w:val="6"/>
+        </w:numPr>
+        <w:spacing w:after="80" w:line="276"/>
+      </w:pPr>
+      <w:r>
+        <w:rPr>
+          <w:rFonts w:ascii="Calibri" w:cs="Calibri" w:eastAsia="Calibri" w:hAnsi="Calibri"/>
+          <w:sz w:val="21"/>
+          <w:szCs w:val="21"/>
+        </w:rPr>
+        <w:t xml:space="preserve">Settlement's 30-minute cadence and the error-digest pager confirmed running rather than silently skipping — both had been reporting success while doing nothing.</w:t>
+      </w:r>
+    </w:p>
+    <w:p>
+      <w:pPr>
+        <w:pStyle w:val="ListParagraph"/>
+        <w:numPr>
+          <w:ilvl w:val="0"/>
+          <w:numId w:val="6"/>
+        </w:numPr>
+        <w:spacing w:after="80" w:line="276"/>
+      </w:pPr>
+      <w:r>
+        <w:rPr>
+          <w:rFonts w:ascii="Calibri" w:cs="Calibri" w:eastAsia="Calibri" w:hAnsi="Calibri"/>
+          <w:sz w:val="21"/>
+          <w:szCs w:val="21"/>
+        </w:rPr>
+        <w:t xml:space="preserve">Signup made honest about rejection: a password reveal toggle, and a modal that names every failing field instead of red text the user never sees. (Section 12.9)</w:t>
       </w:r>
     </w:p>
     <w:p>

--- a/Gridiron_Complete_Documentation.docx
+++ b/Gridiron_Complete_Documentation.docx
@@ -30317,7 +30317,7 @@
                 <w:sz w:val="19"/>
                 <w:szCs w:val="19"/>
               </w:rPr>
-              <w:t xml:space="preserve">0b7a89a (main) — verification and provisioning cycle of 13–14 August 2026; original audit at 49d074e</w:t>
+              <w:t xml:space="preserve">61207be (main) — verification, provisioning and final sweep, 13–14 August 2026; original audit at 49d074e</w:t>
             </w:r>
           </w:p>
         </w:tc>
@@ -53395,7 +53395,106 @@
           <w:sz w:val="26"/>
           <w:szCs w:val="26"/>
         </w:rPr>
-        <w:t xml:space="preserve">12.11  Verification performed</w:t>
+        <w:t xml:space="preserve">12.11  Final sweep — 14 August</w:t>
+      </w:r>
+    </w:p>
+    <w:p>
+      <w:pPr>
+        <w:spacing w:after="120" w:line="276"/>
+      </w:pPr>
+      <w:r>
+        <w:rPr>
+          <w:rFonts w:ascii="Calibri" w:cs="Calibri" w:eastAsia="Calibri" w:hAnsi="Calibri"/>
+          <w:color w:val="1A1A1A"/>
+          <w:sz w:val="21"/>
+          <w:szCs w:val="21"/>
+        </w:rPr>
+        <w:t xml:space="preserve">A closing pass re-verified every layer against the live system rather than trusting the previous day's green: Supabase security advisors with the grants behind them queried directly, live response headers, the frontend swept for injection sinks and unsafe redirects, runtime error history, all seven CI gates, and both black-box suites.</w:t>
+      </w:r>
+    </w:p>
+    <w:p>
+      <w:pPr>
+        <w:spacing w:after="120" w:line="276"/>
+      </w:pPr>
+      <w:r>
+        <w:rPr>
+          <w:rFonts w:ascii="Calibri" w:cs="Calibri" w:eastAsia="Calibri" w:hAnsi="Calibri"/>
+          <w:color w:val="1A1A1A"/>
+          <w:sz w:val="21"/>
+          <w:szCs w:val="21"/>
+        </w:rPr>
+        <w:t xml:space="preserve">It found exactly one gap, and it was documentation rather than a vulnerability: claim_pool_payout was the only client-executable SECURITY DEFINER function without the in-database justification comment this repository requires for advisor exceptions. The function itself is correct — identity from auth.uid(), FOR UPDATE serialisation, ledger-authoritative idempotency, and the unique-index backstop that makes a double credit impossible. The fix adds the comment and, more usefully, an in-migration invariant that fails if any future SECURITY DEFINER function is exposed to clients without a justification — so the convention is now enforced rather than remembered.</w:t>
+      </w:r>
+    </w:p>
+    <w:p>
+      <w:pPr>
+        <w:pStyle w:val="ListParagraph"/>
+        <w:numPr>
+          <w:ilvl w:val="0"/>
+          <w:numId w:val="6"/>
+        </w:numPr>
+        <w:spacing w:after="80" w:line="276"/>
+      </w:pPr>
+      <w:r>
+        <w:rPr>
+          <w:rFonts w:ascii="Calibri" w:cs="Calibri" w:eastAsia="Calibri" w:hAnsi="Calibri"/>
+          <w:sz w:val="21"/>
+          <w:szCs w:val="21"/>
+        </w:rPr>
+        <w:t xml:space="preserve">Money-mover RPCs (credit_user_balance, debit_user_balance, the fee setters) confirmed service-role only by direct privilege query — not callable by anon or authenticated.</w:t>
+      </w:r>
+    </w:p>
+    <w:p>
+      <w:pPr>
+        <w:pStyle w:val="ListParagraph"/>
+        <w:numPr>
+          <w:ilvl w:val="0"/>
+          <w:numId w:val="6"/>
+        </w:numPr>
+        <w:spacing w:after="80" w:line="276"/>
+      </w:pPr>
+      <w:r>
+        <w:rPr>
+          <w:rFonts w:ascii="Calibri" w:cs="Calibri" w:eastAsia="Calibri" w:hAnsi="Calibri"/>
+          <w:sz w:val="21"/>
+          <w:szCs w:val="21"/>
+        </w:rPr>
+        <w:t xml:space="preserve">app_errors held zero rows over 48 hours, and every Vercel runtime error group's last-seen timestamp predates the 13 August fixes. Production is quiet.</w:t>
+      </w:r>
+    </w:p>
+    <w:p>
+      <w:pPr>
+        <w:pStyle w:val="ListParagraph"/>
+        <w:numPr>
+          <w:ilvl w:val="0"/>
+          <w:numId w:val="6"/>
+        </w:numPr>
+        <w:spacing w:after="80" w:line="276"/>
+      </w:pPr>
+      <w:r>
+        <w:rPr>
+          <w:rFonts w:ascii="Calibri" w:cs="Calibri" w:eastAsia="Calibri" w:hAnsi="Calibri"/>
+          <w:sz w:val="21"/>
+          <w:szCs w:val="21"/>
+        </w:rPr>
+        <w:t xml:space="preserve">14 HTTP and 44 browser assertions pass against production; post-deploy verification green on this commit.</w:t>
+      </w:r>
+    </w:p>
+    <w:p>
+      <w:pPr>
+        <w:pStyle w:val="Heading2"/>
+        <w:spacing w:after="140" w:before="280"/>
+      </w:pPr>
+      <w:r>
+        <w:rPr>
+          <w:rFonts w:ascii="Calibri" w:cs="Calibri" w:eastAsia="Calibri" w:hAnsi="Calibri"/>
+          <w:b/>
+          <w:bCs/>
+          <w:color w:val="1F3864"/>
+          <w:sz w:val="26"/>
+          <w:szCs w:val="26"/>
+        </w:rPr>
+        <w:t xml:space="preserve">12.12  Verification performed</w:t>
       </w:r>
     </w:p>
     <w:p>

--- a/Gridiron_Complete_Documentation.docx
+++ b/Gridiron_Complete_Documentation.docx
@@ -923,6 +923,66 @@
                 <w:szCs w:val="18"/>
               </w:rPr>
               <w:t xml:space="preserve">The findings record across frontend, backend, database and operations. Section 9 is the gap checklist; Section 13 states what remains and whose job it is.</w:t>
+            </w:r>
+          </w:p>
+        </w:tc>
+      </w:tr>
+      <w:tr>
+        <w:tc>
+          <w:tcPr>
+            <w:tcW w:type="dxa" w:w="2200"/>
+            <w:tcBorders>
+              <w:top w:val="single" w:color="D9D9D9" w:sz="4"/>
+              <w:left w:val="single" w:color="D9D9D9" w:sz="4"/>
+              <w:bottom w:val="single" w:color="D9D9D9" w:sz="4"/>
+              <w:right w:val="single" w:color="D9D9D9" w:sz="4"/>
+            </w:tcBorders>
+            <w:shd w:fill="F2F5F9" w:val="clear"/>
+            <w:tcMar>
+              <w:top w:type="dxa" w:w="60"/>
+              <w:left w:type="dxa" w:w="95"/>
+              <w:bottom w:type="dxa" w:w="60"/>
+              <w:right w:type="dxa" w:w="95"/>
+            </w:tcMar>
+          </w:tcPr>
+          <w:p>
+            <w:r>
+              <w:rPr>
+                <w:rFonts w:ascii="Calibri" w:cs="Calibri" w:eastAsia="Calibri" w:hAnsi="Calibri"/>
+                <w:b/>
+                <w:bCs/>
+                <w:sz w:val="18"/>
+                <w:szCs w:val="18"/>
+              </w:rPr>
+              <w:t xml:space="preserve">Part VI — Operations Runbook</w:t>
+            </w:r>
+          </w:p>
+        </w:tc>
+        <w:tc>
+          <w:tcPr>
+            <w:tcW w:type="dxa" w:w="6600"/>
+            <w:tcBorders>
+              <w:top w:val="single" w:color="D9D9D9" w:sz="4"/>
+              <w:left w:val="single" w:color="D9D9D9" w:sz="4"/>
+              <w:bottom w:val="single" w:color="D9D9D9" w:sz="4"/>
+              <w:right w:val="single" w:color="D9D9D9" w:sz="4"/>
+            </w:tcBorders>
+            <w:shd w:fill="FAFBFD" w:val="clear"/>
+            <w:tcMar>
+              <w:top w:type="dxa" w:w="60"/>
+              <w:left w:type="dxa" w:w="95"/>
+              <w:bottom w:type="dxa" w:w="60"/>
+              <w:right w:type="dxa" w:w="95"/>
+            </w:tcMar>
+          </w:tcPr>
+          <w:p>
+            <w:r>
+              <w:rPr>
+                <w:rFonts w:ascii="Calibri" w:cs="Calibri" w:eastAsia="Calibri" w:hAnsi="Calibri"/>
+                <w:sz w:val="18"/>
+                <w:szCs w:val="18"/>
+              </w:rPr>
+              <w:t xml:space="preserve">What to do when something goes wrong at 3am. Incident procedures for every money-affecting failure, backup and restore, the provisioning table, admin bootstrap and offboarding, and how to resolve a disputed settlement.</w:t>
             </w:r>
           </w:p>
         </w:tc>
@@ -54517,6 +54577,4036 @@
           <w:szCs w:val="21"/>
         </w:rPr>
         <w:t xml:space="preserve">Summary for the handover meeting: the code is done. Wire the keys, redeploy, watch /api/health go green, run the money path once in test mode, and get counsel's answer on jurisdictions before taking a real deposit.</w:t>
+      </w:r>
+    </w:p>
+    <w:p>
+      <w:r>
+        <w:br w:type="page"/>
+      </w:r>
+    </w:p>
+    <w:p>
+      <w:pPr>
+        <w:spacing w:after="0" w:before="2200"/>
+        <w:jc w:val="center"/>
+      </w:pPr>
+      <w:r>
+        <w:rPr>
+          <w:rFonts w:ascii="Calibri" w:cs="Calibri" w:eastAsia="Calibri" w:hAnsi="Calibri"/>
+          <w:b/>
+          <w:bCs/>
+          <w:color w:val="595959"/>
+          <w:sz w:val="26"/>
+          <w:szCs w:val="26"/>
+        </w:rPr>
+        <w:t xml:space="preserve">PART VI</w:t>
+      </w:r>
+    </w:p>
+    <w:p>
+      <w:pPr>
+        <w:pBdr>
+          <w:top w:val="single" w:color="1F3864" w:sz="10" w:space="14"/>
+        </w:pBdr>
+        <w:spacing w:after="0" w:before="120"/>
+        <w:jc w:val="center"/>
+      </w:pPr>
+      <w:r>
+        <w:rPr>
+          <w:rFonts w:ascii="Calibri" w:cs="Calibri" w:eastAsia="Calibri" w:hAnsi="Calibri"/>
+          <w:b/>
+          <w:bCs/>
+          <w:color w:val="1F3864"/>
+          <w:sz w:val="46"/>
+          <w:szCs w:val="46"/>
+        </w:rPr>
+        <w:t xml:space="preserve">Operations Runbook</w:t>
+      </w:r>
+    </w:p>
+    <w:p>
+      <w:pPr>
+        <w:spacing w:after="0" w:before="240"/>
+        <w:jc w:val="center"/>
+      </w:pPr>
+      <w:r>
+        <w:rPr>
+          <w:rFonts w:ascii="Calibri" w:cs="Calibri" w:eastAsia="Calibri" w:hAnsi="Calibri"/>
+          <w:i/>
+          <w:iCs/>
+          <w:color w:val="595959"/>
+          <w:sz w:val="21"/>
+          <w:szCs w:val="21"/>
+        </w:rPr>
+        <w:t xml:space="preserve">What to do when something goes wrong at 3am. Incident procedures for every money-affecting failure, backup and restore, the provisioning table, admin bootstrap and offboarding, and how to resolve a disputed settlement.</w:t>
+      </w:r>
+    </w:p>
+    <w:p>
+      <w:r>
+        <w:br w:type="page"/>
+      </w:r>
+    </w:p>
+    <w:p>
+      <w:pPr>
+        <w:pStyle w:val="Heading1"/>
+        <w:spacing w:after="150" w:before="320"/>
+      </w:pPr>
+      <w:r>
+        <w:rPr>
+          <w:rFonts w:ascii="Calibri" w:cs="Calibri" w:eastAsia="Calibri" w:hAnsi="Calibri"/>
+          <w:b/>
+          <w:bCs/>
+          <w:color w:val="1F3864"/>
+          <w:sz w:val="30"/>
+          <w:szCs w:val="30"/>
+        </w:rPr>
+        <w:t xml:space="preserve">Operations Runbook — Sports Pool</w:t>
+      </w:r>
+    </w:p>
+    <w:p>
+      <w:pPr>
+        <w:spacing w:after="130" w:line="280"/>
+      </w:pPr>
+      <w:r>
+        <w:rPr>
+          <w:sz w:val="20"/>
+          <w:szCs w:val="20"/>
+        </w:rPr>
+        <w:t xml:space="preserve">The failure modes that matter on this product are the quiet ones that move or</w:t>
+      </w:r>
+    </w:p>
+    <w:p>
+      <w:pPr>
+        <w:spacing w:after="130" w:line="280"/>
+      </w:pPr>
+      <w:r>
+        <w:rPr>
+          <w:sz w:val="20"/>
+          <w:szCs w:val="20"/>
+        </w:rPr>
+        <w:t xml:space="preserve">strand money. This document says what to do about each, before it happens.</w:t>
+      </w:r>
+    </w:p>
+    <w:p>
+      <w:pPr>
+        <w:spacing w:after="130" w:line="280"/>
+      </w:pPr>
+      <w:r>
+        <w:rPr>
+          <w:sz w:val="20"/>
+          <w:szCs w:val="20"/>
+        </w:rPr>
+        <w:t xml:space="preserve">Keep it honest: when a procedure here is wrong or incomplete, fixing the</w:t>
+      </w:r>
+    </w:p>
+    <w:p>
+      <w:pPr>
+        <w:spacing w:after="130" w:line="280"/>
+      </w:pPr>
+      <w:r>
+        <w:rPr>
+          <w:sz w:val="20"/>
+          <w:szCs w:val="20"/>
+        </w:rPr>
+        <w:t xml:space="preserve">runbook is part of closing the incident.</w:t>
+      </w:r>
+    </w:p>
+    <w:p>
+      <w:pPr>
+        <w:spacing w:after="130" w:line="280"/>
+      </w:pPr>
+      <w:r>
+        <w:rPr>
+          <w:b/>
+          <w:bCs/>
+          <w:sz w:val="20"/>
+          <w:szCs w:val="20"/>
+        </w:rPr>
+        <w:t xml:space="preserve">Where errors surface.</w:t>
+      </w:r>
+      <w:r>
+        <w:rPr>
+          <w:sz w:val="20"/>
+          <w:szCs w:val="20"/>
+        </w:rPr>
+        <w:t xml:space="preserve"> Server money-path failures and client crash reports</w:t>
+      </w:r>
+    </w:p>
+    <w:p>
+      <w:pPr>
+        <w:spacing w:after="130" w:line="280"/>
+      </w:pPr>
+      <w:r>
+        <w:rPr>
+          <w:sz w:val="20"/>
+          <w:szCs w:val="20"/>
+        </w:rPr>
+        <w:t xml:space="preserve">land in the </w:t>
+      </w:r>
+      <w:r>
+        <w:rPr>
+          <w:rFonts w:ascii="Consolas" w:cs="Consolas" w:eastAsia="Consolas" w:hAnsi="Consolas"/>
+          <w:color w:val="1A4D2E"/>
+          <w:sz w:val="17"/>
+          <w:szCs w:val="17"/>
+        </w:rPr>
+        <w:t xml:space="preserve">app_errors</w:t>
+      </w:r>
+      <w:r>
+        <w:rPr>
+          <w:sz w:val="20"/>
+          <w:szCs w:val="20"/>
+        </w:rPr>
+        <w:t xml:space="preserve"> table (service-role only — query it from the Supabase</w:t>
+      </w:r>
+    </w:p>
+    <w:p>
+      <w:pPr>
+        <w:spacing w:after="130" w:line="280"/>
+      </w:pPr>
+      <w:r>
+        <w:rPr>
+          <w:sz w:val="20"/>
+          <w:szCs w:val="20"/>
+        </w:rPr>
+        <w:t xml:space="preserve">dashboard SQL editor). Structured JSON logs (</w:t>
+      </w:r>
+      <w:r>
+        <w:rPr>
+          <w:rFonts w:ascii="Consolas" w:cs="Consolas" w:eastAsia="Consolas" w:hAnsi="Consolas"/>
+          <w:color w:val="1A4D2E"/>
+          <w:sz w:val="17"/>
+          <w:szCs w:val="17"/>
+        </w:rPr>
+        <w:t xml:space="preserve">logEvent</w:t>
+      </w:r>
+      <w:r>
+        <w:rPr>
+          <w:sz w:val="20"/>
+          <w:szCs w:val="20"/>
+        </w:rPr>
+        <w:t xml:space="preserve">) go to the Vercel log</w:t>
+      </w:r>
+    </w:p>
+    <w:p>
+      <w:pPr>
+        <w:spacing w:after="130" w:line="280"/>
+      </w:pPr>
+      <w:r>
+        <w:rPr>
+          <w:sz w:val="20"/>
+          <w:szCs w:val="20"/>
+        </w:rPr>
+        <w:t xml:space="preserve">stream. The reconciliation cron files every processor/ledger mismatch into</w:t>
+      </w:r>
+    </w:p>
+    <w:p>
+      <w:pPr>
+        <w:spacing w:after="130" w:line="280"/>
+      </w:pPr>
+      <w:r>
+        <w:rPr>
+          <w:rFonts w:ascii="Consolas" w:cs="Consolas" w:eastAsia="Consolas" w:hAnsi="Consolas"/>
+          <w:color w:val="1A4D2E"/>
+          <w:sz w:val="17"/>
+          <w:szCs w:val="17"/>
+        </w:rPr>
+        <w:t xml:space="preserve">app_errors</w:t>
+      </w:r>
+      <w:r>
+        <w:rPr>
+          <w:sz w:val="20"/>
+          <w:szCs w:val="20"/>
+        </w:rPr>
+        <w:t xml:space="preserve"> with the prefix </w:t>
+      </w:r>
+      <w:r>
+        <w:rPr>
+          <w:rFonts w:ascii="Consolas" w:cs="Consolas" w:eastAsia="Consolas" w:hAnsi="Consolas"/>
+          <w:color w:val="1A4D2E"/>
+          <w:sz w:val="17"/>
+          <w:szCs w:val="17"/>
+        </w:rPr>
+        <w:t xml:space="preserve">RECONCILIATION MISMATCH</w:t>
+      </w:r>
+      <w:r>
+        <w:rPr>
+          <w:sz w:val="20"/>
+          <w:szCs w:val="20"/>
+        </w:rPr>
+        <w:t xml:space="preserve">.</w:t>
+      </w:r>
+    </w:p>
+    <w:p>
+      <w:pPr>
+        <w:pBdr>
+          <w:left w:val="single" w:color="C4CDD5" w:sz="14" w:space="8"/>
+        </w:pBdr>
+        <w:shd w:fill="F6F8FA" w:val="clear"/>
+        <w:spacing w:after="0" w:line="236"/>
+      </w:pPr>
+      <w:r>
+        <w:rPr>
+          <w:rFonts w:ascii="Consolas" w:cs="Consolas" w:eastAsia="Consolas" w:hAnsi="Consolas"/>
+          <w:color w:val="24292E"/>
+          <w:sz w:val="17"/>
+          <w:szCs w:val="17"/>
+        </w:rPr>
+        <w:t xml:space="preserve">-- The morning check</w:t>
+      </w:r>
+    </w:p>
+    <w:p>
+      <w:pPr>
+        <w:pBdr>
+          <w:left w:val="single" w:color="C4CDD5" w:sz="14" w:space="8"/>
+        </w:pBdr>
+        <w:shd w:fill="F6F8FA" w:val="clear"/>
+        <w:spacing w:after="0" w:line="236"/>
+      </w:pPr>
+      <w:r>
+        <w:rPr>
+          <w:rFonts w:ascii="Consolas" w:cs="Consolas" w:eastAsia="Consolas" w:hAnsi="Consolas"/>
+          <w:color w:val="24292E"/>
+          <w:sz w:val="17"/>
+          <w:szCs w:val="17"/>
+        </w:rPr>
+        <w:t xml:space="preserve">select created_at, source, left(message, 120), digest, url</w:t>
+      </w:r>
+    </w:p>
+    <w:p>
+      <w:pPr>
+        <w:pBdr>
+          <w:left w:val="single" w:color="C4CDD5" w:sz="14" w:space="8"/>
+        </w:pBdr>
+        <w:shd w:fill="F6F8FA" w:val="clear"/>
+        <w:spacing w:after="0" w:line="236"/>
+      </w:pPr>
+      <w:r>
+        <w:rPr>
+          <w:rFonts w:ascii="Consolas" w:cs="Consolas" w:eastAsia="Consolas" w:hAnsi="Consolas"/>
+          <w:color w:val="24292E"/>
+          <w:sz w:val="17"/>
+          <w:szCs w:val="17"/>
+        </w:rPr>
+        <w:t xml:space="preserve">from app_errors</w:t>
+      </w:r>
+    </w:p>
+    <w:p>
+      <w:pPr>
+        <w:pBdr>
+          <w:left w:val="single" w:color="C4CDD5" w:sz="14" w:space="8"/>
+        </w:pBdr>
+        <w:shd w:fill="F6F8FA" w:val="clear"/>
+        <w:spacing w:after="0" w:line="236"/>
+      </w:pPr>
+      <w:r>
+        <w:rPr>
+          <w:rFonts w:ascii="Consolas" w:cs="Consolas" w:eastAsia="Consolas" w:hAnsi="Consolas"/>
+          <w:color w:val="24292E"/>
+          <w:sz w:val="17"/>
+          <w:szCs w:val="17"/>
+        </w:rPr>
+        <w:t xml:space="preserve">order by created_at desc</w:t>
+      </w:r>
+    </w:p>
+    <w:p>
+      <w:pPr>
+        <w:pBdr>
+          <w:left w:val="single" w:color="C4CDD5" w:sz="14" w:space="8"/>
+        </w:pBdr>
+        <w:shd w:fill="F6F8FA" w:val="clear"/>
+        <w:spacing w:after="130" w:line="236"/>
+      </w:pPr>
+      <w:r>
+        <w:rPr>
+          <w:rFonts w:ascii="Consolas" w:cs="Consolas" w:eastAsia="Consolas" w:hAnsi="Consolas"/>
+          <w:color w:val="24292E"/>
+          <w:sz w:val="17"/>
+          <w:szCs w:val="17"/>
+        </w:rPr>
+        <w:t xml:space="preserve">limit 50;</w:t>
+      </w:r>
+    </w:p>
+    <w:p>
+      <w:pPr>
+        <w:pStyle w:val="Heading2"/>
+        <w:spacing w:after="100" w:before="260"/>
+      </w:pPr>
+      <w:r>
+        <w:rPr>
+          <w:rFonts w:ascii="Calibri" w:cs="Calibri" w:eastAsia="Calibri" w:hAnsi="Calibri"/>
+          <w:b/>
+          <w:bCs/>
+          <w:color w:val="2E4A7A"/>
+          <w:sz w:val="25"/>
+          <w:szCs w:val="25"/>
+        </w:rPr>
+        <w:t xml:space="preserve">1. Incidents</w:t>
+      </w:r>
+    </w:p>
+    <w:p>
+      <w:pPr>
+        <w:pStyle w:val="Heading3"/>
+        <w:spacing w:after="100" w:before="180"/>
+      </w:pPr>
+      <w:r>
+        <w:rPr>
+          <w:rFonts w:ascii="Calibri" w:cs="Calibri" w:eastAsia="Calibri" w:hAnsi="Calibri"/>
+          <w:b/>
+          <w:bCs/>
+          <w:color w:val="3A3A3A"/>
+          <w:sz w:val="21"/>
+          <w:szCs w:val="21"/>
+        </w:rPr>
+        <w:t xml:space="preserve">1.1 A user paid but has no card</w:t>
+      </w:r>
+    </w:p>
+    <w:p>
+      <w:pPr>
+        <w:spacing w:after="130" w:line="280"/>
+      </w:pPr>
+      <w:r>
+        <w:rPr>
+          <w:b/>
+          <w:bCs/>
+          <w:sz w:val="20"/>
+          <w:szCs w:val="20"/>
+        </w:rPr>
+        <w:t xml:space="preserve">Detected by:</w:t>
+      </w:r>
+      <w:r>
+        <w:rPr>
+          <w:sz w:val="20"/>
+          <w:szCs w:val="20"/>
+        </w:rPr>
+        <w:t xml:space="preserve"> </w:t>
+      </w:r>
+      <w:r>
+        <w:rPr>
+          <w:rFonts w:ascii="Consolas" w:cs="Consolas" w:eastAsia="Consolas" w:hAnsi="Consolas"/>
+          <w:color w:val="1A4D2E"/>
+          <w:sz w:val="17"/>
+          <w:szCs w:val="17"/>
+        </w:rPr>
+        <w:t xml:space="preserve">app_errors</w:t>
+      </w:r>
+      <w:r>
+        <w:rPr>
+          <w:sz w:val="20"/>
+          <w:szCs w:val="20"/>
+        </w:rPr>
+        <w:t xml:space="preserve"> row `Stripe fulfilment failed — manual refund</w:t>
+      </w:r>
+    </w:p>
+    <w:p>
+      <w:pPr>
+        <w:spacing w:after="130" w:line="280"/>
+      </w:pPr>
+      <w:r>
+        <w:rPr>
+          <w:sz w:val="20"/>
+          <w:szCs w:val="20"/>
+        </w:rPr>
+        <w:t xml:space="preserve">review required`, or the reconcile cron reporting a paid session with no</w:t>
+      </w:r>
+    </w:p>
+    <w:p>
+      <w:pPr>
+        <w:spacing w:after="130" w:line="280"/>
+      </w:pPr>
+      <w:r>
+        <w:rPr>
+          <w:sz w:val="20"/>
+          <w:szCs w:val="20"/>
+        </w:rPr>
+        <w:t xml:space="preserve">ledger row, or the user.</w:t>
+      </w:r>
+    </w:p>
+    <w:p>
+      <w:pPr>
+        <w:pStyle w:val="ListParagraph"/>
+        <w:numPr>
+          <w:ilvl w:val="0"/>
+          <w:numId w:val="3"/>
+        </w:numPr>
+        <w:spacing w:after="95" w:line="272"/>
+      </w:pPr>
+      <w:r>
+        <w:rPr>
+          <w:sz w:val="20"/>
+          <w:szCs w:val="20"/>
+        </w:rPr>
+        <w:t xml:space="preserve">Find the session in the Stripe dashboard (the </w:t>
+      </w:r>
+      <w:r>
+        <w:rPr>
+          <w:rFonts w:ascii="Consolas" w:cs="Consolas" w:eastAsia="Consolas" w:hAnsi="Consolas"/>
+          <w:color w:val="1A4D2E"/>
+          <w:sz w:val="17"/>
+          <w:szCs w:val="17"/>
+        </w:rPr>
+        <w:t xml:space="preserve">digest</w:t>
+      </w:r>
+      <w:r>
+        <w:rPr>
+          <w:sz w:val="20"/>
+          <w:szCs w:val="20"/>
+        </w:rPr>
+        <w:t xml:space="preserve"> column carries the</w:t>
+      </w:r>
+    </w:p>
+    <w:p>
+      <w:pPr>
+        <w:spacing w:after="130" w:line="280"/>
+      </w:pPr>
+      <w:r>
+        <w:rPr>
+          <w:sz w:val="20"/>
+          <w:szCs w:val="20"/>
+        </w:rPr>
+        <w:t xml:space="preserve">session id). Confirm </w:t>
+      </w:r>
+      <w:r>
+        <w:rPr>
+          <w:rFonts w:ascii="Consolas" w:cs="Consolas" w:eastAsia="Consolas" w:hAnsi="Consolas"/>
+          <w:color w:val="1A4D2E"/>
+          <w:sz w:val="17"/>
+          <w:szCs w:val="17"/>
+        </w:rPr>
+        <w:t xml:space="preserve">payment_status = paid</w:t>
+      </w:r>
+      <w:r>
+        <w:rPr>
+          <w:sz w:val="20"/>
+          <w:szCs w:val="20"/>
+        </w:rPr>
+        <w:t xml:space="preserve">.</w:t>
+      </w:r>
+    </w:p>
+    <w:p>
+      <w:pPr>
+        <w:pStyle w:val="ListParagraph"/>
+        <w:numPr>
+          <w:ilvl w:val="0"/>
+          <w:numId w:val="3"/>
+        </w:numPr>
+        <w:spacing w:after="95" w:line="272"/>
+      </w:pPr>
+      <w:r>
+        <w:rPr>
+          <w:sz w:val="20"/>
+          <w:szCs w:val="20"/>
+        </w:rPr>
+        <w:t xml:space="preserve">Decide fulfil vs refund. Fulfil only if the pool is still open and the user</w:t>
+      </w:r>
+    </w:p>
+    <w:p>
+      <w:pPr>
+        <w:spacing w:after="130" w:line="280"/>
+      </w:pPr>
+      <w:r>
+        <w:rPr>
+          <w:sz w:val="20"/>
+          <w:szCs w:val="20"/>
+        </w:rPr>
+        <w:t xml:space="preserve">holds fewer than 3 cards; otherwise refund in Stripe — a refund is always</w:t>
+      </w:r>
+    </w:p>
+    <w:p>
+      <w:pPr>
+        <w:spacing w:after="130" w:line="280"/>
+      </w:pPr>
+      <w:r>
+        <w:rPr>
+          <w:sz w:val="20"/>
+          <w:szCs w:val="20"/>
+        </w:rPr>
+        <w:t xml:space="preserve">the safe answer.</w:t>
+      </w:r>
+    </w:p>
+    <w:p>
+      <w:pPr>
+        <w:pStyle w:val="ListParagraph"/>
+        <w:numPr>
+          <w:ilvl w:val="0"/>
+          <w:numId w:val="3"/>
+        </w:numPr>
+        <w:spacing w:after="95" w:line="272"/>
+      </w:pPr>
+      <w:r>
+        <w:rPr>
+          <w:sz w:val="20"/>
+          <w:szCs w:val="20"/>
+        </w:rPr>
+        <w:t xml:space="preserve">To re-attempt fulfilment, use Stripe dashboard → the event → "Resend" on</w:t>
+      </w:r>
+    </w:p>
+    <w:p>
+      <w:pPr>
+        <w:spacing w:after="130" w:line="280"/>
+      </w:pPr>
+      <w:r>
+        <w:rPr>
+          <w:sz w:val="20"/>
+          <w:szCs w:val="20"/>
+        </w:rPr>
+        <w:t xml:space="preserve">the </w:t>
+      </w:r>
+      <w:r>
+        <w:rPr>
+          <w:rFonts w:ascii="Consolas" w:cs="Consolas" w:eastAsia="Consolas" w:hAnsi="Consolas"/>
+          <w:color w:val="1A4D2E"/>
+          <w:sz w:val="17"/>
+          <w:szCs w:val="17"/>
+        </w:rPr>
+        <w:t xml:space="preserve">checkout.session.completed</w:t>
+      </w:r>
+      <w:r>
+        <w:rPr>
+          <w:sz w:val="20"/>
+          <w:szCs w:val="20"/>
+        </w:rPr>
+        <w:t xml:space="preserve"> webhook. Fulfilment is idempotent; a</w:t>
+      </w:r>
+    </w:p>
+    <w:p>
+      <w:pPr>
+        <w:spacing w:after="130" w:line="280"/>
+      </w:pPr>
+      <w:r>
+        <w:rPr>
+          <w:sz w:val="20"/>
+          <w:szCs w:val="20"/>
+        </w:rPr>
+        <w:t xml:space="preserve">duplicate resend cannot double-issue.</w:t>
+      </w:r>
+    </w:p>
+    <w:p>
+      <w:pPr>
+        <w:pStyle w:val="ListParagraph"/>
+        <w:numPr>
+          <w:ilvl w:val="0"/>
+          <w:numId w:val="3"/>
+        </w:numPr>
+        <w:spacing w:after="95" w:line="272"/>
+      </w:pPr>
+      <w:r>
+        <w:rPr>
+          <w:sz w:val="20"/>
+          <w:szCs w:val="20"/>
+        </w:rPr>
+        <w:t xml:space="preserve">If fulfilment keeps failing, the error text says why (pool closed, card</w:t>
+      </w:r>
+    </w:p>
+    <w:p>
+      <w:pPr>
+        <w:spacing w:after="130" w:line="280"/>
+      </w:pPr>
+      <w:r>
+        <w:rPr>
+          <w:sz w:val="20"/>
+          <w:szCs w:val="20"/>
+        </w:rPr>
+        <w:t xml:space="preserve">limit). Refund and tell the user.</w:t>
+      </w:r>
+    </w:p>
+    <w:p>
+      <w:pPr>
+        <w:pStyle w:val="Heading3"/>
+        <w:spacing w:after="100" w:before="180"/>
+      </w:pPr>
+      <w:r>
+        <w:rPr>
+          <w:rFonts w:ascii="Calibri" w:cs="Calibri" w:eastAsia="Calibri" w:hAnsi="Calibri"/>
+          <w:b/>
+          <w:bCs/>
+          <w:color w:val="3A3A3A"/>
+          <w:sz w:val="21"/>
+          <w:szCs w:val="21"/>
+        </w:rPr>
+        <w:t xml:space="preserve">1.2 PayPal payout failed</w:t>
+      </w:r>
+    </w:p>
+    <w:p>
+      <w:pPr>
+        <w:spacing w:after="130" w:line="280"/>
+      </w:pPr>
+      <w:r>
+        <w:rPr>
+          <w:b/>
+          <w:bCs/>
+          <w:sz w:val="20"/>
+          <w:szCs w:val="20"/>
+        </w:rPr>
+        <w:t xml:space="preserve">Detected by:</w:t>
+      </w:r>
+      <w:r>
+        <w:rPr>
+          <w:sz w:val="20"/>
+          <w:szCs w:val="20"/>
+        </w:rPr>
+        <w:t xml:space="preserve"> </w:t>
+      </w:r>
+      <w:r>
+        <w:rPr>
+          <w:rFonts w:ascii="Consolas" w:cs="Consolas" w:eastAsia="Consolas" w:hAnsi="Consolas"/>
+          <w:color w:val="1A4D2E"/>
+          <w:sz w:val="17"/>
+          <w:szCs w:val="17"/>
+        </w:rPr>
+        <w:t xml:space="preserve">payout.paypal_failed</w:t>
+      </w:r>
+      <w:r>
+        <w:rPr>
+          <w:sz w:val="20"/>
+          <w:szCs w:val="20"/>
+        </w:rPr>
+        <w:t xml:space="preserve"> in logs; the CRITICAL variant lands in</w:t>
+      </w:r>
+    </w:p>
+    <w:p>
+      <w:pPr>
+        <w:spacing w:after="130" w:line="280"/>
+      </w:pPr>
+      <w:r>
+        <w:rPr>
+          <w:rFonts w:ascii="Consolas" w:cs="Consolas" w:eastAsia="Consolas" w:hAnsi="Consolas"/>
+          <w:color w:val="1A4D2E"/>
+          <w:sz w:val="17"/>
+          <w:szCs w:val="17"/>
+        </w:rPr>
+        <w:t xml:space="preserve">app_errors</w:t>
+      </w:r>
+      <w:r>
+        <w:rPr>
+          <w:sz w:val="20"/>
+          <w:szCs w:val="20"/>
+        </w:rPr>
+        <w:t xml:space="preserve">.</w:t>
+      </w:r>
+    </w:p>
+    <w:p>
+      <w:pPr>
+        <w:spacing w:after="130" w:line="280"/>
+      </w:pPr>
+      <w:r>
+        <w:rPr>
+          <w:sz w:val="20"/>
+          <w:szCs w:val="20"/>
+        </w:rPr>
+        <w:t xml:space="preserve">Two shapes:</w:t>
+      </w:r>
+    </w:p>
+    <w:p>
+      <w:pPr>
+        <w:pStyle w:val="ListParagraph"/>
+        <w:numPr>
+          <w:ilvl w:val="0"/>
+          <w:numId w:val="6"/>
+        </w:numPr>
+        <w:spacing w:after="85" w:line="272"/>
+      </w:pPr>
+      <w:r>
+        <w:rPr>
+          <w:b/>
+          <w:bCs/>
+          <w:sz w:val="20"/>
+          <w:szCs w:val="20"/>
+        </w:rPr>
+        <w:t xml:space="preserve">PayPal failed, refund succeeded</w:t>
+      </w:r>
+      <w:r>
+        <w:rPr>
+          <w:sz w:val="20"/>
+          <w:szCs w:val="20"/>
+        </w:rPr>
+        <w:t xml:space="preserve"> (normal): the balance was restored and</w:t>
+      </w:r>
+    </w:p>
+    <w:p>
+      <w:pPr>
+        <w:spacing w:after="130" w:line="280"/>
+      </w:pPr>
+      <w:r>
+        <w:rPr>
+          <w:sz w:val="20"/>
+          <w:szCs w:val="20"/>
+        </w:rPr>
+        <w:t xml:space="preserve">the request returned to pending. Fix the cause (usually the receiver email</w:t>
+      </w:r>
+    </w:p>
+    <w:p>
+      <w:pPr>
+        <w:spacing w:after="130" w:line="280"/>
+      </w:pPr>
+      <w:r>
+        <w:rPr>
+          <w:sz w:val="20"/>
+          <w:szCs w:val="20"/>
+        </w:rPr>
+        <w:t xml:space="preserve">or PayPal credentials) and complete it again.</w:t>
+      </w:r>
+    </w:p>
+    <w:p>
+      <w:pPr>
+        <w:pStyle w:val="ListParagraph"/>
+        <w:numPr>
+          <w:ilvl w:val="0"/>
+          <w:numId w:val="6"/>
+        </w:numPr>
+        <w:spacing w:after="85" w:line="272"/>
+      </w:pPr>
+      <w:r>
+        <w:rPr>
+          <w:b/>
+          <w:bCs/>
+          <w:sz w:val="20"/>
+          <w:szCs w:val="20"/>
+        </w:rPr>
+        <w:t xml:space="preserve">PayPal failed AND the refund failed</w:t>
+      </w:r>
+      <w:r>
+        <w:rPr>
+          <w:sz w:val="20"/>
+          <w:szCs w:val="20"/>
+        </w:rPr>
+        <w:t xml:space="preserve"> (CRITICAL row in </w:t>
+      </w:r>
+      <w:r>
+        <w:rPr>
+          <w:rFonts w:ascii="Consolas" w:cs="Consolas" w:eastAsia="Consolas" w:hAnsi="Consolas"/>
+          <w:color w:val="1A4D2E"/>
+          <w:sz w:val="17"/>
+          <w:szCs w:val="17"/>
+        </w:rPr>
+        <w:t xml:space="preserve">app_errors</w:t>
+      </w:r>
+      <w:r>
+        <w:rPr>
+          <w:sz w:val="20"/>
+          <w:szCs w:val="20"/>
+        </w:rPr>
+        <w:t xml:space="preserve">): the</w:t>
+      </w:r>
+    </w:p>
+    <w:p>
+      <w:pPr>
+        <w:spacing w:after="130" w:line="280"/>
+      </w:pPr>
+      <w:r>
+        <w:rPr>
+          <w:sz w:val="20"/>
+          <w:szCs w:val="20"/>
+        </w:rPr>
+        <w:t xml:space="preserve">user's balance was debited and no money moved. Manually credit the balance:</w:t>
+      </w:r>
+    </w:p>
+    <w:p>
+      <w:pPr>
+        <w:spacing w:after="130" w:line="280"/>
+      </w:pPr>
+      <w:r>
+        <w:rPr>
+          <w:rFonts w:ascii="Consolas" w:cs="Consolas" w:eastAsia="Consolas" w:hAnsi="Consolas"/>
+          <w:color w:val="1A4D2E"/>
+          <w:sz w:val="17"/>
+          <w:szCs w:val="17"/>
+        </w:rPr>
+        <w:t xml:space="preserve">select credit_user_balance('&lt;user_id&gt;', &lt;amount&gt;);</w:t>
+      </w:r>
+      <w:r>
+        <w:rPr>
+          <w:sz w:val="20"/>
+          <w:szCs w:val="20"/>
+        </w:rPr>
+        <w:t xml:space="preserve"> (service role), then</w:t>
+      </w:r>
+    </w:p>
+    <w:p>
+      <w:pPr>
+        <w:spacing w:after="130" w:line="280"/>
+      </w:pPr>
+      <w:r>
+        <w:rPr>
+          <w:sz w:val="20"/>
+          <w:szCs w:val="20"/>
+        </w:rPr>
+        <w:t xml:space="preserve">verify against </w:t>
+      </w:r>
+      <w:r>
+        <w:rPr>
+          <w:rFonts w:ascii="Consolas" w:cs="Consolas" w:eastAsia="Consolas" w:hAnsi="Consolas"/>
+          <w:color w:val="1A4D2E"/>
+          <w:sz w:val="17"/>
+          <w:szCs w:val="17"/>
+        </w:rPr>
+        <w:t xml:space="preserve">user_transactions</w:t>
+      </w:r>
+      <w:r>
+        <w:rPr>
+          <w:sz w:val="20"/>
+          <w:szCs w:val="20"/>
+        </w:rPr>
+        <w:t xml:space="preserve"> before retrying anything.</w:t>
+      </w:r>
+    </w:p>
+    <w:p>
+      <w:pPr>
+        <w:pStyle w:val="Heading3"/>
+        <w:spacing w:after="100" w:before="180"/>
+      </w:pPr>
+      <w:r>
+        <w:rPr>
+          <w:rFonts w:ascii="Calibri" w:cs="Calibri" w:eastAsia="Calibri" w:hAnsi="Calibri"/>
+          <w:b/>
+          <w:bCs/>
+          <w:color w:val="3A3A3A"/>
+          <w:sz w:val="21"/>
+          <w:szCs w:val="21"/>
+        </w:rPr>
+        <w:t xml:space="preserve">1.3 Pool settled wrong / disputed result</w:t>
+      </w:r>
+    </w:p>
+    <w:p>
+      <w:pPr>
+        <w:pStyle w:val="ListParagraph"/>
+        <w:numPr>
+          <w:ilvl w:val="0"/>
+          <w:numId w:val="3"/>
+        </w:numPr>
+        <w:spacing w:after="95" w:line="272"/>
+      </w:pPr>
+      <w:r>
+        <w:rPr>
+          <w:sz w:val="20"/>
+          <w:szCs w:val="20"/>
+        </w:rPr>
+        <w:t xml:space="preserve">Do NOT edit balances directly. Reconstruct first: </w:t>
+      </w:r>
+      <w:r>
+        <w:rPr>
+          <w:rFonts w:ascii="Consolas" w:cs="Consolas" w:eastAsia="Consolas" w:hAnsi="Consolas"/>
+          <w:color w:val="1A4D2E"/>
+          <w:sz w:val="17"/>
+          <w:szCs w:val="17"/>
+        </w:rPr>
+        <w:t xml:space="preserve">pool_winners</w:t>
+      </w:r>
+      <w:r>
+        <w:rPr>
+          <w:sz w:val="20"/>
+          <w:szCs w:val="20"/>
+        </w:rPr>
+        <w:t xml:space="preserve">,</w:t>
+      </w:r>
+    </w:p>
+    <w:p>
+      <w:pPr>
+        <w:spacing w:after="130" w:line="280"/>
+      </w:pPr>
+      <w:r>
+        <w:rPr>
+          <w:rFonts w:ascii="Consolas" w:cs="Consolas" w:eastAsia="Consolas" w:hAnsi="Consolas"/>
+          <w:color w:val="1A4D2E"/>
+          <w:sz w:val="17"/>
+          <w:szCs w:val="17"/>
+        </w:rPr>
+        <w:t xml:space="preserve">card_picks</w:t>
+      </w:r>
+      <w:r>
+        <w:rPr>
+          <w:sz w:val="20"/>
+          <w:szCs w:val="20"/>
+        </w:rPr>
+        <w:t xml:space="preserve">, and </w:t>
+      </w:r>
+      <w:r>
+        <w:rPr>
+          <w:rFonts w:ascii="Consolas" w:cs="Consolas" w:eastAsia="Consolas" w:hAnsi="Consolas"/>
+          <w:color w:val="1A4D2E"/>
+          <w:sz w:val="17"/>
+          <w:szCs w:val="17"/>
+        </w:rPr>
+        <w:t xml:space="preserve">games</w:t>
+      </w:r>
+      <w:r>
+        <w:rPr>
+          <w:sz w:val="20"/>
+          <w:szCs w:val="20"/>
+        </w:rPr>
+        <w:t xml:space="preserve"> rows for the pool tell you what the engine saw.</w:t>
+      </w:r>
+    </w:p>
+    <w:p>
+      <w:pPr>
+        <w:pStyle w:val="ListParagraph"/>
+        <w:numPr>
+          <w:ilvl w:val="0"/>
+          <w:numId w:val="3"/>
+        </w:numPr>
+        <w:spacing w:after="95" w:line="272"/>
+      </w:pPr>
+      <w:r>
+        <w:rPr>
+          <w:sz w:val="20"/>
+          <w:szCs w:val="20"/>
+        </w:rPr>
+        <w:t xml:space="preserve">If a game's final score was wrong at settlement time, correct it via</w:t>
+      </w:r>
+    </w:p>
+    <w:p>
+      <w:pPr>
+        <w:spacing w:after="130" w:line="280"/>
+      </w:pPr>
+      <w:r>
+        <w:rPr>
+          <w:rFonts w:ascii="Consolas" w:cs="Consolas" w:eastAsia="Consolas" w:hAnsi="Consolas"/>
+          <w:color w:val="1A4D2E"/>
+          <w:sz w:val="17"/>
+          <w:szCs w:val="17"/>
+        </w:rPr>
+        <w:t xml:space="preserve">PUT /api/games/[gameId]/outcome</w:t>
+      </w:r>
+      <w:r>
+        <w:rPr>
+          <w:sz w:val="20"/>
+          <w:szCs w:val="20"/>
+        </w:rPr>
+        <w:t xml:space="preserve"> (admin), then re-run settlement reasoning</w:t>
+      </w:r>
+    </w:p>
+    <w:p>
+      <w:pPr>
+        <w:spacing w:after="130" w:line="280"/>
+      </w:pPr>
+      <w:r>
+        <w:rPr>
+          <w:sz w:val="20"/>
+          <w:szCs w:val="20"/>
+        </w:rPr>
+        <w:t xml:space="preserve">by hand — settlement does not automatically reverse paid winners</w:t>
+      </w:r>
+    </w:p>
+    <w:p>
+      <w:pPr>
+        <w:spacing w:after="130" w:line="280"/>
+      </w:pPr>
+      <w:r>
+        <w:rPr>
+          <w:sz w:val="20"/>
+          <w:szCs w:val="20"/>
+        </w:rPr>
+        <w:t xml:space="preserve">(deliberately: see </w:t>
+      </w:r>
+      <w:r>
+        <w:rPr>
+          <w:rFonts w:ascii="Consolas" w:cs="Consolas" w:eastAsia="Consolas" w:hAnsi="Consolas"/>
+          <w:color w:val="1A4D2E"/>
+          <w:sz w:val="17"/>
+          <w:szCs w:val="17"/>
+        </w:rPr>
+        <w:t xml:space="preserve">materialize-winners</w:t>
+      </w:r>
+      <w:r>
+        <w:rPr>
+          <w:sz w:val="20"/>
+          <w:szCs w:val="20"/>
+        </w:rPr>
+        <w:t xml:space="preserve">).</w:t>
+      </w:r>
+    </w:p>
+    <w:p>
+      <w:pPr>
+        <w:pStyle w:val="ListParagraph"/>
+        <w:numPr>
+          <w:ilvl w:val="0"/>
+          <w:numId w:val="3"/>
+        </w:numPr>
+        <w:spacing w:after="95" w:line="272"/>
+      </w:pPr>
+      <w:r>
+        <w:rPr>
+          <w:sz w:val="20"/>
+          <w:szCs w:val="20"/>
+        </w:rPr>
+        <w:t xml:space="preserve">Any manual correction must write a compensating </w:t>
+      </w:r>
+      <w:r>
+        <w:rPr>
+          <w:rFonts w:ascii="Consolas" w:cs="Consolas" w:eastAsia="Consolas" w:hAnsi="Consolas"/>
+          <w:color w:val="1A4D2E"/>
+          <w:sz w:val="17"/>
+          <w:szCs w:val="17"/>
+        </w:rPr>
+        <w:t xml:space="preserve">user_transactions</w:t>
+      </w:r>
+      <w:r>
+        <w:rPr>
+          <w:sz w:val="20"/>
+          <w:szCs w:val="20"/>
+        </w:rPr>
+        <w:t xml:space="preserve"> row so</w:t>
+      </w:r>
+    </w:p>
+    <w:p>
+      <w:pPr>
+        <w:spacing w:after="130" w:line="280"/>
+      </w:pPr>
+      <w:r>
+        <w:rPr>
+          <w:sz w:val="20"/>
+          <w:szCs w:val="20"/>
+        </w:rPr>
+        <w:t xml:space="preserve">the ledger explains itself later.</w:t>
+      </w:r>
+    </w:p>
+    <w:p>
+      <w:pPr>
+        <w:pStyle w:val="Heading3"/>
+        <w:spacing w:after="100" w:before="180"/>
+      </w:pPr>
+      <w:r>
+        <w:rPr>
+          <w:rFonts w:ascii="Calibri" w:cs="Calibri" w:eastAsia="Calibri" w:hAnsi="Calibri"/>
+          <w:b/>
+          <w:bCs/>
+          <w:color w:val="3A3A3A"/>
+          <w:sz w:val="21"/>
+          <w:szCs w:val="21"/>
+        </w:rPr>
+        <w:t xml:space="preserve">1.4 Stripe or PayPal outage</w:t>
+      </w:r>
+    </w:p>
+    <w:p>
+      <w:pPr>
+        <w:pStyle w:val="ListParagraph"/>
+        <w:numPr>
+          <w:ilvl w:val="0"/>
+          <w:numId w:val="6"/>
+        </w:numPr>
+        <w:spacing w:after="85" w:line="272"/>
+      </w:pPr>
+      <w:r>
+        <w:rPr>
+          <w:sz w:val="20"/>
+          <w:szCs w:val="20"/>
+        </w:rPr>
+        <w:t xml:space="preserve">Checkout fails closed (no card without payment) — no action needed beyond</w:t>
+      </w:r>
+    </w:p>
+    <w:p>
+      <w:pPr>
+        <w:spacing w:after="130" w:line="280"/>
+      </w:pPr>
+      <w:r>
+        <w:rPr>
+          <w:sz w:val="20"/>
+          <w:szCs w:val="20"/>
+        </w:rPr>
+        <w:t xml:space="preserve">status-page awareness.</w:t>
+      </w:r>
+    </w:p>
+    <w:p>
+      <w:pPr>
+        <w:pStyle w:val="ListParagraph"/>
+        <w:numPr>
+          <w:ilvl w:val="0"/>
+          <w:numId w:val="6"/>
+        </w:numPr>
+        <w:spacing w:after="85" w:line="272"/>
+      </w:pPr>
+      <w:r>
+        <w:rPr>
+          <w:sz w:val="20"/>
+          <w:szCs w:val="20"/>
+        </w:rPr>
+        <w:t xml:space="preserve">Payout completion fails closed (refund path above) — pause approving</w:t>
+      </w:r>
+    </w:p>
+    <w:p>
+      <w:pPr>
+        <w:spacing w:after="130" w:line="280"/>
+      </w:pPr>
+      <w:r>
+        <w:rPr>
+          <w:sz w:val="20"/>
+          <w:szCs w:val="20"/>
+        </w:rPr>
+        <w:t xml:space="preserve">payouts until the processor recovers.</w:t>
+      </w:r>
+    </w:p>
+    <w:p>
+      <w:pPr>
+        <w:pStyle w:val="Heading3"/>
+        <w:spacing w:after="100" w:before="180"/>
+      </w:pPr>
+      <w:r>
+        <w:rPr>
+          <w:rFonts w:ascii="Calibri" w:cs="Calibri" w:eastAsia="Calibri" w:hAnsi="Calibri"/>
+          <w:b/>
+          <w:bCs/>
+          <w:color w:val="3A3A3A"/>
+          <w:sz w:val="21"/>
+          <w:szCs w:val="21"/>
+        </w:rPr>
+        <w:t xml:space="preserve">1.5 Settlement cron did not run</w:t>
+      </w:r>
+    </w:p>
+    <w:p>
+      <w:pPr>
+        <w:spacing w:after="130" w:line="280"/>
+      </w:pPr>
+      <w:r>
+        <w:rPr>
+          <w:sz w:val="20"/>
+          <w:szCs w:val="20"/>
+        </w:rPr>
+        <w:t xml:space="preserve">Vercel → Project → Cron Jobs shows the last invocations of</w:t>
+      </w:r>
+    </w:p>
+    <w:p>
+      <w:pPr>
+        <w:spacing w:after="130" w:line="280"/>
+      </w:pPr>
+      <w:r>
+        <w:rPr>
+          <w:rFonts w:ascii="Consolas" w:cs="Consolas" w:eastAsia="Consolas" w:hAnsi="Consolas"/>
+          <w:color w:val="1A4D2E"/>
+          <w:sz w:val="17"/>
+          <w:szCs w:val="17"/>
+        </w:rPr>
+        <w:t xml:space="preserve">/api/cron/settle</w:t>
+      </w:r>
+      <w:r>
+        <w:rPr>
+          <w:sz w:val="20"/>
+          <w:szCs w:val="20"/>
+        </w:rPr>
+        <w:t xml:space="preserve"> (hourly). A 503 means </w:t>
+      </w:r>
+      <w:r>
+        <w:rPr>
+          <w:rFonts w:ascii="Consolas" w:cs="Consolas" w:eastAsia="Consolas" w:hAnsi="Consolas"/>
+          <w:color w:val="1A4D2E"/>
+          <w:sz w:val="17"/>
+          <w:szCs w:val="17"/>
+        </w:rPr>
+        <w:t xml:space="preserve">CRON_SECRET</w:t>
+      </w:r>
+      <w:r>
+        <w:rPr>
+          <w:sz w:val="20"/>
+          <w:szCs w:val="20"/>
+        </w:rPr>
+        <w:t xml:space="preserve"> is unset; a 401 means</w:t>
+      </w:r>
+    </w:p>
+    <w:p>
+      <w:pPr>
+        <w:spacing w:after="130" w:line="280"/>
+      </w:pPr>
+      <w:r>
+        <w:rPr>
+          <w:sz w:val="20"/>
+          <w:szCs w:val="20"/>
+        </w:rPr>
+        <w:t xml:space="preserve">it does not match. Settlement is idempotent per pool, so once it runs again</w:t>
+      </w:r>
+    </w:p>
+    <w:p>
+      <w:pPr>
+        <w:spacing w:after="130" w:line="280"/>
+      </w:pPr>
+      <w:r>
+        <w:rPr>
+          <w:sz w:val="20"/>
+          <w:szCs w:val="20"/>
+        </w:rPr>
+        <w:t xml:space="preserve">it catches up on everything pending.</w:t>
+      </w:r>
+    </w:p>
+    <w:p>
+      <w:pPr>
+        <w:pStyle w:val="Heading2"/>
+        <w:spacing w:after="100" w:before="260"/>
+      </w:pPr>
+      <w:r>
+        <w:rPr>
+          <w:rFonts w:ascii="Calibri" w:cs="Calibri" w:eastAsia="Calibri" w:hAnsi="Calibri"/>
+          <w:b/>
+          <w:bCs/>
+          <w:color w:val="2E4A7A"/>
+          <w:sz w:val="25"/>
+          <w:szCs w:val="25"/>
+        </w:rPr>
+        <w:t xml:space="preserve">2. Backup and restore (database)</w:t>
+      </w:r>
+    </w:p>
+    <w:p>
+      <w:pPr>
+        <w:spacing w:after="130" w:line="280"/>
+      </w:pPr>
+      <w:r>
+        <w:rPr>
+          <w:sz w:val="20"/>
+          <w:szCs w:val="20"/>
+        </w:rPr>
+        <w:t xml:space="preserve">The database of record is Supabase Postgres. **The ledger tables</w:t>
+      </w:r>
+    </w:p>
+    <w:p>
+      <w:pPr>
+        <w:spacing w:after="130" w:line="280"/>
+      </w:pPr>
+      <w:r>
+        <w:rPr>
+          <w:sz w:val="20"/>
+          <w:szCs w:val="20"/>
+        </w:rPr>
+        <w:t xml:space="preserve">(</w:t>
+      </w:r>
+      <w:r>
+        <w:rPr>
+          <w:rFonts w:ascii="Consolas" w:cs="Consolas" w:eastAsia="Consolas" w:hAnsi="Consolas"/>
+          <w:color w:val="1A4D2E"/>
+          <w:sz w:val="17"/>
+          <w:szCs w:val="17"/>
+        </w:rPr>
+        <w:t xml:space="preserve">users.balance</w:t>
+      </w:r>
+      <w:r>
+        <w:rPr>
+          <w:sz w:val="20"/>
+          <w:szCs w:val="20"/>
+        </w:rPr>
+        <w:t xml:space="preserve">, </w:t>
+      </w:r>
+      <w:r>
+        <w:rPr>
+          <w:rFonts w:ascii="Consolas" w:cs="Consolas" w:eastAsia="Consolas" w:hAnsi="Consolas"/>
+          <w:color w:val="1A4D2E"/>
+          <w:sz w:val="17"/>
+          <w:szCs w:val="17"/>
+        </w:rPr>
+        <w:t xml:space="preserve">pool_transactions</w:t>
+      </w:r>
+      <w:r>
+        <w:rPr>
+          <w:sz w:val="20"/>
+          <w:szCs w:val="20"/>
+        </w:rPr>
+        <w:t xml:space="preserve">, </w:t>
+      </w:r>
+      <w:r>
+        <w:rPr>
+          <w:rFonts w:ascii="Consolas" w:cs="Consolas" w:eastAsia="Consolas" w:hAnsi="Consolas"/>
+          <w:color w:val="1A4D2E"/>
+          <w:sz w:val="17"/>
+          <w:szCs w:val="17"/>
+        </w:rPr>
+        <w:t xml:space="preserve">user_transactions</w:t>
+      </w:r>
+      <w:r>
+        <w:rPr>
+          <w:sz w:val="20"/>
+          <w:szCs w:val="20"/>
+        </w:rPr>
+        <w:t xml:space="preserve">,</w:t>
+      </w:r>
+    </w:p>
+    <w:p>
+      <w:pPr>
+        <w:spacing w:after="130" w:line="280"/>
+      </w:pPr>
+      <w:r>
+        <w:rPr>
+          <w:rFonts w:ascii="Consolas" w:cs="Consolas" w:eastAsia="Consolas" w:hAnsi="Consolas"/>
+          <w:color w:val="1A4D2E"/>
+          <w:sz w:val="17"/>
+          <w:szCs w:val="17"/>
+        </w:rPr>
+        <w:t xml:space="preserve">payout_requests</w:t>
+      </w:r>
+      <w:r>
+        <w:rPr>
+          <w:sz w:val="20"/>
+          <w:szCs w:val="20"/>
+        </w:rPr>
+        <w:t xml:space="preserve">, </w:t>
+      </w:r>
+      <w:r>
+        <w:rPr>
+          <w:rFonts w:ascii="Consolas" w:cs="Consolas" w:eastAsia="Consolas" w:hAnsi="Consolas"/>
+          <w:color w:val="1A4D2E"/>
+          <w:sz w:val="17"/>
+          <w:szCs w:val="17"/>
+        </w:rPr>
+        <w:t xml:space="preserve">pool_winners</w:t>
+      </w:r>
+      <w:r>
+        <w:rPr>
+          <w:sz w:val="20"/>
+          <w:szCs w:val="20"/>
+        </w:rPr>
+        <w:t xml:space="preserve">) are financial records** — treat backup</w:t>
+      </w:r>
+    </w:p>
+    <w:p>
+      <w:pPr>
+        <w:spacing w:after="130" w:line="280"/>
+      </w:pPr>
+      <w:r>
+        <w:rPr>
+          <w:sz w:val="20"/>
+          <w:szCs w:val="20"/>
+        </w:rPr>
+        <w:t xml:space="preserve">policy as non-optional.</w:t>
+      </w:r>
+    </w:p>
+    <w:p>
+      <w:pPr>
+        <w:pStyle w:val="ListParagraph"/>
+        <w:numPr>
+          <w:ilvl w:val="0"/>
+          <w:numId w:val="6"/>
+        </w:numPr>
+        <w:spacing w:after="85" w:line="272"/>
+      </w:pPr>
+      <w:r>
+        <w:rPr>
+          <w:b/>
+          <w:bCs/>
+          <w:sz w:val="20"/>
+          <w:szCs w:val="20"/>
+        </w:rPr>
+        <w:t xml:space="preserve">Enable</w:t>
+      </w:r>
+      <w:r>
+        <w:rPr>
+          <w:sz w:val="20"/>
+          <w:szCs w:val="20"/>
+        </w:rPr>
+        <w:t xml:space="preserve">: Supabase dashboard → Project → Database → Backups. Daily</w:t>
+      </w:r>
+    </w:p>
+    <w:p>
+      <w:pPr>
+        <w:spacing w:after="130" w:line="280"/>
+      </w:pPr>
+      <w:r>
+        <w:rPr>
+          <w:sz w:val="20"/>
+          <w:szCs w:val="20"/>
+        </w:rPr>
+        <w:t xml:space="preserve">backups are on for all plans; Point-in-Time Recovery (PITR) is a paid</w:t>
+      </w:r>
+    </w:p>
+    <w:p>
+      <w:pPr>
+        <w:spacing w:after="130" w:line="280"/>
+      </w:pPr>
+      <w:r>
+        <w:rPr>
+          <w:sz w:val="20"/>
+          <w:szCs w:val="20"/>
+        </w:rPr>
+        <w:t xml:space="preserve">add-on and is what you actually want before launch — a daily snapshot can</w:t>
+      </w:r>
+    </w:p>
+    <w:p>
+      <w:pPr>
+        <w:spacing w:after="130" w:line="280"/>
+      </w:pPr>
+      <w:r>
+        <w:rPr>
+          <w:sz w:val="20"/>
+          <w:szCs w:val="20"/>
+        </w:rPr>
+        <w:t xml:space="preserve">lose up to 24h of money movements.</w:t>
+      </w:r>
+    </w:p>
+    <w:p>
+      <w:pPr>
+        <w:pStyle w:val="ListParagraph"/>
+        <w:numPr>
+          <w:ilvl w:val="0"/>
+          <w:numId w:val="6"/>
+        </w:numPr>
+        <w:spacing w:after="85" w:line="272"/>
+      </w:pPr>
+      <w:r>
+        <w:rPr>
+          <w:b/>
+          <w:bCs/>
+          <w:sz w:val="20"/>
+          <w:szCs w:val="20"/>
+        </w:rPr>
+        <w:t xml:space="preserve">Restore rehearsal (do this once before launch, then quarterly)</w:t>
+      </w:r>
+      <w:r>
+        <w:rPr>
+          <w:sz w:val="20"/>
+          <w:szCs w:val="20"/>
+        </w:rPr>
+        <w:t xml:space="preserve">:</w:t>
+      </w:r>
+    </w:p>
+    <w:p>
+      <w:pPr>
+        <w:pStyle w:val="ListParagraph"/>
+        <w:numPr>
+          <w:ilvl w:val="0"/>
+          <w:numId w:val="3"/>
+        </w:numPr>
+        <w:spacing w:after="95" w:line="272"/>
+      </w:pPr>
+      <w:r>
+        <w:rPr>
+          <w:sz w:val="20"/>
+          <w:szCs w:val="20"/>
+        </w:rPr>
+        <w:t xml:space="preserve">Create a scratch Supabase project.</w:t>
+      </w:r>
+    </w:p>
+    <w:p>
+      <w:pPr>
+        <w:pStyle w:val="ListParagraph"/>
+        <w:numPr>
+          <w:ilvl w:val="0"/>
+          <w:numId w:val="3"/>
+        </w:numPr>
+        <w:spacing w:after="95" w:line="272"/>
+      </w:pPr>
+      <w:r>
+        <w:rPr>
+          <w:sz w:val="20"/>
+          <w:szCs w:val="20"/>
+        </w:rPr>
+        <w:t xml:space="preserve">Restore the latest backup into it (dashboard → Backups → Restore, or</w:t>
+      </w:r>
+    </w:p>
+    <w:p>
+      <w:pPr>
+        <w:spacing w:after="130" w:line="280"/>
+      </w:pPr>
+      <w:r>
+        <w:rPr>
+          <w:rFonts w:ascii="Consolas" w:cs="Consolas" w:eastAsia="Consolas" w:hAnsi="Consolas"/>
+          <w:color w:val="1A4D2E"/>
+          <w:sz w:val="17"/>
+          <w:szCs w:val="17"/>
+        </w:rPr>
+        <w:t xml:space="preserve">pg_dump</w:t>
+      </w:r>
+      <w:r>
+        <w:rPr>
+          <w:sz w:val="20"/>
+          <w:szCs w:val="20"/>
+        </w:rPr>
+        <w:t xml:space="preserve">/</w:t>
+      </w:r>
+      <w:r>
+        <w:rPr>
+          <w:rFonts w:ascii="Consolas" w:cs="Consolas" w:eastAsia="Consolas" w:hAnsi="Consolas"/>
+          <w:color w:val="1A4D2E"/>
+          <w:sz w:val="17"/>
+          <w:szCs w:val="17"/>
+        </w:rPr>
+        <w:t xml:space="preserve">pg_restore</w:t>
+      </w:r>
+      <w:r>
+        <w:rPr>
+          <w:sz w:val="20"/>
+          <w:szCs w:val="20"/>
+        </w:rPr>
+        <w:t xml:space="preserve"> against the connection strings).</w:t>
+      </w:r>
+    </w:p>
+    <w:p>
+      <w:pPr>
+        <w:pStyle w:val="ListParagraph"/>
+        <w:numPr>
+          <w:ilvl w:val="0"/>
+          <w:numId w:val="3"/>
+        </w:numPr>
+        <w:spacing w:after="95" w:line="272"/>
+      </w:pPr>
+      <w:r>
+        <w:rPr>
+          <w:sz w:val="20"/>
+          <w:szCs w:val="20"/>
+        </w:rPr>
+        <w:t xml:space="preserve">Run the app against it locally (</w:t>
+      </w:r>
+      <w:r>
+        <w:rPr>
+          <w:rFonts w:ascii="Consolas" w:cs="Consolas" w:eastAsia="Consolas" w:hAnsi="Consolas"/>
+          <w:color w:val="1A4D2E"/>
+          <w:sz w:val="17"/>
+          <w:szCs w:val="17"/>
+        </w:rPr>
+        <w:t xml:space="preserve">.env.local</w:t>
+      </w:r>
+      <w:r>
+        <w:rPr>
+          <w:sz w:val="20"/>
+          <w:szCs w:val="20"/>
+        </w:rPr>
+        <w:t xml:space="preserve"> pointed at the scratch</w:t>
+      </w:r>
+    </w:p>
+    <w:p>
+      <w:pPr>
+        <w:spacing w:after="130" w:line="280"/>
+      </w:pPr>
+      <w:r>
+        <w:rPr>
+          <w:sz w:val="20"/>
+          <w:szCs w:val="20"/>
+        </w:rPr>
+        <w:t xml:space="preserve">project) and verify a pool, its transactions and a balance figure match</w:t>
+      </w:r>
+    </w:p>
+    <w:p>
+      <w:pPr>
+        <w:spacing w:after="130" w:line="280"/>
+      </w:pPr>
+      <w:r>
+        <w:rPr>
+          <w:sz w:val="20"/>
+          <w:szCs w:val="20"/>
+        </w:rPr>
+        <w:t xml:space="preserve">production.</w:t>
+      </w:r>
+    </w:p>
+    <w:p>
+      <w:pPr>
+        <w:pStyle w:val="ListParagraph"/>
+        <w:numPr>
+          <w:ilvl w:val="0"/>
+          <w:numId w:val="3"/>
+        </w:numPr>
+        <w:spacing w:after="95" w:line="272"/>
+      </w:pPr>
+      <w:r>
+        <w:rPr>
+          <w:sz w:val="20"/>
+          <w:szCs w:val="20"/>
+        </w:rPr>
+        <w:t xml:space="preserve">Record the date and duration in this file:</w:t>
+      </w:r>
+    </w:p>
+    <w:p>
+      <w:pPr>
+        <w:pStyle w:val="ListParagraph"/>
+        <w:numPr>
+          <w:ilvl w:val="0"/>
+          <w:numId w:val="6"/>
+        </w:numPr>
+        <w:spacing w:after="85" w:line="272"/>
+      </w:pPr>
+      <w:r>
+        <w:rPr>
+          <w:sz w:val="20"/>
+          <w:szCs w:val="20"/>
+        </w:rPr>
+        <w:t xml:space="preserve">_Last rehearsal: (never — do before launch)_</w:t>
+      </w:r>
+    </w:p>
+    <w:p>
+      <w:pPr>
+        <w:pStyle w:val="ListParagraph"/>
+        <w:numPr>
+          <w:ilvl w:val="0"/>
+          <w:numId w:val="6"/>
+        </w:numPr>
+        <w:spacing w:after="85" w:line="272"/>
+      </w:pPr>
+      <w:r>
+        <w:rPr>
+          <w:b/>
+          <w:bCs/>
+          <w:sz w:val="20"/>
+          <w:szCs w:val="20"/>
+        </w:rPr>
+        <w:t xml:space="preserve">What a restore does NOT bring back</w:t>
+      </w:r>
+      <w:r>
+        <w:rPr>
+          <w:sz w:val="20"/>
+          <w:szCs w:val="20"/>
+        </w:rPr>
+        <w:t xml:space="preserve">: Stripe/PayPal state. After any</w:t>
+      </w:r>
+    </w:p>
+    <w:p>
+      <w:pPr>
+        <w:spacing w:after="130" w:line="280"/>
+      </w:pPr>
+      <w:r>
+        <w:rPr>
+          <w:sz w:val="20"/>
+          <w:szCs w:val="20"/>
+        </w:rPr>
+        <w:t xml:space="preserve">restore, run </w:t>
+      </w:r>
+      <w:r>
+        <w:rPr>
+          <w:rFonts w:ascii="Consolas" w:cs="Consolas" w:eastAsia="Consolas" w:hAnsi="Consolas"/>
+          <w:color w:val="1A4D2E"/>
+          <w:sz w:val="17"/>
+          <w:szCs w:val="17"/>
+        </w:rPr>
+        <w:t xml:space="preserve">/api/cron/reconcile</w:t>
+      </w:r>
+      <w:r>
+        <w:rPr>
+          <w:sz w:val="20"/>
+          <w:szCs w:val="20"/>
+        </w:rPr>
+        <w:t xml:space="preserve"> immediately and work every mismatch it</w:t>
+      </w:r>
+    </w:p>
+    <w:p>
+      <w:pPr>
+        <w:spacing w:after="130" w:line="280"/>
+      </w:pPr>
+      <w:r>
+        <w:rPr>
+          <w:sz w:val="20"/>
+          <w:szCs w:val="20"/>
+        </w:rPr>
+        <w:t xml:space="preserve">files.</w:t>
+      </w:r>
+    </w:p>
+    <w:p>
+      <w:pPr>
+        <w:pStyle w:val="Heading2"/>
+        <w:spacing w:after="100" w:before="260"/>
+      </w:pPr>
+      <w:r>
+        <w:rPr>
+          <w:rFonts w:ascii="Calibri" w:cs="Calibri" w:eastAsia="Calibri" w:hAnsi="Calibri"/>
+          <w:b/>
+          <w:bCs/>
+          <w:color w:val="2E4A7A"/>
+          <w:sz w:val="25"/>
+          <w:szCs w:val="25"/>
+        </w:rPr>
+        <w:t xml:space="preserve">3. Provisioning that must happen before launch</w:t>
+      </w:r>
+    </w:p>
+    <w:p>
+      <w:pPr>
+        <w:pBdr>
+          <w:left w:val="single" w:color="B8860B" w:sz="18" w:space="10"/>
+        </w:pBdr>
+        <w:shd w:fill="FBF3E6" w:val="clear"/>
+        <w:spacing w:after="130" w:before="80" w:line="274"/>
+        <w:ind w:left="300"/>
+      </w:pPr>
+      <w:r>
+        <w:rPr>
+          <w:b/>
+          <w:bCs/>
+          <w:sz w:val="20"/>
+          <w:szCs w:val="20"/>
+        </w:rPr>
+        <w:t xml:space="preserve">Check your work with one command.</w:t>
+      </w:r>
+      <w:r>
+        <w:rPr>
+          <w:sz w:val="20"/>
+          <w:szCs w:val="20"/>
+        </w:rPr>
+        <w:t xml:space="preserve"> </w:t>
+      </w:r>
+      <w:r>
+        <w:rPr>
+          <w:rFonts w:ascii="Consolas" w:cs="Consolas" w:eastAsia="Consolas" w:hAnsi="Consolas"/>
+          <w:color w:val="1A4D2E"/>
+          <w:sz w:val="17"/>
+          <w:szCs w:val="17"/>
+        </w:rPr>
+        <w:t xml:space="preserve">/api/health</w:t>
+      </w:r>
+      <w:r>
+        <w:rPr>
+          <w:sz w:val="20"/>
+          <w:szCs w:val="20"/>
+        </w:rPr>
+        <w:t xml:space="preserve"> reports every item below. Anonymous callers get a status code only; with the secret you get the breakdown naming each unset variable and what it costs:  ``</w:t>
+      </w:r>
+      <w:r>
+        <w:rPr>
+          <w:rFonts w:ascii="Consolas" w:cs="Consolas" w:eastAsia="Consolas" w:hAnsi="Consolas"/>
+          <w:color w:val="1A4D2E"/>
+          <w:sz w:val="17"/>
+          <w:szCs w:val="17"/>
+        </w:rPr>
+        <w:t xml:space="preserve"> curl -s -H "Authorization: Bearer $CRON_SECRET" https://&lt;domain&gt;/api/health </w:t>
+      </w:r>
+      <w:r>
+        <w:rPr>
+          <w:sz w:val="20"/>
+          <w:szCs w:val="20"/>
+        </w:rPr>
+        <w:t xml:space="preserve">`</w:t>
+      </w:r>
+      <w:r>
+        <w:rPr>
+          <w:rFonts w:ascii="Consolas" w:cs="Consolas" w:eastAsia="Consolas" w:hAnsi="Consolas"/>
+          <w:color w:val="1A4D2E"/>
+          <w:sz w:val="17"/>
+          <w:szCs w:val="17"/>
+        </w:rPr>
+        <w:t xml:space="preserve">  Missing money-path credentials report **degraded at HTTP 200**, not 503 — the site genuinely serves without them, and a probe that screams for the whole handover period is one nobody reads later. </w:t>
+      </w:r>
+      <w:r>
+        <w:rPr>
+          <w:sz w:val="20"/>
+          <w:szCs w:val="20"/>
+        </w:rPr>
+        <w:t xml:space="preserve">status: "ok"` means fully provisioned. Work the list until it says that.</w:t>
+      </w:r>
+    </w:p>
+    <w:tbl>
+      <w:tblPr>
+        <w:tblW w:type="dxa" w:w="8900"/>
+        <w:tblBorders>
+          <w:top w:val="single" w:color="auto" w:sz="4"/>
+          <w:left w:val="single" w:color="auto" w:sz="4"/>
+          <w:bottom w:val="single" w:color="auto" w:sz="4"/>
+          <w:right w:val="single" w:color="auto" w:sz="4"/>
+          <w:insideH w:val="single" w:color="auto" w:sz="4"/>
+          <w:insideV w:val="single" w:color="auto" w:sz="4"/>
+        </w:tblBorders>
+      </w:tblPr>
+      <w:tblGrid>
+        <w:gridCol w:w="2966"/>
+        <w:gridCol w:w="2966"/>
+        <w:gridCol w:w="2966"/>
+      </w:tblGrid>
+      <w:tr>
+        <w:trPr>
+          <w:tblHeader/>
+        </w:trPr>
+        <w:tc>
+          <w:tcPr>
+            <w:tcW w:type="dxa" w:w="2966"/>
+            <w:tcBorders>
+              <w:top w:val="single" w:color="D9D9D9" w:sz="4"/>
+              <w:left w:val="single" w:color="D9D9D9" w:sz="4"/>
+              <w:bottom w:val="single" w:color="D9D9D9" w:sz="4"/>
+              <w:right w:val="single" w:color="D9D9D9" w:sz="4"/>
+            </w:tcBorders>
+            <w:shd w:fill="1F3864" w:val="clear"/>
+            <w:tcMar>
+              <w:top w:type="dxa" w:w="60"/>
+              <w:left w:type="dxa" w:w="95"/>
+              <w:bottom w:type="dxa" w:w="60"/>
+              <w:right w:type="dxa" w:w="95"/>
+            </w:tcMar>
+          </w:tcPr>
+          <w:p>
+            <w:pPr>
+              <w:spacing w:after="0" w:line="254"/>
+            </w:pPr>
+            <w:r>
+              <w:rPr>
+                <w:b/>
+                <w:bCs/>
+                <w:color w:val="FFFFFF"/>
+                <w:sz w:val="18"/>
+                <w:szCs w:val="18"/>
+              </w:rPr>
+              <w:t xml:space="preserve">Item</w:t>
+            </w:r>
+          </w:p>
+        </w:tc>
+        <w:tc>
+          <w:tcPr>
+            <w:tcW w:type="dxa" w:w="2966"/>
+            <w:tcBorders>
+              <w:top w:val="single" w:color="D9D9D9" w:sz="4"/>
+              <w:left w:val="single" w:color="D9D9D9" w:sz="4"/>
+              <w:bottom w:val="single" w:color="D9D9D9" w:sz="4"/>
+              <w:right w:val="single" w:color="D9D9D9" w:sz="4"/>
+            </w:tcBorders>
+            <w:shd w:fill="1F3864" w:val="clear"/>
+            <w:tcMar>
+              <w:top w:type="dxa" w:w="60"/>
+              <w:left w:type="dxa" w:w="95"/>
+              <w:bottom w:type="dxa" w:w="60"/>
+              <w:right w:type="dxa" w:w="95"/>
+            </w:tcMar>
+          </w:tcPr>
+          <w:p>
+            <w:pPr>
+              <w:spacing w:after="0" w:line="254"/>
+            </w:pPr>
+            <w:r>
+              <w:rPr>
+                <w:b/>
+                <w:bCs/>
+                <w:color w:val="FFFFFF"/>
+                <w:sz w:val="18"/>
+                <w:szCs w:val="18"/>
+              </w:rPr>
+              <w:t xml:space="preserve">Where</w:t>
+            </w:r>
+          </w:p>
+        </w:tc>
+        <w:tc>
+          <w:tcPr>
+            <w:tcW w:type="dxa" w:w="2966"/>
+            <w:tcBorders>
+              <w:top w:val="single" w:color="D9D9D9" w:sz="4"/>
+              <w:left w:val="single" w:color="D9D9D9" w:sz="4"/>
+              <w:bottom w:val="single" w:color="D9D9D9" w:sz="4"/>
+              <w:right w:val="single" w:color="D9D9D9" w:sz="4"/>
+            </w:tcBorders>
+            <w:shd w:fill="1F3864" w:val="clear"/>
+            <w:tcMar>
+              <w:top w:type="dxa" w:w="60"/>
+              <w:left w:type="dxa" w:w="95"/>
+              <w:bottom w:type="dxa" w:w="60"/>
+              <w:right w:type="dxa" w:w="95"/>
+            </w:tcMar>
+          </w:tcPr>
+          <w:p>
+            <w:pPr>
+              <w:spacing w:after="0" w:line="254"/>
+            </w:pPr>
+            <w:r>
+              <w:rPr>
+                <w:b/>
+                <w:bCs/>
+                <w:color w:val="FFFFFF"/>
+                <w:sz w:val="18"/>
+                <w:szCs w:val="18"/>
+              </w:rPr>
+              <w:t xml:space="preserve">Why</w:t>
+            </w:r>
+          </w:p>
+        </w:tc>
+      </w:tr>
+      <w:tr>
+        <w:trPr>
+          <w:tblHeader w:val="false"/>
+        </w:trPr>
+        <w:tc>
+          <w:tcPr>
+            <w:tcW w:type="dxa" w:w="2966"/>
+            <w:tcBorders>
+              <w:top w:val="single" w:color="D9D9D9" w:sz="4"/>
+              <w:left w:val="single" w:color="D9D9D9" w:sz="4"/>
+              <w:bottom w:val="single" w:color="D9D9D9" w:sz="4"/>
+              <w:right w:val="single" w:color="D9D9D9" w:sz="4"/>
+            </w:tcBorders>
+            <w:tcMar>
+              <w:top w:type="dxa" w:w="60"/>
+              <w:left w:type="dxa" w:w="95"/>
+              <w:bottom w:type="dxa" w:w="60"/>
+              <w:right w:type="dxa" w:w="95"/>
+            </w:tcMar>
+          </w:tcPr>
+          <w:p>
+            <w:pPr>
+              <w:spacing w:after="0" w:line="254"/>
+            </w:pPr>
+            <w:r>
+              <w:rPr>
+                <w:rFonts w:ascii="Consolas" w:cs="Consolas" w:eastAsia="Consolas" w:hAnsi="Consolas"/>
+                <w:color w:val="1A4D2E"/>
+                <w:sz w:val="18"/>
+                <w:szCs w:val="18"/>
+              </w:rPr>
+              <w:t xml:space="preserve">SUPABASE_SERVICE_ROLE_KEY</w:t>
+            </w:r>
+          </w:p>
+        </w:tc>
+        <w:tc>
+          <w:tcPr>
+            <w:tcW w:type="dxa" w:w="2966"/>
+            <w:tcBorders>
+              <w:top w:val="single" w:color="D9D9D9" w:sz="4"/>
+              <w:left w:val="single" w:color="D9D9D9" w:sz="4"/>
+              <w:bottom w:val="single" w:color="D9D9D9" w:sz="4"/>
+              <w:right w:val="single" w:color="D9D9D9" w:sz="4"/>
+            </w:tcBorders>
+            <w:tcMar>
+              <w:top w:type="dxa" w:w="60"/>
+              <w:left w:type="dxa" w:w="95"/>
+              <w:bottom w:type="dxa" w:w="60"/>
+              <w:right w:type="dxa" w:w="95"/>
+            </w:tcMar>
+          </w:tcPr>
+          <w:p>
+            <w:pPr>
+              <w:spacing w:after="0" w:line="254"/>
+            </w:pPr>
+            <w:r>
+              <w:rPr>
+                <w:sz w:val="18"/>
+                <w:szCs w:val="18"/>
+              </w:rPr>
+              <w:t xml:space="preserve">Supabase → Project Settings → API → </w:t>
+            </w:r>
+            <w:r>
+              <w:rPr>
+                <w:rFonts w:ascii="Consolas" w:cs="Consolas" w:eastAsia="Consolas" w:hAnsi="Consolas"/>
+                <w:color w:val="1A4D2E"/>
+                <w:sz w:val="18"/>
+                <w:szCs w:val="18"/>
+              </w:rPr>
+              <w:t xml:space="preserve">service_role</w:t>
+            </w:r>
+            <w:r>
+              <w:rPr>
+                <w:sz w:val="18"/>
+                <w:szCs w:val="18"/>
+              </w:rPr>
+              <w:t xml:space="preserve"> (secret) → Vercel env, </w:t>
+            </w:r>
+            <w:r>
+              <w:rPr>
+                <w:b/>
+                <w:bCs/>
+                <w:sz w:val="18"/>
+                <w:szCs w:val="18"/>
+              </w:rPr>
+              <w:t xml:space="preserve">Production</w:t>
+            </w:r>
+          </w:p>
+        </w:tc>
+        <w:tc>
+          <w:tcPr>
+            <w:tcW w:type="dxa" w:w="2966"/>
+            <w:tcBorders>
+              <w:top w:val="single" w:color="D9D9D9" w:sz="4"/>
+              <w:left w:val="single" w:color="D9D9D9" w:sz="4"/>
+              <w:bottom w:val="single" w:color="D9D9D9" w:sz="4"/>
+              <w:right w:val="single" w:color="D9D9D9" w:sz="4"/>
+            </w:tcBorders>
+            <w:tcMar>
+              <w:top w:type="dxa" w:w="60"/>
+              <w:left w:type="dxa" w:w="95"/>
+              <w:bottom w:type="dxa" w:w="60"/>
+              <w:right w:type="dxa" w:w="95"/>
+            </w:tcMar>
+          </w:tcPr>
+          <w:p>
+            <w:pPr>
+              <w:spacing w:after="0" w:line="254"/>
+            </w:pPr>
+            <w:r>
+              <w:rPr>
+                <w:b/>
+                <w:bCs/>
+                <w:sz w:val="18"/>
+                <w:szCs w:val="18"/>
+              </w:rPr>
+              <w:t xml:space="preserve">This was unset in production for eight days and nobody noticed.</w:t>
+            </w:r>
+            <w:r>
+              <w:rPr>
+                <w:sz w:val="18"/>
+                <w:szCs w:val="18"/>
+              </w:rPr>
+              <w:t xml:space="preserve"> Every service-role path dies without it: settlement never completes and the Stripe webhook cannot fulfil a purchase, so a user can be charged and receive nothing. The public site keeps serving normally, which is exactly why it went unnoticed. Never expose it to the browser or prefix it </w:t>
+            </w:r>
+            <w:r>
+              <w:rPr>
+                <w:rFonts w:ascii="Consolas" w:cs="Consolas" w:eastAsia="Consolas" w:hAnsi="Consolas"/>
+                <w:color w:val="1A4D2E"/>
+                <w:sz w:val="18"/>
+                <w:szCs w:val="18"/>
+              </w:rPr>
+              <w:t xml:space="preserve">NEXT_PUBLIC_</w:t>
+            </w:r>
+            <w:r>
+              <w:rPr>
+                <w:sz w:val="18"/>
+                <w:szCs w:val="18"/>
+              </w:rPr>
+              <w:t xml:space="preserve"> — it bypasses every RLS policy</w:t>
+            </w:r>
+          </w:p>
+        </w:tc>
+      </w:tr>
+      <w:tr>
+        <w:trPr>
+          <w:tblHeader w:val="false"/>
+        </w:trPr>
+        <w:tc>
+          <w:tcPr>
+            <w:tcW w:type="dxa" w:w="2966"/>
+            <w:tcBorders>
+              <w:top w:val="single" w:color="D9D9D9" w:sz="4"/>
+              <w:left w:val="single" w:color="D9D9D9" w:sz="4"/>
+              <w:bottom w:val="single" w:color="D9D9D9" w:sz="4"/>
+              <w:right w:val="single" w:color="D9D9D9" w:sz="4"/>
+            </w:tcBorders>
+            <w:shd w:fill="F4F6FA" w:val="clear"/>
+            <w:tcMar>
+              <w:top w:type="dxa" w:w="60"/>
+              <w:left w:type="dxa" w:w="95"/>
+              <w:bottom w:type="dxa" w:w="60"/>
+              <w:right w:type="dxa" w:w="95"/>
+            </w:tcMar>
+          </w:tcPr>
+          <w:p>
+            <w:pPr>
+              <w:spacing w:after="0" w:line="254"/>
+            </w:pPr>
+            <w:r>
+              <w:rPr>
+                <w:rFonts w:ascii="Consolas" w:cs="Consolas" w:eastAsia="Consolas" w:hAnsi="Consolas"/>
+                <w:color w:val="1A4D2E"/>
+                <w:sz w:val="18"/>
+                <w:szCs w:val="18"/>
+              </w:rPr>
+              <w:t xml:space="preserve">UPSTASH_REDIS_REST_URL</w:t>
+            </w:r>
+            <w:r>
+              <w:rPr>
+                <w:sz w:val="18"/>
+                <w:szCs w:val="18"/>
+              </w:rPr>
+              <w:t xml:space="preserve"> + </w:t>
+            </w:r>
+            <w:r>
+              <w:rPr>
+                <w:rFonts w:ascii="Consolas" w:cs="Consolas" w:eastAsia="Consolas" w:hAnsi="Consolas"/>
+                <w:color w:val="1A4D2E"/>
+                <w:sz w:val="18"/>
+                <w:szCs w:val="18"/>
+              </w:rPr>
+              <w:t xml:space="preserve">UPSTASH_REDIS_REST_TOKEN</w:t>
+            </w:r>
+          </w:p>
+        </w:tc>
+        <w:tc>
+          <w:tcPr>
+            <w:tcW w:type="dxa" w:w="2966"/>
+            <w:tcBorders>
+              <w:top w:val="single" w:color="D9D9D9" w:sz="4"/>
+              <w:left w:val="single" w:color="D9D9D9" w:sz="4"/>
+              <w:bottom w:val="single" w:color="D9D9D9" w:sz="4"/>
+              <w:right w:val="single" w:color="D9D9D9" w:sz="4"/>
+            </w:tcBorders>
+            <w:shd w:fill="F4F6FA" w:val="clear"/>
+            <w:tcMar>
+              <w:top w:type="dxa" w:w="60"/>
+              <w:left w:type="dxa" w:w="95"/>
+              <w:bottom w:type="dxa" w:w="60"/>
+              <w:right w:type="dxa" w:w="95"/>
+            </w:tcMar>
+          </w:tcPr>
+          <w:p>
+            <w:pPr>
+              <w:spacing w:after="0" w:line="254"/>
+            </w:pPr>
+            <w:r>
+              <w:rPr>
+                <w:sz w:val="18"/>
+                <w:szCs w:val="18"/>
+              </w:rPr>
+              <w:t xml:space="preserve">console.upstash.com → create Redis DB → Vercel env vars (all environments)</w:t>
+            </w:r>
+          </w:p>
+        </w:tc>
+        <w:tc>
+          <w:tcPr>
+            <w:tcW w:type="dxa" w:w="2966"/>
+            <w:tcBorders>
+              <w:top w:val="single" w:color="D9D9D9" w:sz="4"/>
+              <w:left w:val="single" w:color="D9D9D9" w:sz="4"/>
+              <w:bottom w:val="single" w:color="D9D9D9" w:sz="4"/>
+              <w:right w:val="single" w:color="D9D9D9" w:sz="4"/>
+            </w:tcBorders>
+            <w:shd w:fill="F4F6FA" w:val="clear"/>
+            <w:tcMar>
+              <w:top w:type="dxa" w:w="60"/>
+              <w:left w:type="dxa" w:w="95"/>
+              <w:bottom w:type="dxa" w:w="60"/>
+              <w:right w:type="dxa" w:w="95"/>
+            </w:tcMar>
+          </w:tcPr>
+          <w:p>
+            <w:pPr>
+              <w:spacing w:after="0" w:line="254"/>
+            </w:pPr>
+            <w:r>
+              <w:rPr>
+                <w:sz w:val="18"/>
+                <w:szCs w:val="18"/>
+              </w:rPr>
+              <w:t xml:space="preserve">Without them every rate limit is per-instance in-memory — the sign-in throttle multiplies by the number of warm instances</w:t>
+            </w:r>
+          </w:p>
+        </w:tc>
+      </w:tr>
+      <w:tr>
+        <w:trPr>
+          <w:tblHeader w:val="false"/>
+        </w:trPr>
+        <w:tc>
+          <w:tcPr>
+            <w:tcW w:type="dxa" w:w="2966"/>
+            <w:tcBorders>
+              <w:top w:val="single" w:color="D9D9D9" w:sz="4"/>
+              <w:left w:val="single" w:color="D9D9D9" w:sz="4"/>
+              <w:bottom w:val="single" w:color="D9D9D9" w:sz="4"/>
+              <w:right w:val="single" w:color="D9D9D9" w:sz="4"/>
+            </w:tcBorders>
+            <w:tcMar>
+              <w:top w:type="dxa" w:w="60"/>
+              <w:left w:type="dxa" w:w="95"/>
+              <w:bottom w:type="dxa" w:w="60"/>
+              <w:right w:type="dxa" w:w="95"/>
+            </w:tcMar>
+          </w:tcPr>
+          <w:p>
+            <w:pPr>
+              <w:spacing w:after="0" w:line="254"/>
+            </w:pPr>
+            <w:r>
+              <w:rPr>
+                <w:rFonts w:ascii="Consolas" w:cs="Consolas" w:eastAsia="Consolas" w:hAnsi="Consolas"/>
+                <w:color w:val="1A4D2E"/>
+                <w:sz w:val="18"/>
+                <w:szCs w:val="18"/>
+              </w:rPr>
+              <w:t xml:space="preserve">STRIPE_WEBHOOK_SECRET</w:t>
+            </w:r>
+          </w:p>
+        </w:tc>
+        <w:tc>
+          <w:tcPr>
+            <w:tcW w:type="dxa" w:w="2966"/>
+            <w:tcBorders>
+              <w:top w:val="single" w:color="D9D9D9" w:sz="4"/>
+              <w:left w:val="single" w:color="D9D9D9" w:sz="4"/>
+              <w:bottom w:val="single" w:color="D9D9D9" w:sz="4"/>
+              <w:right w:val="single" w:color="D9D9D9" w:sz="4"/>
+            </w:tcBorders>
+            <w:tcMar>
+              <w:top w:type="dxa" w:w="60"/>
+              <w:left w:type="dxa" w:w="95"/>
+              <w:bottom w:type="dxa" w:w="60"/>
+              <w:right w:type="dxa" w:w="95"/>
+            </w:tcMar>
+          </w:tcPr>
+          <w:p>
+            <w:pPr>
+              <w:spacing w:after="0" w:line="254"/>
+            </w:pPr>
+            <w:r>
+              <w:rPr>
+                <w:sz w:val="18"/>
+                <w:szCs w:val="18"/>
+              </w:rPr>
+              <w:t xml:space="preserve">Stripe dashboard → Webhooks → the production endpoint (</w:t>
+            </w:r>
+            <w:r>
+              <w:rPr>
+                <w:rFonts w:ascii="Consolas" w:cs="Consolas" w:eastAsia="Consolas" w:hAnsi="Consolas"/>
+                <w:color w:val="1A4D2E"/>
+                <w:sz w:val="18"/>
+                <w:szCs w:val="18"/>
+              </w:rPr>
+              <w:t xml:space="preserve">/api/stripe/webhook</w:t>
+            </w:r>
+            <w:r>
+              <w:rPr>
+                <w:sz w:val="18"/>
+                <w:szCs w:val="18"/>
+              </w:rPr>
+              <w:t xml:space="preserve">, event </w:t>
+            </w:r>
+            <w:r>
+              <w:rPr>
+                <w:rFonts w:ascii="Consolas" w:cs="Consolas" w:eastAsia="Consolas" w:hAnsi="Consolas"/>
+                <w:color w:val="1A4D2E"/>
+                <w:sz w:val="18"/>
+                <w:szCs w:val="18"/>
+              </w:rPr>
+              <w:t xml:space="preserve">checkout.session.completed</w:t>
+            </w:r>
+            <w:r>
+              <w:rPr>
+                <w:sz w:val="18"/>
+                <w:szCs w:val="18"/>
+              </w:rPr>
+              <w:t xml:space="preserve">)</w:t>
+            </w:r>
+          </w:p>
+        </w:tc>
+        <w:tc>
+          <w:tcPr>
+            <w:tcW w:type="dxa" w:w="2966"/>
+            <w:tcBorders>
+              <w:top w:val="single" w:color="D9D9D9" w:sz="4"/>
+              <w:left w:val="single" w:color="D9D9D9" w:sz="4"/>
+              <w:bottom w:val="single" w:color="D9D9D9" w:sz="4"/>
+              <w:right w:val="single" w:color="D9D9D9" w:sz="4"/>
+            </w:tcBorders>
+            <w:tcMar>
+              <w:top w:type="dxa" w:w="60"/>
+              <w:left w:type="dxa" w:w="95"/>
+              <w:bottom w:type="dxa" w:w="60"/>
+              <w:right w:type="dxa" w:w="95"/>
+            </w:tcMar>
+          </w:tcPr>
+          <w:p>
+            <w:pPr>
+              <w:spacing w:after="0" w:line="254"/>
+            </w:pPr>
+            <w:r>
+              <w:rPr>
+                <w:sz w:val="18"/>
+                <w:szCs w:val="18"/>
+              </w:rPr>
+              <w:t xml:space="preserve">Wrong or unset secret = users charged with no card issued. Unset is verifiable from outside: the webhook answers </w:t>
+            </w:r>
+            <w:r>
+              <w:rPr>
+                <w:rFonts w:ascii="Consolas" w:cs="Consolas" w:eastAsia="Consolas" w:hAnsi="Consolas"/>
+                <w:color w:val="1A4D2E"/>
+                <w:sz w:val="18"/>
+                <w:szCs w:val="18"/>
+              </w:rPr>
+              <w:t xml:space="preserve">503 {"error":"Webhook not configured"}</w:t>
+            </w:r>
+            <w:r>
+              <w:rPr>
+                <w:sz w:val="18"/>
+                <w:szCs w:val="18"/>
+              </w:rPr>
+              <w:t xml:space="preserve"> instead of </w:t>
+            </w:r>
+            <w:r>
+              <w:rPr>
+                <w:rFonts w:ascii="Consolas" w:cs="Consolas" w:eastAsia="Consolas" w:hAnsi="Consolas"/>
+                <w:color w:val="1A4D2E"/>
+                <w:sz w:val="18"/>
+                <w:szCs w:val="18"/>
+              </w:rPr>
+              <w:t xml:space="preserve">400 Missing stripe-signature</w:t>
+            </w:r>
+          </w:p>
+        </w:tc>
+      </w:tr>
+      <w:tr>
+        <w:trPr>
+          <w:tblHeader w:val="false"/>
+        </w:trPr>
+        <w:tc>
+          <w:tcPr>
+            <w:tcW w:type="dxa" w:w="2966"/>
+            <w:tcBorders>
+              <w:top w:val="single" w:color="D9D9D9" w:sz="4"/>
+              <w:left w:val="single" w:color="D9D9D9" w:sz="4"/>
+              <w:bottom w:val="single" w:color="D9D9D9" w:sz="4"/>
+              <w:right w:val="single" w:color="D9D9D9" w:sz="4"/>
+            </w:tcBorders>
+            <w:shd w:fill="F4F6FA" w:val="clear"/>
+            <w:tcMar>
+              <w:top w:type="dxa" w:w="60"/>
+              <w:left w:type="dxa" w:w="95"/>
+              <w:bottom w:type="dxa" w:w="60"/>
+              <w:right w:type="dxa" w:w="95"/>
+            </w:tcMar>
+          </w:tcPr>
+          <w:p>
+            <w:pPr>
+              <w:spacing w:after="0" w:line="254"/>
+            </w:pPr>
+            <w:r>
+              <w:rPr>
+                <w:rFonts w:ascii="Consolas" w:cs="Consolas" w:eastAsia="Consolas" w:hAnsi="Consolas"/>
+                <w:color w:val="1A4D2E"/>
+                <w:sz w:val="18"/>
+                <w:szCs w:val="18"/>
+              </w:rPr>
+              <w:t xml:space="preserve">PAYPAL_MODE=live</w:t>
+            </w:r>
+            <w:r>
+              <w:rPr>
+                <w:sz w:val="18"/>
+                <w:szCs w:val="18"/>
+              </w:rPr>
+              <w:t xml:space="preserve"> + production client id/secret</w:t>
+            </w:r>
+          </w:p>
+        </w:tc>
+        <w:tc>
+          <w:tcPr>
+            <w:tcW w:type="dxa" w:w="2966"/>
+            <w:tcBorders>
+              <w:top w:val="single" w:color="D9D9D9" w:sz="4"/>
+              <w:left w:val="single" w:color="D9D9D9" w:sz="4"/>
+              <w:bottom w:val="single" w:color="D9D9D9" w:sz="4"/>
+              <w:right w:val="single" w:color="D9D9D9" w:sz="4"/>
+            </w:tcBorders>
+            <w:shd w:fill="F4F6FA" w:val="clear"/>
+            <w:tcMar>
+              <w:top w:type="dxa" w:w="60"/>
+              <w:left w:type="dxa" w:w="95"/>
+              <w:bottom w:type="dxa" w:w="60"/>
+              <w:right w:type="dxa" w:w="95"/>
+            </w:tcMar>
+          </w:tcPr>
+          <w:p>
+            <w:pPr>
+              <w:spacing w:after="0" w:line="254"/>
+            </w:pPr>
+            <w:r>
+              <w:rPr>
+                <w:sz w:val="18"/>
+                <w:szCs w:val="18"/>
+              </w:rPr>
+              <w:t xml:space="preserve">Vercel env</w:t>
+            </w:r>
+          </w:p>
+        </w:tc>
+        <w:tc>
+          <w:tcPr>
+            <w:tcW w:type="dxa" w:w="2966"/>
+            <w:tcBorders>
+              <w:top w:val="single" w:color="D9D9D9" w:sz="4"/>
+              <w:left w:val="single" w:color="D9D9D9" w:sz="4"/>
+              <w:bottom w:val="single" w:color="D9D9D9" w:sz="4"/>
+              <w:right w:val="single" w:color="D9D9D9" w:sz="4"/>
+            </w:tcBorders>
+            <w:shd w:fill="F4F6FA" w:val="clear"/>
+            <w:tcMar>
+              <w:top w:type="dxa" w:w="60"/>
+              <w:left w:type="dxa" w:w="95"/>
+              <w:bottom w:type="dxa" w:w="60"/>
+              <w:right w:type="dxa" w:w="95"/>
+            </w:tcMar>
+          </w:tcPr>
+          <w:p>
+            <w:pPr>
+              <w:spacing w:after="0" w:line="254"/>
+            </w:pPr>
+            <w:r>
+              <w:rPr>
+                <w:sz w:val="18"/>
+                <w:szCs w:val="18"/>
+              </w:rPr>
+              <w:t xml:space="preserve">The code fails closed to "not configured", so payouts simply won't send until this is right</w:t>
+            </w:r>
+          </w:p>
+        </w:tc>
+      </w:tr>
+      <w:tr>
+        <w:trPr>
+          <w:tblHeader w:val="false"/>
+        </w:trPr>
+        <w:tc>
+          <w:tcPr>
+            <w:tcW w:type="dxa" w:w="2966"/>
+            <w:tcBorders>
+              <w:top w:val="single" w:color="D9D9D9" w:sz="4"/>
+              <w:left w:val="single" w:color="D9D9D9" w:sz="4"/>
+              <w:bottom w:val="single" w:color="D9D9D9" w:sz="4"/>
+              <w:right w:val="single" w:color="D9D9D9" w:sz="4"/>
+            </w:tcBorders>
+            <w:tcMar>
+              <w:top w:type="dxa" w:w="60"/>
+              <w:left w:type="dxa" w:w="95"/>
+              <w:bottom w:type="dxa" w:w="60"/>
+              <w:right w:type="dxa" w:w="95"/>
+            </w:tcMar>
+          </w:tcPr>
+          <w:p>
+            <w:pPr>
+              <w:spacing w:after="0" w:line="254"/>
+            </w:pPr>
+            <w:r>
+              <w:rPr>
+                <w:rFonts w:ascii="Consolas" w:cs="Consolas" w:eastAsia="Consolas" w:hAnsi="Consolas"/>
+                <w:color w:val="1A4D2E"/>
+                <w:sz w:val="18"/>
+                <w:szCs w:val="18"/>
+              </w:rPr>
+              <w:t xml:space="preserve">CRON_SECRET</w:t>
+            </w:r>
+          </w:p>
+        </w:tc>
+        <w:tc>
+          <w:tcPr>
+            <w:tcW w:type="dxa" w:w="2966"/>
+            <w:tcBorders>
+              <w:top w:val="single" w:color="D9D9D9" w:sz="4"/>
+              <w:left w:val="single" w:color="D9D9D9" w:sz="4"/>
+              <w:bottom w:val="single" w:color="D9D9D9" w:sz="4"/>
+              <w:right w:val="single" w:color="D9D9D9" w:sz="4"/>
+            </w:tcBorders>
+            <w:tcMar>
+              <w:top w:type="dxa" w:w="60"/>
+              <w:left w:type="dxa" w:w="95"/>
+              <w:bottom w:type="dxa" w:w="60"/>
+              <w:right w:type="dxa" w:w="95"/>
+            </w:tcMar>
+          </w:tcPr>
+          <w:p>
+            <w:pPr>
+              <w:spacing w:after="0" w:line="254"/>
+            </w:pPr>
+            <w:r>
+              <w:rPr>
+                <w:b/>
+                <w:bCs/>
+                <w:sz w:val="18"/>
+                <w:szCs w:val="18"/>
+              </w:rPr>
+              <w:t xml:space="preserve">Two places.</w:t>
+            </w:r>
+            <w:r>
+              <w:rPr>
+                <w:sz w:val="18"/>
+                <w:szCs w:val="18"/>
+              </w:rPr>
+              <w:t xml:space="preserve"> Vercel env, </w:t>
+            </w:r>
+            <w:r>
+              <w:rPr>
+                <w:b/>
+                <w:bCs/>
+                <w:sz w:val="18"/>
+                <w:szCs w:val="18"/>
+              </w:rPr>
+              <w:t xml:space="preserve">and</w:t>
+            </w:r>
+            <w:r>
+              <w:rPr>
+                <w:sz w:val="18"/>
+                <w:szCs w:val="18"/>
+              </w:rPr>
+              <w:t xml:space="preserve"> GitHub → Settings → Secrets and variables → Actions</w:t>
+            </w:r>
+          </w:p>
+        </w:tc>
+        <w:tc>
+          <w:tcPr>
+            <w:tcW w:type="dxa" w:w="2966"/>
+            <w:tcBorders>
+              <w:top w:val="single" w:color="D9D9D9" w:sz="4"/>
+              <w:left w:val="single" w:color="D9D9D9" w:sz="4"/>
+              <w:bottom w:val="single" w:color="D9D9D9" w:sz="4"/>
+              <w:right w:val="single" w:color="D9D9D9" w:sz="4"/>
+            </w:tcBorders>
+            <w:tcMar>
+              <w:top w:type="dxa" w:w="60"/>
+              <w:left w:type="dxa" w:w="95"/>
+              <w:bottom w:type="dxa" w:w="60"/>
+              <w:right w:type="dxa" w:w="95"/>
+            </w:tcMar>
+          </w:tcPr>
+          <w:p>
+            <w:pPr>
+              <w:spacing w:after="0" w:line="254"/>
+            </w:pPr>
+            <w:r>
+              <w:rPr>
+                <w:sz w:val="18"/>
+                <w:szCs w:val="18"/>
+              </w:rPr>
+              <w:t xml:space="preserve">Vercel: settlement, reconciliation and the alert digest answer 503 until set. GitHub: without the Actions secret </w:t>
+            </w:r>
+            <w:r>
+              <w:rPr>
+                <w:rFonts w:ascii="Consolas" w:cs="Consolas" w:eastAsia="Consolas" w:hAnsi="Consolas"/>
+                <w:color w:val="1A4D2E"/>
+                <w:sz w:val="18"/>
+                <w:szCs w:val="18"/>
+              </w:rPr>
+              <w:t xml:space="preserve">settle-pools.yml</w:t>
+            </w:r>
+            <w:r>
+              <w:rPr>
+                <w:sz w:val="18"/>
+                <w:szCs w:val="18"/>
+              </w:rPr>
+              <w:t xml:space="preserve"> and </w:t>
+            </w:r>
+            <w:r>
+              <w:rPr>
+                <w:rFonts w:ascii="Consolas" w:cs="Consolas" w:eastAsia="Consolas" w:hAnsi="Consolas"/>
+                <w:color w:val="1A4D2E"/>
+                <w:sz w:val="18"/>
+                <w:szCs w:val="18"/>
+              </w:rPr>
+              <w:t xml:space="preserve">alert.yml</w:t>
+            </w:r>
+            <w:r>
+              <w:rPr>
+                <w:sz w:val="18"/>
+                <w:szCs w:val="18"/>
+              </w:rPr>
+              <w:t xml:space="preserve"> </w:t>
+            </w:r>
+            <w:r>
+              <w:rPr>
+                <w:b/>
+                <w:bCs/>
+                <w:sz w:val="18"/>
+                <w:szCs w:val="18"/>
+              </w:rPr>
+              <w:t xml:space="preserve">skip and still report success</w:t>
+            </w:r>
+            <w:r>
+              <w:rPr>
+                <w:sz w:val="18"/>
+                <w:szCs w:val="18"/>
+              </w:rPr>
+              <w:t xml:space="preserve"> — a green workflow doing nothing. Both values must match. Verify by running either workflow manually and confirming its trigger step says success, not skipped</w:t>
+            </w:r>
+          </w:p>
+        </w:tc>
+      </w:tr>
+    </w:tbl>
+    <w:p>
+      <w:pPr>
+        <w:spacing w:after="130" w:line="280"/>
+      </w:pPr>
+      <w:r>
+        <w:rPr>
+          <w:sz w:val="20"/>
+          <w:szCs w:val="20"/>
+        </w:rPr>
+        <w:t xml:space="preserve">| Unset </w:t>
+      </w:r>
+      <w:r>
+        <w:rPr>
+          <w:rFonts w:ascii="Consolas" w:cs="Consolas" w:eastAsia="Consolas" w:hAnsi="Consolas"/>
+          <w:color w:val="1A4D2E"/>
+          <w:sz w:val="17"/>
+          <w:szCs w:val="17"/>
+        </w:rPr>
+        <w:t xml:space="preserve">SETUP_SECRET</w:t>
+      </w:r>
+      <w:r>
+        <w:rPr>
+          <w:sz w:val="20"/>
+          <w:szCs w:val="20"/>
+        </w:rPr>
+        <w:t xml:space="preserve"> | Vercel env | Hygiene only, no longer a hole. </w:t>
+      </w:r>
+      <w:r>
+        <w:rPr>
+          <w:rFonts w:ascii="Consolas" w:cs="Consolas" w:eastAsia="Consolas" w:hAnsi="Consolas"/>
+          <w:color w:val="1A4D2E"/>
+          <w:sz w:val="17"/>
+          <w:szCs w:val="17"/>
+        </w:rPr>
+        <w:t xml:space="preserve">/api/seed-admin</w:t>
+      </w:r>
+      <w:r>
+        <w:rPr>
+          <w:sz w:val="20"/>
+          <w:szCs w:val="20"/>
+        </w:rPr>
+        <w:t xml:space="preserve"> now refuses with 410 once any admin exists, so a forgotten secret cannot reopen the bootstrap path |</w:t>
+      </w:r>
+    </w:p>
+    <w:p>
+      <w:pPr>
+        <w:spacing w:after="130" w:line="280"/>
+      </w:pPr>
+      <w:r>
+        <w:rPr>
+          <w:sz w:val="20"/>
+          <w:szCs w:val="20"/>
+        </w:rPr>
+        <w:t xml:space="preserve">| MFA for admin accounts | Enrol at </w:t>
+      </w:r>
+      <w:r>
+        <w:rPr>
+          <w:rFonts w:ascii="Consolas" w:cs="Consolas" w:eastAsia="Consolas" w:hAnsi="Consolas"/>
+          <w:color w:val="1A4D2E"/>
+          <w:sz w:val="17"/>
+          <w:szCs w:val="17"/>
+        </w:rPr>
+        <w:t xml:space="preserve">/account/security</w:t>
+      </w:r>
+      <w:r>
+        <w:rPr>
+          <w:sz w:val="20"/>
+          <w:szCs w:val="20"/>
+        </w:rPr>
+        <w:t xml:space="preserve"> (TOTP) | </w:t>
+      </w:r>
+      <w:r>
+        <w:rPr>
+          <w:b/>
+          <w:bCs/>
+          <w:sz w:val="20"/>
+          <w:szCs w:val="20"/>
+        </w:rPr>
+        <w:t xml:space="preserve">Built and enforced</w:t>
+      </w:r>
+      <w:r>
+        <w:rPr>
+          <w:sz w:val="20"/>
+          <w:szCs w:val="20"/>
+        </w:rPr>
+        <w:t xml:space="preserve"> — see §4. Every admin must enrol; payout approval, role changes and platform-fee edits refuse a session without a verified factor |</w:t>
+      </w:r>
+    </w:p>
+    <w:p>
+      <w:pPr>
+        <w:spacing w:after="130" w:line="280"/>
+      </w:pPr>
+      <w:r>
+        <w:rPr>
+          <w:sz w:val="20"/>
+          <w:szCs w:val="20"/>
+        </w:rPr>
+        <w:t xml:space="preserve">| PITR backups | Supabase dashboard | See §2 |</w:t>
+      </w:r>
+    </w:p>
+    <w:p>
+      <w:pPr>
+        <w:spacing w:after="130" w:line="280"/>
+      </w:pPr>
+      <w:r>
+        <w:rPr>
+          <w:b/>
+          <w:bCs/>
+          <w:sz w:val="20"/>
+          <w:szCs w:val="20"/>
+        </w:rPr>
+        <w:t xml:space="preserve">Environment variables only apply to new deployments.</w:t>
+      </w:r>
+      <w:r>
+        <w:rPr>
+          <w:sz w:val="20"/>
+          <w:szCs w:val="20"/>
+        </w:rPr>
+        <w:t xml:space="preserve"> Vercel snapshots them at</w:t>
+      </w:r>
+    </w:p>
+    <w:p>
+      <w:pPr>
+        <w:spacing w:after="130" w:line="280"/>
+      </w:pPr>
+      <w:r>
+        <w:rPr>
+          <w:sz w:val="20"/>
+          <w:szCs w:val="20"/>
+        </w:rPr>
+        <w:t xml:space="preserve">deploy time, so adding one changes nothing until you redeploy. After setting any</w:t>
+      </w:r>
+    </w:p>
+    <w:p>
+      <w:pPr>
+        <w:spacing w:after="130" w:line="280"/>
+      </w:pPr>
+      <w:r>
+        <w:rPr>
+          <w:sz w:val="20"/>
+          <w:szCs w:val="20"/>
+        </w:rPr>
+        <w:t xml:space="preserve">row above: Deployments → latest → ⋯ → Redeploy.</w:t>
+      </w:r>
+    </w:p>
+    <w:p>
+      <w:pPr>
+        <w:pStyle w:val="Heading2"/>
+        <w:spacing w:after="100" w:before="260"/>
+      </w:pPr>
+      <w:r>
+        <w:rPr>
+          <w:rFonts w:ascii="Calibri" w:cs="Calibri" w:eastAsia="Calibri" w:hAnsi="Calibri"/>
+          <w:b/>
+          <w:bCs/>
+          <w:color w:val="2E4A7A"/>
+          <w:sz w:val="25"/>
+          <w:szCs w:val="25"/>
+        </w:rPr>
+        <w:t xml:space="preserve">4. Known-open items (by design or pending external action)</w:t>
+      </w:r>
+    </w:p>
+    <w:p>
+      <w:pPr>
+        <w:pStyle w:val="ListParagraph"/>
+        <w:numPr>
+          <w:ilvl w:val="0"/>
+          <w:numId w:val="6"/>
+        </w:numPr>
+        <w:spacing w:after="85" w:line="272"/>
+      </w:pPr>
+      <w:r>
+        <w:rPr>
+          <w:b/>
+          <w:bCs/>
+          <w:sz w:val="20"/>
+          <w:szCs w:val="20"/>
+        </w:rPr>
+        <w:t xml:space="preserve">Admin MFA (audit BE-4) — BUILT AND ENFORCED.</w:t>
+      </w:r>
+      <w:r>
+        <w:rPr>
+          <w:sz w:val="20"/>
+          <w:szCs w:val="20"/>
+        </w:rPr>
+        <w:t xml:space="preserve"> Both halves shipped:</w:t>
+      </w:r>
+    </w:p>
+    <w:p>
+      <w:pPr>
+        <w:spacing w:after="130" w:line="280"/>
+      </w:pPr>
+      <w:r>
+        <w:rPr>
+          <w:rFonts w:ascii="Consolas" w:cs="Consolas" w:eastAsia="Consolas" w:hAnsi="Consolas"/>
+          <w:color w:val="1A4D2E"/>
+          <w:sz w:val="17"/>
+          <w:szCs w:val="17"/>
+        </w:rPr>
+        <w:t xml:space="preserve">src/lib/require-admin.ts</w:t>
+      </w:r>
+      <w:r>
+        <w:rPr>
+          <w:sz w:val="20"/>
+          <w:szCs w:val="20"/>
+        </w:rPr>
+        <w:t xml:space="preserve"> requires </w:t>
+      </w:r>
+      <w:r>
+        <w:rPr>
+          <w:rFonts w:ascii="Consolas" w:cs="Consolas" w:eastAsia="Consolas" w:hAnsi="Consolas"/>
+          <w:color w:val="1A4D2E"/>
+          <w:sz w:val="17"/>
+          <w:szCs w:val="17"/>
+        </w:rPr>
+        <w:t xml:space="preserve">aal2</w:t>
+      </w:r>
+      <w:r>
+        <w:rPr>
+          <w:sz w:val="20"/>
+          <w:szCs w:val="20"/>
+        </w:rPr>
+        <w:t xml:space="preserve"> on payout completion, role changes</w:t>
+      </w:r>
+    </w:p>
+    <w:p>
+      <w:pPr>
+        <w:spacing w:after="130" w:line="280"/>
+      </w:pPr>
+      <w:r>
+        <w:rPr>
+          <w:sz w:val="20"/>
+          <w:szCs w:val="20"/>
+        </w:rPr>
+        <w:t xml:space="preserve">and platform-fee edits, and </w:t>
+      </w:r>
+      <w:r>
+        <w:rPr>
+          <w:rFonts w:ascii="Consolas" w:cs="Consolas" w:eastAsia="Consolas" w:hAnsi="Consolas"/>
+          <w:color w:val="1A4D2E"/>
+          <w:sz w:val="17"/>
+          <w:szCs w:val="17"/>
+        </w:rPr>
+        <w:t xml:space="preserve">/account/security</w:t>
+      </w:r>
+      <w:r>
+        <w:rPr>
+          <w:sz w:val="20"/>
+          <w:szCs w:val="20"/>
+        </w:rPr>
+        <w:t xml:space="preserve"> is the TOTP enrolment screen</w:t>
+      </w:r>
+    </w:p>
+    <w:p>
+      <w:pPr>
+        <w:spacing w:after="130" w:line="280"/>
+      </w:pPr>
+      <w:r>
+        <w:rPr>
+          <w:sz w:val="20"/>
+          <w:szCs w:val="20"/>
+        </w:rPr>
+        <w:t xml:space="preserve">(QR + verify) driving </w:t>
+      </w:r>
+      <w:r>
+        <w:rPr>
+          <w:rFonts w:ascii="Consolas" w:cs="Consolas" w:eastAsia="Consolas" w:hAnsi="Consolas"/>
+          <w:color w:val="1A4D2E"/>
+          <w:sz w:val="17"/>
+          <w:szCs w:val="17"/>
+        </w:rPr>
+        <w:t xml:space="preserve">/api/me/mfa</w:t>
+      </w:r>
+      <w:r>
+        <w:rPr>
+          <w:sz w:val="20"/>
+          <w:szCs w:val="20"/>
+        </w:rPr>
+        <w:t xml:space="preserve">. The rollout order is deliberate and safe:</w:t>
+      </w:r>
+    </w:p>
+    <w:p>
+      <w:pPr>
+        <w:spacing w:after="130" w:line="280"/>
+      </w:pPr>
+      <w:r>
+        <w:rPr>
+          <w:sz w:val="20"/>
+          <w:szCs w:val="20"/>
+        </w:rPr>
+        <w:t xml:space="preserve">the check refuses an admin who holds *no* factor with </w:t>
+      </w:r>
+      <w:r>
+        <w:rPr>
+          <w:rFonts w:ascii="Consolas" w:cs="Consolas" w:eastAsia="Consolas" w:hAnsi="Consolas"/>
+          <w:color w:val="1A4D2E"/>
+          <w:sz w:val="17"/>
+          <w:szCs w:val="17"/>
+        </w:rPr>
+        <w:t xml:space="preserve">mfa_enrollment_required</w:t>
+      </w:r>
+    </w:p>
+    <w:p>
+      <w:pPr>
+        <w:spacing w:after="130" w:line="280"/>
+      </w:pPr>
+      <w:r>
+        <w:rPr>
+          <w:sz w:val="20"/>
+          <w:szCs w:val="20"/>
+        </w:rPr>
+        <w:t xml:space="preserve">while leaving the enrolment routes ungated, so nobody can be locked out of</w:t>
+      </w:r>
+    </w:p>
+    <w:p>
+      <w:pPr>
+        <w:spacing w:after="130" w:line="280"/>
+      </w:pPr>
+      <w:r>
+        <w:rPr>
+          <w:sz w:val="20"/>
+          <w:szCs w:val="20"/>
+        </w:rPr>
+        <w:t xml:space="preserve">enrolling. **Each admin must enrol at </w:t>
+      </w:r>
+      <w:r>
+        <w:rPr>
+          <w:rFonts w:ascii="Consolas" w:cs="Consolas" w:eastAsia="Consolas" w:hAnsi="Consolas"/>
+          <w:color w:val="1A4D2E"/>
+          <w:sz w:val="17"/>
+          <w:szCs w:val="17"/>
+        </w:rPr>
+        <w:t xml:space="preserve">/account/security</w:t>
+      </w:r>
+      <w:r>
+        <w:rPr>
+          <w:sz w:val="20"/>
+          <w:szCs w:val="20"/>
+        </w:rPr>
+        <w:t xml:space="preserve"> before they can</w:t>
+      </w:r>
+    </w:p>
+    <w:p>
+      <w:pPr>
+        <w:spacing w:after="130" w:line="280"/>
+      </w:pPr>
+      <w:r>
+        <w:rPr>
+          <w:sz w:val="20"/>
+          <w:szCs w:val="20"/>
+        </w:rPr>
+        <w:t xml:space="preserve">approve a payout.**</w:t>
+      </w:r>
+    </w:p>
+    <w:p>
+      <w:pPr>
+        <w:pStyle w:val="ListParagraph"/>
+        <w:numPr>
+          <w:ilvl w:val="0"/>
+          <w:numId w:val="6"/>
+        </w:numPr>
+        <w:spacing w:after="85" w:line="272"/>
+      </w:pPr>
+      <w:r>
+        <w:rPr>
+          <w:b/>
+          <w:bCs/>
+          <w:sz w:val="20"/>
+          <w:szCs w:val="20"/>
+        </w:rPr>
+        <w:t xml:space="preserve">E2E money-path test (BE-10)</w:t>
+      </w:r>
+      <w:r>
+        <w:rPr>
+          <w:sz w:val="20"/>
+          <w:szCs w:val="20"/>
+        </w:rPr>
+        <w:t xml:space="preserve">: requires real Stripe test-mode keys;</w:t>
+      </w:r>
+    </w:p>
+    <w:p>
+      <w:pPr>
+        <w:spacing w:after="130" w:line="280"/>
+      </w:pPr>
+      <w:r>
+        <w:rPr>
+          <w:sz w:val="20"/>
+          <w:szCs w:val="20"/>
+        </w:rPr>
+        <w:t xml:space="preserve">procedure sketch lives in the audit document §9.A. Run it before the first</w:t>
+      </w:r>
+    </w:p>
+    <w:p>
+      <w:pPr>
+        <w:spacing w:after="130" w:line="280"/>
+      </w:pPr>
+      <w:r>
+        <w:rPr>
+          <w:sz w:val="20"/>
+          <w:szCs w:val="20"/>
+        </w:rPr>
+        <w:t xml:space="preserve">real deposit.</w:t>
+      </w:r>
+    </w:p>
+    <w:p>
+      <w:pPr>
+        <w:pStyle w:val="Heading2"/>
+        <w:spacing w:after="100" w:before="260"/>
+      </w:pPr>
+      <w:r>
+        <w:rPr>
+          <w:rFonts w:ascii="Calibri" w:cs="Calibri" w:eastAsia="Calibri" w:hAnsi="Calibri"/>
+          <w:b/>
+          <w:bCs/>
+          <w:color w:val="2E4A7A"/>
+          <w:sz w:val="25"/>
+          <w:szCs w:val="25"/>
+        </w:rPr>
+        <w:t xml:space="preserve">5. Admin bootstrap and offboarding</w:t>
+      </w:r>
+    </w:p>
+    <w:p>
+      <w:pPr>
+        <w:spacing w:after="130" w:line="280"/>
+      </w:pPr>
+      <w:r>
+        <w:rPr>
+          <w:b/>
+          <w:bCs/>
+          <w:sz w:val="20"/>
+          <w:szCs w:val="20"/>
+        </w:rPr>
+        <w:t xml:space="preserve">Creating the first admin</w:t>
+      </w:r>
+      <w:r>
+        <w:rPr>
+          <w:sz w:val="20"/>
+          <w:szCs w:val="20"/>
+        </w:rPr>
+        <w:t xml:space="preserve"> (once per environment):</w:t>
+      </w:r>
+    </w:p>
+    <w:p>
+      <w:pPr>
+        <w:pStyle w:val="ListParagraph"/>
+        <w:numPr>
+          <w:ilvl w:val="0"/>
+          <w:numId w:val="3"/>
+        </w:numPr>
+        <w:spacing w:after="95" w:line="272"/>
+      </w:pPr>
+      <w:r>
+        <w:rPr>
+          <w:sz w:val="20"/>
+          <w:szCs w:val="20"/>
+        </w:rPr>
+        <w:t xml:space="preserve">The person signs up normally through </w:t>
+      </w:r>
+      <w:r>
+        <w:rPr>
+          <w:rFonts w:ascii="Consolas" w:cs="Consolas" w:eastAsia="Consolas" w:hAnsi="Consolas"/>
+          <w:color w:val="1A4D2E"/>
+          <w:sz w:val="17"/>
+          <w:szCs w:val="17"/>
+        </w:rPr>
+        <w:t xml:space="preserve">/signup</w:t>
+      </w:r>
+      <w:r>
+        <w:rPr>
+          <w:sz w:val="20"/>
+          <w:szCs w:val="20"/>
+        </w:rPr>
+        <w:t xml:space="preserve">.</w:t>
+      </w:r>
+    </w:p>
+    <w:p>
+      <w:pPr>
+        <w:pStyle w:val="ListParagraph"/>
+        <w:numPr>
+          <w:ilvl w:val="0"/>
+          <w:numId w:val="3"/>
+        </w:numPr>
+        <w:spacing w:after="95" w:line="272"/>
+      </w:pPr>
+      <w:r>
+        <w:rPr>
+          <w:sz w:val="20"/>
+          <w:szCs w:val="20"/>
+        </w:rPr>
+        <w:t xml:space="preserve">Set </w:t>
+      </w:r>
+      <w:r>
+        <w:rPr>
+          <w:rFonts w:ascii="Consolas" w:cs="Consolas" w:eastAsia="Consolas" w:hAnsi="Consolas"/>
+          <w:color w:val="1A4D2E"/>
+          <w:sz w:val="17"/>
+          <w:szCs w:val="17"/>
+        </w:rPr>
+        <w:t xml:space="preserve">ADMIN_USER_EMAIL</w:t>
+      </w:r>
+      <w:r>
+        <w:rPr>
+          <w:sz w:val="20"/>
+          <w:szCs w:val="20"/>
+        </w:rPr>
+        <w:t xml:space="preserve"> to their address and </w:t>
+      </w:r>
+      <w:r>
+        <w:rPr>
+          <w:rFonts w:ascii="Consolas" w:cs="Consolas" w:eastAsia="Consolas" w:hAnsi="Consolas"/>
+          <w:color w:val="1A4D2E"/>
+          <w:sz w:val="17"/>
+          <w:szCs w:val="17"/>
+        </w:rPr>
+        <w:t xml:space="preserve">SETUP_SECRET</w:t>
+      </w:r>
+      <w:r>
+        <w:rPr>
+          <w:sz w:val="20"/>
+          <w:szCs w:val="20"/>
+        </w:rPr>
+        <w:t xml:space="preserve"> to a generated</w:t>
+      </w:r>
+    </w:p>
+    <w:p>
+      <w:pPr>
+        <w:spacing w:after="130" w:line="280"/>
+      </w:pPr>
+      <w:r>
+        <w:rPr>
+          <w:sz w:val="20"/>
+          <w:szCs w:val="20"/>
+        </w:rPr>
+        <w:t xml:space="preserve">value on Vercel, then redeploy.</w:t>
+      </w:r>
+    </w:p>
+    <w:p>
+      <w:pPr>
+        <w:pStyle w:val="ListParagraph"/>
+        <w:numPr>
+          <w:ilvl w:val="0"/>
+          <w:numId w:val="3"/>
+        </w:numPr>
+        <w:spacing w:after="95" w:line="272"/>
+      </w:pPr>
+      <w:r>
+        <w:rPr>
+          <w:rFonts w:ascii="Consolas" w:cs="Consolas" w:eastAsia="Consolas" w:hAnsi="Consolas"/>
+          <w:color w:val="1A4D2E"/>
+          <w:sz w:val="17"/>
+          <w:szCs w:val="17"/>
+        </w:rPr>
+        <w:t xml:space="preserve">POST /api/seed-admin</w:t>
+      </w:r>
+      <w:r>
+        <w:rPr>
+          <w:sz w:val="20"/>
+          <w:szCs w:val="20"/>
+        </w:rPr>
+        <w:t xml:space="preserve"> with </w:t>
+      </w:r>
+      <w:r>
+        <w:rPr>
+          <w:rFonts w:ascii="Consolas" w:cs="Consolas" w:eastAsia="Consolas" w:hAnsi="Consolas"/>
+          <w:color w:val="1A4D2E"/>
+          <w:sz w:val="17"/>
+          <w:szCs w:val="17"/>
+        </w:rPr>
+        <w:t xml:space="preserve">Authorization: Bearer $SETUP_SECRET</w:t>
+      </w:r>
+      <w:r>
+        <w:rPr>
+          <w:sz w:val="20"/>
+          <w:szCs w:val="20"/>
+        </w:rPr>
+        <w:t xml:space="preserve">.</w:t>
+      </w:r>
+    </w:p>
+    <w:p>
+      <w:pPr>
+        <w:pStyle w:val="ListParagraph"/>
+        <w:numPr>
+          <w:ilvl w:val="0"/>
+          <w:numId w:val="3"/>
+        </w:numPr>
+        <w:spacing w:after="95" w:line="272"/>
+      </w:pPr>
+      <w:r>
+        <w:rPr>
+          <w:sz w:val="20"/>
+          <w:szCs w:val="20"/>
+        </w:rPr>
+        <w:t xml:space="preserve">They enrol TOTP at </w:t>
+      </w:r>
+      <w:r>
+        <w:rPr>
+          <w:rFonts w:ascii="Consolas" w:cs="Consolas" w:eastAsia="Consolas" w:hAnsi="Consolas"/>
+          <w:color w:val="1A4D2E"/>
+          <w:sz w:val="17"/>
+          <w:szCs w:val="17"/>
+        </w:rPr>
+        <w:t xml:space="preserve">/account/security</w:t>
+      </w:r>
+      <w:r>
+        <w:rPr>
+          <w:sz w:val="20"/>
+          <w:szCs w:val="20"/>
+        </w:rPr>
+        <w:t xml:space="preserve">. Until they do, they can sign in but</w:t>
+      </w:r>
+    </w:p>
+    <w:p>
+      <w:pPr>
+        <w:spacing w:after="130" w:line="280"/>
+      </w:pPr>
+      <w:r>
+        <w:rPr>
+          <w:sz w:val="20"/>
+          <w:szCs w:val="20"/>
+        </w:rPr>
+        <w:t xml:space="preserve">cannot approve payouts or change roles.</w:t>
+      </w:r>
+    </w:p>
+    <w:p>
+      <w:pPr>
+        <w:pStyle w:val="ListParagraph"/>
+        <w:numPr>
+          <w:ilvl w:val="0"/>
+          <w:numId w:val="3"/>
+        </w:numPr>
+        <w:spacing w:after="95" w:line="272"/>
+      </w:pPr>
+      <w:r>
+        <w:rPr>
+          <w:sz w:val="20"/>
+          <w:szCs w:val="20"/>
+        </w:rPr>
+        <w:t xml:space="preserve">Unset </w:t>
+      </w:r>
+      <w:r>
+        <w:rPr>
+          <w:rFonts w:ascii="Consolas" w:cs="Consolas" w:eastAsia="Consolas" w:hAnsi="Consolas"/>
+          <w:color w:val="1A4D2E"/>
+          <w:sz w:val="17"/>
+          <w:szCs w:val="17"/>
+        </w:rPr>
+        <w:t xml:space="preserve">SETUP_SECRET</w:t>
+      </w:r>
+      <w:r>
+        <w:rPr>
+          <w:sz w:val="20"/>
+          <w:szCs w:val="20"/>
+        </w:rPr>
+        <w:t xml:space="preserve"> and redeploy. Optional now — the endpoint answers 410</w:t>
+      </w:r>
+    </w:p>
+    <w:p>
+      <w:pPr>
+        <w:spacing w:after="130" w:line="280"/>
+      </w:pPr>
+      <w:r>
+        <w:rPr>
+          <w:sz w:val="20"/>
+          <w:szCs w:val="20"/>
+        </w:rPr>
+        <w:t xml:space="preserve">once an admin exists — but it keeps the surface minimal.</w:t>
+      </w:r>
+    </w:p>
+    <w:p>
+      <w:pPr>
+        <w:spacing w:after="130" w:line="280"/>
+      </w:pPr>
+      <w:r>
+        <w:rPr>
+          <w:b/>
+          <w:bCs/>
+          <w:sz w:val="20"/>
+          <w:szCs w:val="20"/>
+        </w:rPr>
+        <w:t xml:space="preserve">Creating further admins:</w:t>
+      </w:r>
+      <w:r>
+        <w:rPr>
+          <w:sz w:val="20"/>
+          <w:szCs w:val="20"/>
+        </w:rPr>
+        <w:t xml:space="preserve"> an existing enrolled admin promotes them through</w:t>
+      </w:r>
+    </w:p>
+    <w:p>
+      <w:pPr>
+        <w:spacing w:after="130" w:line="280"/>
+      </w:pPr>
+      <w:r>
+        <w:rPr>
+          <w:sz w:val="20"/>
+          <w:szCs w:val="20"/>
+        </w:rPr>
+        <w:t xml:space="preserve">the admin UI. Do not reuse the bootstrap endpoint; it is closed after step 3.</w:t>
+      </w:r>
+    </w:p>
+    <w:p>
+      <w:pPr>
+        <w:spacing w:after="130" w:line="280"/>
+      </w:pPr>
+      <w:r>
+        <w:rPr>
+          <w:b/>
+          <w:bCs/>
+          <w:sz w:val="20"/>
+          <w:szCs w:val="20"/>
+        </w:rPr>
+        <w:t xml:space="preserve">Offboarding — do all four, in order:</w:t>
+      </w:r>
+    </w:p>
+    <w:p>
+      <w:pPr>
+        <w:pStyle w:val="ListParagraph"/>
+        <w:numPr>
+          <w:ilvl w:val="0"/>
+          <w:numId w:val="3"/>
+        </w:numPr>
+        <w:spacing w:after="95" w:line="272"/>
+      </w:pPr>
+      <w:r>
+        <w:rPr>
+          <w:sz w:val="20"/>
+          <w:szCs w:val="20"/>
+        </w:rPr>
+        <w:t xml:space="preserve">Demote to </w:t>
+      </w:r>
+      <w:r>
+        <w:rPr>
+          <w:rFonts w:ascii="Consolas" w:cs="Consolas" w:eastAsia="Consolas" w:hAnsi="Consolas"/>
+          <w:color w:val="1A4D2E"/>
+          <w:sz w:val="17"/>
+          <w:szCs w:val="17"/>
+        </w:rPr>
+        <w:t xml:space="preserve">user</w:t>
+      </w:r>
+      <w:r>
+        <w:rPr>
+          <w:sz w:val="20"/>
+          <w:szCs w:val="20"/>
+        </w:rPr>
+        <w:t xml:space="preserve"> via the admin UI. This is what removes authority; the rest</w:t>
+      </w:r>
+    </w:p>
+    <w:p>
+      <w:pPr>
+        <w:spacing w:after="130" w:line="280"/>
+      </w:pPr>
+      <w:r>
+        <w:rPr>
+          <w:sz w:val="20"/>
+          <w:szCs w:val="20"/>
+        </w:rPr>
+        <w:t xml:space="preserve">is cleanup.</w:t>
+      </w:r>
+    </w:p>
+    <w:p>
+      <w:pPr>
+        <w:pStyle w:val="ListParagraph"/>
+        <w:numPr>
+          <w:ilvl w:val="0"/>
+          <w:numId w:val="3"/>
+        </w:numPr>
+        <w:spacing w:after="95" w:line="272"/>
+      </w:pPr>
+      <w:r>
+        <w:rPr>
+          <w:sz w:val="20"/>
+          <w:szCs w:val="20"/>
+        </w:rPr>
+        <w:t xml:space="preserve">Revoke their sessions in Supabase Auth (Dashboard → Authentication → Users →</w:t>
+      </w:r>
+    </w:p>
+    <w:p>
+      <w:pPr>
+        <w:spacing w:after="130" w:line="280"/>
+      </w:pPr>
+      <w:r>
+        <w:rPr>
+          <w:sz w:val="20"/>
+          <w:szCs w:val="20"/>
+        </w:rPr>
+        <w:t xml:space="preserve">the account → sign out / revoke). A demoted admin holding a live JWT keeps an</w:t>
+      </w:r>
+    </w:p>
+    <w:p>
+      <w:pPr>
+        <w:spacing w:after="130" w:line="280"/>
+      </w:pPr>
+      <w:r>
+        <w:rPr>
+          <w:rFonts w:ascii="Consolas" w:cs="Consolas" w:eastAsia="Consolas" w:hAnsi="Consolas"/>
+          <w:color w:val="1A4D2E"/>
+          <w:sz w:val="17"/>
+          <w:szCs w:val="17"/>
+        </w:rPr>
+        <w:t xml:space="preserve">app_metadata.role</w:t>
+      </w:r>
+      <w:r>
+        <w:rPr>
+          <w:sz w:val="20"/>
+          <w:szCs w:val="20"/>
+        </w:rPr>
+        <w:t xml:space="preserve"> claim until it expires — the API re-checks the database,</w:t>
+      </w:r>
+    </w:p>
+    <w:p>
+      <w:pPr>
+        <w:spacing w:after="130" w:line="280"/>
+      </w:pPr>
+      <w:r>
+        <w:rPr>
+          <w:sz w:val="20"/>
+          <w:szCs w:val="20"/>
+        </w:rPr>
+        <w:t xml:space="preserve">so they cannot act, but revoking closes the window properly.</w:t>
+      </w:r>
+    </w:p>
+    <w:p>
+      <w:pPr>
+        <w:pStyle w:val="ListParagraph"/>
+        <w:numPr>
+          <w:ilvl w:val="0"/>
+          <w:numId w:val="3"/>
+        </w:numPr>
+        <w:spacing w:after="95" w:line="272"/>
+      </w:pPr>
+      <w:r>
+        <w:rPr>
+          <w:sz w:val="20"/>
+          <w:szCs w:val="20"/>
+        </w:rPr>
+        <w:t xml:space="preserve">Remove their TOTP factor in Supabase Auth so a retained authenticator is not</w:t>
+      </w:r>
+    </w:p>
+    <w:p>
+      <w:pPr>
+        <w:spacing w:after="130" w:line="280"/>
+      </w:pPr>
+      <w:r>
+        <w:rPr>
+          <w:sz w:val="20"/>
+          <w:szCs w:val="20"/>
+        </w:rPr>
+        <w:t xml:space="preserve">a live second factor.</w:t>
+      </w:r>
+    </w:p>
+    <w:p>
+      <w:pPr>
+        <w:pStyle w:val="ListParagraph"/>
+        <w:numPr>
+          <w:ilvl w:val="0"/>
+          <w:numId w:val="3"/>
+        </w:numPr>
+        <w:spacing w:after="95" w:line="272"/>
+      </w:pPr>
+      <w:r>
+        <w:rPr>
+          <w:sz w:val="20"/>
+          <w:szCs w:val="20"/>
+        </w:rPr>
+        <w:t xml:space="preserve">Confirm in </w:t>
+      </w:r>
+      <w:r>
+        <w:rPr>
+          <w:rFonts w:ascii="Consolas" w:cs="Consolas" w:eastAsia="Consolas" w:hAnsi="Consolas"/>
+          <w:color w:val="1A4D2E"/>
+          <w:sz w:val="17"/>
+          <w:szCs w:val="17"/>
+        </w:rPr>
+        <w:t xml:space="preserve">admin_audit_log</w:t>
+      </w:r>
+      <w:r>
+        <w:rPr>
+          <w:sz w:val="20"/>
+          <w:szCs w:val="20"/>
+        </w:rPr>
+        <w:t xml:space="preserve"> that nothing unexpected happened in their final</w:t>
+      </w:r>
+    </w:p>
+    <w:p>
+      <w:pPr>
+        <w:spacing w:after="130" w:line="280"/>
+      </w:pPr>
+      <w:r>
+        <w:rPr>
+          <w:sz w:val="20"/>
+          <w:szCs w:val="20"/>
+        </w:rPr>
+        <w:t xml:space="preserve">session, and rotate any shared secret they held (</w:t>
+      </w:r>
+      <w:r>
+        <w:rPr>
+          <w:rFonts w:ascii="Consolas" w:cs="Consolas" w:eastAsia="Consolas" w:hAnsi="Consolas"/>
+          <w:color w:val="1A4D2E"/>
+          <w:sz w:val="17"/>
+          <w:szCs w:val="17"/>
+        </w:rPr>
+        <w:t xml:space="preserve">CRON_SECRET</w:t>
+      </w:r>
+      <w:r>
+        <w:rPr>
+          <w:sz w:val="20"/>
+          <w:szCs w:val="20"/>
+        </w:rPr>
+        <w:t xml:space="preserve">,</w:t>
+      </w:r>
+    </w:p>
+    <w:p>
+      <w:pPr>
+        <w:spacing w:after="130" w:line="280"/>
+      </w:pPr>
+      <w:r>
+        <w:rPr>
+          <w:rFonts w:ascii="Consolas" w:cs="Consolas" w:eastAsia="Consolas" w:hAnsi="Consolas"/>
+          <w:color w:val="1A4D2E"/>
+          <w:sz w:val="17"/>
+          <w:szCs w:val="17"/>
+        </w:rPr>
+        <w:t xml:space="preserve">SETUP_SECRET</w:t>
+      </w:r>
+      <w:r>
+        <w:rPr>
+          <w:sz w:val="20"/>
+          <w:szCs w:val="20"/>
+        </w:rPr>
+        <w:t xml:space="preserve">, processor keys).</w:t>
+      </w:r>
+    </w:p>
+    <w:p>
+      <w:pPr>
+        <w:pStyle w:val="Heading2"/>
+        <w:spacing w:after="100" w:before="260"/>
+      </w:pPr>
+      <w:r>
+        <w:rPr>
+          <w:rFonts w:ascii="Calibri" w:cs="Calibri" w:eastAsia="Calibri" w:hAnsi="Calibri"/>
+          <w:b/>
+          <w:bCs/>
+          <w:color w:val="2E4A7A"/>
+          <w:sz w:val="25"/>
+          <w:szCs w:val="25"/>
+        </w:rPr>
+        <w:t xml:space="preserve">6. Disputes and support</w:t>
+      </w:r>
+    </w:p>
+    <w:p>
+      <w:pPr>
+        <w:spacing w:after="130" w:line="280"/>
+      </w:pPr>
+      <w:r>
+        <w:rPr>
+          <w:sz w:val="20"/>
+          <w:szCs w:val="20"/>
+        </w:rPr>
+        <w:t xml:space="preserve">A player *will* contest a settlement. Decide the owner before it happens, not</w:t>
+      </w:r>
+    </w:p>
+    <w:p>
+      <w:pPr>
+        <w:spacing w:after="130" w:line="280"/>
+      </w:pPr>
+      <w:r>
+        <w:rPr>
+          <w:sz w:val="20"/>
+          <w:szCs w:val="20"/>
+        </w:rPr>
+        <w:t xml:space="preserve">during.</w:t>
+      </w:r>
+    </w:p>
+    <w:p>
+      <w:pPr>
+        <w:spacing w:after="130" w:line="280"/>
+      </w:pPr>
+      <w:r>
+        <w:rPr>
+          <w:b/>
+          <w:bCs/>
+          <w:sz w:val="20"/>
+          <w:szCs w:val="20"/>
+        </w:rPr>
+        <w:t xml:space="preserve">The evidence, in order of authority:</w:t>
+      </w:r>
+    </w:p>
+    <w:p>
+      <w:pPr>
+        <w:pStyle w:val="ListParagraph"/>
+        <w:numPr>
+          <w:ilvl w:val="0"/>
+          <w:numId w:val="3"/>
+        </w:numPr>
+        <w:spacing w:after="95" w:line="272"/>
+      </w:pPr>
+      <w:r>
+        <w:rPr>
+          <w:rFonts w:ascii="Consolas" w:cs="Consolas" w:eastAsia="Consolas" w:hAnsi="Consolas"/>
+          <w:color w:val="1A4D2E"/>
+          <w:sz w:val="17"/>
+          <w:szCs w:val="17"/>
+        </w:rPr>
+        <w:t xml:space="preserve">pool_winners</w:t>
+      </w:r>
+      <w:r>
+        <w:rPr>
+          <w:sz w:val="20"/>
+          <w:szCs w:val="20"/>
+        </w:rPr>
+        <w:t xml:space="preserve"> — who was credited, how much, against which card.</w:t>
+      </w:r>
+    </w:p>
+    <w:p>
+      <w:pPr>
+        <w:pStyle w:val="ListParagraph"/>
+        <w:numPr>
+          <w:ilvl w:val="0"/>
+          <w:numId w:val="3"/>
+        </w:numPr>
+        <w:spacing w:after="95" w:line="272"/>
+      </w:pPr>
+      <w:r>
+        <w:rPr>
+          <w:rFonts w:ascii="Consolas" w:cs="Consolas" w:eastAsia="Consolas" w:hAnsi="Consolas"/>
+          <w:color w:val="1A4D2E"/>
+          <w:sz w:val="17"/>
+          <w:szCs w:val="17"/>
+        </w:rPr>
+        <w:t xml:space="preserve">user_transactions</w:t>
+      </w:r>
+      <w:r>
+        <w:rPr>
+          <w:sz w:val="20"/>
+          <w:szCs w:val="20"/>
+        </w:rPr>
+        <w:t xml:space="preserve"> — the immutable ledger. Every credit and debit, with the</w:t>
+      </w:r>
+    </w:p>
+    <w:p>
+      <w:pPr>
+        <w:spacing w:after="130" w:line="280"/>
+      </w:pPr>
+      <w:r>
+        <w:rPr>
+          <w:sz w:val="20"/>
+          <w:szCs w:val="20"/>
+        </w:rPr>
+        <w:t xml:space="preserve">unique index that makes a double payout impossible. This is the record of</w:t>
+      </w:r>
+    </w:p>
+    <w:p>
+      <w:pPr>
+        <w:spacing w:after="130" w:line="280"/>
+      </w:pPr>
+      <w:r>
+        <w:rPr>
+          <w:sz w:val="20"/>
+          <w:szCs w:val="20"/>
+        </w:rPr>
+        <w:t xml:space="preserve">truth in a dispute.</w:t>
+      </w:r>
+    </w:p>
+    <w:p>
+      <w:pPr>
+        <w:pStyle w:val="ListParagraph"/>
+        <w:numPr>
+          <w:ilvl w:val="0"/>
+          <w:numId w:val="3"/>
+        </w:numPr>
+        <w:spacing w:after="95" w:line="272"/>
+      </w:pPr>
+      <w:r>
+        <w:rPr>
+          <w:rFonts w:ascii="Consolas" w:cs="Consolas" w:eastAsia="Consolas" w:hAnsi="Consolas"/>
+          <w:color w:val="1A4D2E"/>
+          <w:sz w:val="17"/>
+          <w:szCs w:val="17"/>
+        </w:rPr>
+        <w:t xml:space="preserve">pool_games</w:t>
+      </w:r>
+      <w:r>
+        <w:rPr>
+          <w:sz w:val="20"/>
+          <w:szCs w:val="20"/>
+        </w:rPr>
+        <w:t xml:space="preserve"> final scores plus </w:t>
+      </w:r>
+      <w:r>
+        <w:rPr>
+          <w:rFonts w:ascii="Consolas" w:cs="Consolas" w:eastAsia="Consolas" w:hAnsi="Consolas"/>
+          <w:color w:val="1A4D2E"/>
+          <w:sz w:val="17"/>
+          <w:szCs w:val="17"/>
+        </w:rPr>
+        <w:t xml:space="preserve">parlay_cards</w:t>
+      </w:r>
+      <w:r>
+        <w:rPr>
+          <w:sz w:val="20"/>
+          <w:szCs w:val="20"/>
+        </w:rPr>
+        <w:t xml:space="preserve"> / </w:t>
+      </w:r>
+      <w:r>
+        <w:rPr>
+          <w:rFonts w:ascii="Consolas" w:cs="Consolas" w:eastAsia="Consolas" w:hAnsi="Consolas"/>
+          <w:color w:val="1A4D2E"/>
+          <w:sz w:val="17"/>
+          <w:szCs w:val="17"/>
+        </w:rPr>
+        <w:t xml:space="preserve">card_picks</w:t>
+      </w:r>
+      <w:r>
+        <w:rPr>
+          <w:sz w:val="20"/>
+          <w:szCs w:val="20"/>
+        </w:rPr>
+        <w:t xml:space="preserve"> — reconstructs</w:t>
+      </w:r>
+    </w:p>
+    <w:p>
+      <w:pPr>
+        <w:spacing w:after="130" w:line="280"/>
+      </w:pPr>
+      <w:r>
+        <w:rPr>
+          <w:sz w:val="20"/>
+          <w:szCs w:val="20"/>
+        </w:rPr>
+        <w:t xml:space="preserve">the scoring decision. Settlement is deterministic: the same inputs always</w:t>
+      </w:r>
+    </w:p>
+    <w:p>
+      <w:pPr>
+        <w:spacing w:after="130" w:line="280"/>
+      </w:pPr>
+      <w:r>
+        <w:rPr>
+          <w:sz w:val="20"/>
+          <w:szCs w:val="20"/>
+        </w:rPr>
+        <w:t xml:space="preserve">produce the same winner, and </w:t>
+      </w:r>
+      <w:r>
+        <w:rPr>
+          <w:rFonts w:ascii="Consolas" w:cs="Consolas" w:eastAsia="Consolas" w:hAnsi="Consolas"/>
+          <w:color w:val="1A4D2E"/>
+          <w:sz w:val="17"/>
+          <w:szCs w:val="17"/>
+        </w:rPr>
+        <w:t xml:space="preserve">scripts/verify-settlement.ts</w:t>
+      </w:r>
+      <w:r>
+        <w:rPr>
+          <w:sz w:val="20"/>
+          <w:szCs w:val="20"/>
+        </w:rPr>
+        <w:t xml:space="preserve"> pins that</w:t>
+      </w:r>
+    </w:p>
+    <w:p>
+      <w:pPr>
+        <w:spacing w:after="130" w:line="280"/>
+      </w:pPr>
+      <w:r>
+        <w:rPr>
+          <w:sz w:val="20"/>
+          <w:szCs w:val="20"/>
+        </w:rPr>
+        <w:t xml:space="preserve">behaviour over 243 payout combinations.</w:t>
+      </w:r>
+    </w:p>
+    <w:p>
+      <w:pPr>
+        <w:pStyle w:val="ListParagraph"/>
+        <w:numPr>
+          <w:ilvl w:val="0"/>
+          <w:numId w:val="3"/>
+        </w:numPr>
+        <w:spacing w:after="95" w:line="272"/>
+      </w:pPr>
+      <w:r>
+        <w:rPr>
+          <w:rFonts w:ascii="Consolas" w:cs="Consolas" w:eastAsia="Consolas" w:hAnsi="Consolas"/>
+          <w:color w:val="1A4D2E"/>
+          <w:sz w:val="17"/>
+          <w:szCs w:val="17"/>
+        </w:rPr>
+        <w:t xml:space="preserve">admin_audit_log</w:t>
+      </w:r>
+      <w:r>
+        <w:rPr>
+          <w:sz w:val="20"/>
+          <w:szCs w:val="20"/>
+        </w:rPr>
+        <w:t xml:space="preserve"> — whether a human changed anything.</w:t>
+      </w:r>
+    </w:p>
+    <w:p>
+      <w:pPr>
+        <w:pStyle w:val="ListParagraph"/>
+        <w:numPr>
+          <w:ilvl w:val="0"/>
+          <w:numId w:val="3"/>
+        </w:numPr>
+        <w:spacing w:after="95" w:line="272"/>
+      </w:pPr>
+      <w:r>
+        <w:rPr>
+          <w:rFonts w:ascii="Consolas" w:cs="Consolas" w:eastAsia="Consolas" w:hAnsi="Consolas"/>
+          <w:color w:val="1A4D2E"/>
+          <w:sz w:val="17"/>
+          <w:szCs w:val="17"/>
+        </w:rPr>
+        <w:t xml:space="preserve">compliance_events</w:t>
+      </w:r>
+      <w:r>
+        <w:rPr>
+          <w:sz w:val="20"/>
+          <w:szCs w:val="20"/>
+        </w:rPr>
+        <w:t xml:space="preserve"> — whether a compliance control (age, jurisdiction,</w:t>
+      </w:r>
+    </w:p>
+    <w:p>
+      <w:pPr>
+        <w:spacing w:after="130" w:line="280"/>
+      </w:pPr>
+      <w:r>
+        <w:rPr>
+          <w:sz w:val="20"/>
+          <w:szCs w:val="20"/>
+        </w:rPr>
+        <w:t xml:space="preserve">self-exclusion, limits, KYC) refused the action.</w:t>
+      </w:r>
+    </w:p>
+    <w:p>
+      <w:pPr>
+        <w:spacing w:after="130" w:line="280"/>
+      </w:pPr>
+      <w:r>
+        <w:rPr>
+          <w:b/>
+          <w:bCs/>
+          <w:sz w:val="20"/>
+          <w:szCs w:val="20"/>
+        </w:rPr>
+        <w:t xml:space="preserve">Rules of engagement:</w:t>
+      </w:r>
+    </w:p>
+    <w:p>
+      <w:pPr>
+        <w:pStyle w:val="ListParagraph"/>
+        <w:numPr>
+          <w:ilvl w:val="0"/>
+          <w:numId w:val="6"/>
+        </w:numPr>
+        <w:spacing w:after="85" w:line="272"/>
+      </w:pPr>
+      <w:r>
+        <w:rPr>
+          <w:sz w:val="20"/>
+          <w:szCs w:val="20"/>
+        </w:rPr>
+        <w:t xml:space="preserve">Never adjust a balance with a raw SQL </w:t>
+      </w:r>
+      <w:r>
+        <w:rPr>
+          <w:rFonts w:ascii="Consolas" w:cs="Consolas" w:eastAsia="Consolas" w:hAnsi="Consolas"/>
+          <w:color w:val="1A4D2E"/>
+          <w:sz w:val="17"/>
+          <w:szCs w:val="17"/>
+        </w:rPr>
+        <w:t xml:space="preserve">UPDATE</w:t>
+      </w:r>
+      <w:r>
+        <w:rPr>
+          <w:sz w:val="20"/>
+          <w:szCs w:val="20"/>
+        </w:rPr>
+        <w:t xml:space="preserve">. It bypasses the ledger and</w:t>
+      </w:r>
+    </w:p>
+    <w:p>
+      <w:pPr>
+        <w:spacing w:after="130" w:line="280"/>
+      </w:pPr>
+      <w:r>
+        <w:rPr>
+          <w:sz w:val="20"/>
+          <w:szCs w:val="20"/>
+        </w:rPr>
+        <w:t xml:space="preserve">destroys the audit trail that resolves the *next* dispute. Corrections go</w:t>
+      </w:r>
+    </w:p>
+    <w:p>
+      <w:pPr>
+        <w:spacing w:after="130" w:line="280"/>
+      </w:pPr>
+      <w:r>
+        <w:rPr>
+          <w:sz w:val="20"/>
+          <w:szCs w:val="20"/>
+        </w:rPr>
+        <w:t xml:space="preserve">through a transaction row so the history stays additive.</w:t>
+      </w:r>
+    </w:p>
+    <w:p>
+      <w:pPr>
+        <w:pStyle w:val="ListParagraph"/>
+        <w:numPr>
+          <w:ilvl w:val="0"/>
+          <w:numId w:val="6"/>
+        </w:numPr>
+        <w:spacing w:after="85" w:line="272"/>
+      </w:pPr>
+      <w:r>
+        <w:rPr>
+          <w:sz w:val="20"/>
+          <w:szCs w:val="20"/>
+        </w:rPr>
+        <w:t xml:space="preserve">A settlement result is only wrong if an input was wrong (a bad final score, a</w:t>
+      </w:r>
+    </w:p>
+    <w:p>
+      <w:pPr>
+        <w:spacing w:after="130" w:line="280"/>
+      </w:pPr>
+      <w:r>
+        <w:rPr>
+          <w:sz w:val="20"/>
+          <w:szCs w:val="20"/>
+        </w:rPr>
+        <w:t xml:space="preserve">missing pick). Fix the input and re-run settlement; do not hand-edit an</w:t>
+      </w:r>
+    </w:p>
+    <w:p>
+      <w:pPr>
+        <w:spacing w:after="130" w:line="280"/>
+      </w:pPr>
+      <w:r>
+        <w:rPr>
+          <w:sz w:val="20"/>
+          <w:szCs w:val="20"/>
+        </w:rPr>
+        <w:t xml:space="preserve">outcome.</w:t>
+      </w:r>
+    </w:p>
+    <w:p>
+      <w:pPr>
+        <w:pStyle w:val="ListParagraph"/>
+        <w:numPr>
+          <w:ilvl w:val="0"/>
+          <w:numId w:val="6"/>
+        </w:numPr>
+        <w:spacing w:after="85" w:line="272"/>
+      </w:pPr>
+      <w:r>
+        <w:rPr>
+          <w:sz w:val="20"/>
+          <w:szCs w:val="20"/>
+        </w:rPr>
+        <w:t xml:space="preserve">Anything touching money needs a second person's sign-off, recorded in</w:t>
+      </w:r>
+    </w:p>
+    <w:p>
+      <w:pPr>
+        <w:spacing w:after="130" w:line="280"/>
+      </w:pPr>
+      <w:r>
+        <w:rPr>
+          <w:rFonts w:ascii="Consolas" w:cs="Consolas" w:eastAsia="Consolas" w:hAnsi="Consolas"/>
+          <w:color w:val="1A4D2E"/>
+          <w:sz w:val="17"/>
+          <w:szCs w:val="17"/>
+        </w:rPr>
+        <w:t xml:space="preserve">admin_audit_log</w:t>
+      </w:r>
+      <w:r>
+        <w:rPr>
+          <w:sz w:val="20"/>
+          <w:szCs w:val="20"/>
+        </w:rPr>
+        <w:t xml:space="preserve">.</w:t>
+      </w:r>
+    </w:p>
+    <w:p>
+      <w:pPr>
+        <w:pStyle w:val="ListParagraph"/>
+        <w:numPr>
+          <w:ilvl w:val="0"/>
+          <w:numId w:val="6"/>
+        </w:numPr>
+        <w:spacing w:after="85" w:line="272"/>
+      </w:pPr>
+      <w:r>
+        <w:rPr>
+          <w:sz w:val="20"/>
+          <w:szCs w:val="20"/>
+        </w:rPr>
+        <w:t xml:space="preserve">Name the owner: **decide who investigates, who may authorise a correction, and</w:t>
+      </w:r>
+    </w:p>
+    <w:p>
+      <w:pPr>
+        <w:spacing w:after="130" w:line="280"/>
+      </w:pPr>
+      <w:r>
+        <w:rPr>
+          <w:sz w:val="20"/>
+          <w:szCs w:val="20"/>
+        </w:rPr>
+        <w:t xml:space="preserve">the response-time commitment you publish.** That is an organisational choice</w:t>
+      </w:r>
+    </w:p>
+    <w:p>
+      <w:pPr>
+        <w:spacing w:after="130" w:line="280"/>
+      </w:pPr>
+      <w:r>
+        <w:rPr>
+          <w:sz w:val="20"/>
+          <w:szCs w:val="20"/>
+        </w:rPr>
+        <w:t xml:space="preserve">this document cannot make for you — but the mechanics above are ready for</w:t>
+      </w:r>
+    </w:p>
+    <w:p>
+      <w:pPr>
+        <w:spacing w:after="130" w:line="280"/>
+      </w:pPr>
+      <w:r>
+        <w:rPr>
+          <w:sz w:val="20"/>
+          <w:szCs w:val="20"/>
+        </w:rPr>
+        <w:t xml:space="preserve">whoever it is.</w:t>
       </w:r>
     </w:p>
     <w:sectPr>
